--- a/documentation/EXPERIMENT_REPRODUCTION_GUIDE.docx
+++ b/documentation/EXPERIMENT_REPRODUCTION_GUIDE.docx
@@ -18,12 +18,118 @@
     <w:p>
       <w:pPr>
         <w:bidi/>
-      </w:pPr>
-      <w:r>
-        <w:rPr>
-          <w:rtl/>
-        </w:rPr>
-        <w:t>המדריך מיועד להרצה חוזרת של הניסויים המרכזיים שמופיעים בדו"ח. אם קובצי הביניים כבר קיימים, אין צורך לבצע מחדש את שלבי הורדת הנתונים וחיתוך האודיו.</w:t>
+        <w:rPr>
+          <w:rtl/>
+          <w:lang w:bidi="he-IL"/>
+        </w:rPr>
+      </w:pPr>
+      <w:r>
+        <w:rPr>
+          <w:rtl/>
+        </w:rPr>
+        <w:t xml:space="preserve">המדריך מיועד להרצה חוזרת של הניסויים המרכזיים שמופיעים בדו"ח. אם קובצי הביניים כבר קיימים, אין צורך לבצע מחדש את </w:t>
+      </w:r>
+      <w:r>
+        <w:rPr>
+          <w:rFonts w:hint="cs"/>
+          <w:rtl/>
+          <w:lang w:bidi="he-IL"/>
+        </w:rPr>
+        <w:t xml:space="preserve">השלבים בסעיף 6 , </w:t>
+      </w:r>
+      <w:r>
+        <w:rPr>
+          <w:rFonts w:hint="cs"/>
+          <w:rtl/>
+          <w:lang w:bidi="he-IL"/>
+        </w:rPr>
+        <w:t>במידה ומעוניינים ליצור אותם מחדש</w:t>
+      </w:r>
+      <w:r>
+        <w:rPr>
+          <w:rFonts w:hint="cs"/>
+          <w:rtl/>
+          <w:lang w:bidi="he-IL"/>
+        </w:rPr>
+        <w:t xml:space="preserve"> יש</w:t>
+      </w:r>
+      <w:r>
+        <w:rPr>
+          <w:rFonts w:hint="cs"/>
+          <w:rtl/>
+          <w:lang w:bidi="he-IL"/>
+        </w:rPr>
+        <w:t xml:space="preserve"> לעבור על סעיף 6 וסעיף 10</w:t>
+      </w:r>
+      <w:r>
+        <w:rPr>
+          <w:rtl/>
+        </w:rPr>
+        <w:t>.</w:t>
+      </w:r>
+      <w:r>
+        <w:rPr>
+          <w:rFonts w:hint="cs"/>
+          <w:rtl/>
+          <w:lang w:bidi="he-IL"/>
+        </w:rPr>
+        <w:t xml:space="preserve"> את קבצי ה- </w:t>
+      </w:r>
+      <w:r>
+        <w:rPr>
+          <w:lang w:bidi="he-IL"/>
+        </w:rPr>
+        <w:t>main</w:t>
+      </w:r>
+      <w:r>
+        <w:rPr>
+          <w:rFonts w:hint="cs"/>
+          <w:rtl/>
+          <w:lang w:bidi="he-IL"/>
+        </w:rPr>
+        <w:t xml:space="preserve"> מומלץ להריץ בעזרת  </w:t>
+      </w:r>
+      <w:r>
+        <w:rPr>
+          <w:lang w:bidi="he-IL"/>
+        </w:rPr>
+        <w:t>kaggle</w:t>
+      </w:r>
+      <w:r>
+        <w:rPr>
+          <w:rFonts w:hint="cs"/>
+          <w:rtl/>
+          <w:lang w:bidi="he-IL"/>
+        </w:rPr>
+        <w:t xml:space="preserve"> בעזרת </w:t>
+      </w:r>
+      <w:r>
+        <w:rPr>
+          <w:lang w:bidi="he-IL"/>
+        </w:rPr>
+        <w:t>GPU</w:t>
+      </w:r>
+      <w:r>
+        <w:rPr>
+          <w:rFonts w:hint="cs"/>
+          <w:rtl/>
+          <w:lang w:bidi="he-IL"/>
+        </w:rPr>
+        <w:t xml:space="preserve"> המקצר משמעותית את זמן הריצה ביחס ל </w:t>
+      </w:r>
+      <w:r>
+        <w:rPr>
+          <w:lang w:bidi="he-IL"/>
+        </w:rPr>
+        <w:t>pycharm</w:t>
+      </w:r>
+      <w:r>
+        <w:rPr>
+          <w:rFonts w:hint="cs"/>
+          <w:rtl/>
+          <w:lang w:bidi="he-IL"/>
+        </w:rPr>
+        <w:t xml:space="preserve"> .</w:t>
       </w:r>
     </w:p>
     <w:p>
@@ -89,12 +195,27 @@
       </w:r>
     </w:p>
     <w:p>
+      <w:pPr>
+        <w:rPr>
+          <w:color w:val="000000" w:themeColor="text1"/>
+        </w:rPr>
+      </w:pPr>
+      <w:r>
+        <w:rPr>
+          <w:rFonts w:ascii="Courier New" w:hAnsi="Courier New"/>
+          <w:color w:val="000000" w:themeColor="text1"/>
+          <w:sz w:val="19"/>
+        </w:rPr>
+        <w:t>spectogram_logmel_archive_only</w:t>
+      </w:r>
+    </w:p>
+    <w:p>
       <w:r>
         <w:rPr>
           <w:rFonts w:ascii="Courier New" w:hAnsi="Courier New"/>
           <w:sz w:val="19"/>
         </w:rPr>
-        <w:t>spectogram_logmel_archive_only/</w:t>
+        <w:t>spectogram_logmel_free_text</w:t>
       </w:r>
     </w:p>
     <w:p>
@@ -103,30 +224,247 @@
           <w:rFonts w:ascii="Courier New" w:hAnsi="Courier New"/>
           <w:sz w:val="19"/>
         </w:rPr>
-        <w:t>spectogram_logmel_free_text/</w:t>
+        <w:t>spectogram_logmel_mixed</w:t>
       </w:r>
     </w:p>
     <w:p>
+      <w:pPr>
+        <w:bidi/>
+      </w:pPr>
+      <w:r>
+        <w:rPr>
+          <w:rtl/>
+        </w:rPr>
+        <w:t>ל-Multimodal CNN נדרשים גם הספקטרוגרמות וגם קובץ הפיצ'רים המתאים לאותו מצב.</w:t>
+      </w:r>
+    </w:p>
+    <w:p>
+      <w:pPr>
+        <w:pStyle w:val="Heading2"/>
+        <w:bidi/>
+        <w:rPr>
+          <w:rtl/>
+          <w:lang w:bidi="he-IL"/>
+        </w:rPr>
+      </w:pPr>
+      <w:r>
+        <w:rPr>
+          <w:rFonts w:ascii="Arial" w:hAnsi="Arial"/>
+          <w:rtl/>
+        </w:rPr>
+        <w:t>2. שחזור ניסויי למידת מכונה</w:t>
+      </w:r>
+    </w:p>
+    <w:p>
+      <w:pPr>
+        <w:bidi/>
+      </w:pPr>
+      <w:r>
+        <w:rPr>
+          <w:rtl/>
+        </w:rPr>
+        <w:t>ההרצה מתבצעת דרך:</w:t>
+      </w:r>
+    </w:p>
+    <w:p>
       <w:r>
         <w:rPr>
           <w:rFonts w:ascii="Courier New" w:hAnsi="Courier New"/>
           <w:sz w:val="19"/>
         </w:rPr>
-        <w:t>spectogram_logmel_mixed/</w:t>
+        <w:t>main_for_machine_learning.py</w:t>
       </w:r>
     </w:p>
     <w:p>
       <w:pPr>
         <w:bidi/>
-      </w:pPr>
-      <w:r>
-        <w:rPr>
-          <w:rtl/>
-        </w:rPr>
-        <w:t>ל-Multimodal CNN נדרשים גם הספקטרוגרמות וגם קובץ הפיצ'רים המתאים לאותו מצב.</w:t>
+        <w:rPr>
+          <w:rtl/>
+          <w:lang w:bidi="he-IL"/>
+        </w:rPr>
+      </w:pPr>
+      <w:r>
+        <w:rPr>
+          <w:rFonts w:hint="cs"/>
+          <w:rtl/>
+          <w:lang w:bidi="he-IL"/>
+        </w:rPr>
+        <w:t xml:space="preserve">או דרך מחברת </w:t>
+      </w:r>
+      <w:r>
+        <w:rPr>
+          <w:lang w:bidi="he-IL"/>
+        </w:rPr>
+        <w:t>kaggle</w:t>
+      </w:r>
+      <w:r>
+        <w:rPr>
+          <w:rFonts w:hint="cs"/>
+          <w:rtl/>
+          <w:lang w:bidi="he-IL"/>
+        </w:rPr>
+        <w:t xml:space="preserve"> בקישור הבא :</w:t>
+      </w:r>
+      <w:r>
+        <w:rPr>
+          <w:rtl/>
+          <w:lang w:bidi="he-IL"/>
+        </w:rPr>
+        <w:br/>
       </w:r>
     </w:p>
     <w:p>
+      <w:r>
+        <w:rPr>
+          <w:rFonts w:ascii="Courier New" w:hAnsi="Courier New"/>
+          <w:sz w:val="19"/>
+        </w:rPr>
+        <w:t>[להוסיף קישור]</w:t>
+      </w:r>
+    </w:p>
+    <w:p>
+      <w:pPr>
+        <w:bidi/>
+      </w:pPr>
+      <w:r>
+        <w:rPr>
+          <w:rFonts w:hint="cs"/>
+          <w:rtl/>
+          <w:lang w:bidi="he-IL"/>
+        </w:rPr>
+        <w:t xml:space="preserve">בתוך הקוד </w:t>
+      </w:r>
+      <w:r>
+        <w:rPr>
+          <w:rtl/>
+        </w:rPr>
+        <w:t>יש לבחור את מצב הנתונים:</w:t>
+      </w:r>
+    </w:p>
+    <w:p>
+      <w:r>
+        <w:rPr>
+          <w:rFonts w:ascii="Courier New" w:hAnsi="Courier New"/>
+          <w:sz w:val="19"/>
+        </w:rPr>
+        <w:t>RUN_MODE = "free_text"</w:t>
+      </w:r>
+    </w:p>
+    <w:p>
+      <w:pPr>
+        <w:bidi/>
+      </w:pPr>
+      <w:r>
+        <w:rPr>
+          <w:rtl/>
+        </w:rPr>
+        <w:t>בחירת הפיצ'רים</w:t>
+      </w:r>
+      <w:r>
+        <w:rPr>
+          <w:rFonts w:hint="cs"/>
+          <w:rtl/>
+          <w:lang w:bidi="he-IL"/>
+        </w:rPr>
+        <w:t xml:space="preserve"> המובילים ומס' הפיצרים</w:t>
+      </w:r>
+      <w:r>
+        <w:rPr>
+          <w:rtl/>
+        </w:rPr>
+        <w:t xml:space="preserve"> נשלט</w:t>
+      </w:r>
+      <w:r>
+        <w:rPr>
+          <w:rFonts w:hint="cs"/>
+          <w:rtl/>
+          <w:lang w:bidi="he-IL"/>
+        </w:rPr>
+        <w:t>ים</w:t>
+      </w:r>
+      <w:r>
+        <w:rPr>
+          <w:rtl/>
+        </w:rPr>
+        <w:t xml:space="preserve"> באמצעות:</w:t>
+      </w:r>
+    </w:p>
+    <w:p>
+      <w:r>
+        <w:rPr>
+          <w:rFonts w:ascii="Courier New" w:hAnsi="Courier New"/>
+          <w:sz w:val="19"/>
+        </w:rPr>
+        <w:t>ENABLE_FEATURE_SELECTION = False</w:t>
+      </w:r>
+    </w:p>
+    <w:p>
+      <w:r>
+        <w:rPr>
+          <w:rFonts w:ascii="Courier New" w:hAnsi="Courier New"/>
+          <w:sz w:val="19"/>
+        </w:rPr>
+        <w:t>TOP_K_FEATURES = 30</w:t>
+      </w:r>
+    </w:p>
+    <w:p>
+      <w:pPr>
+        <w:bidi/>
+      </w:pPr>
+      <w:r>
+        <w:rPr>
+          <w:rtl/>
+        </w:rPr>
+        <w:t>ומצב כוונון</w:t>
+      </w:r>
+      <w:r>
+        <w:rPr>
+          <w:rFonts w:hint="cs"/>
+          <w:rtl/>
+          <w:lang w:bidi="he-IL"/>
+        </w:rPr>
+        <w:t xml:space="preserve"> ההיפר-פרמטרים מופעל</w:t>
+      </w:r>
+      <w:r>
+        <w:rPr>
+          <w:rtl/>
+        </w:rPr>
+        <w:t xml:space="preserve"> באמצעות:</w:t>
+      </w:r>
+    </w:p>
+    <w:p>
+      <w:r>
+        <w:rPr>
+          <w:rFonts w:ascii="Courier New" w:hAnsi="Courier New"/>
+          <w:sz w:val="19"/>
+        </w:rPr>
+        <w:t>TUNING_MODE = "random_search"</w:t>
+      </w:r>
+    </w:p>
+    <w:p>
+      <w:pPr>
+        <w:bidi/>
+        <w:rPr>
+          <w:rtl/>
+          <w:lang w:bidi="he-IL"/>
+        </w:rPr>
+      </w:pPr>
+      <w:r>
+        <w:rPr>
+          <w:rtl/>
+        </w:rPr>
+        <w:t>יש להשתמש בערכים המתאימים לניסוי המתואר בדו"ח.</w:t>
+      </w:r>
+    </w:p>
+    <w:p>
+      <w:pPr>
+        <w:bidi/>
+        <w:rPr>
+          <w:lang w:bidi="he-IL"/>
+        </w:rPr>
+      </w:pPr>
+    </w:p>
+    <w:p>
       <w:pPr>
         <w:pStyle w:val="Heading2"/>
         <w:bidi/>
@@ -136,7 +474,8 @@
           <w:rFonts w:ascii="Arial" w:hAnsi="Arial"/>
           <w:rtl/>
         </w:rPr>
-        <w:t>2. שחזור ניסויי למידת מכונה</w:t>
+        <w:lastRenderedPageBreak/>
+        <w:t>3. שחזור המודל האקוסטי</w:t>
       </w:r>
     </w:p>
     <w:p>
@@ -147,7 +486,7 @@
         <w:rPr>
           <w:rtl/>
         </w:rPr>
-        <w:t>ההרצה מתבצעת דרך:</w:t>
+        <w:t>יש לוודא שקיימת תיקיית הספקטרוגרמות המתאימה למצב ההרצה.</w:t>
       </w:r>
     </w:p>
     <w:p>
@@ -156,7 +495,7 @@
           <w:rFonts w:ascii="Courier New" w:hAnsi="Courier New"/>
           <w:sz w:val="19"/>
         </w:rPr>
-        <w:t>main_for_machine_learning.py</w:t>
+        <w:t>spectogram_logmel_&lt;mode&gt;/</w:t>
       </w:r>
     </w:p>
     <w:p>
@@ -167,7 +506,7 @@
         <w:rPr>
           <w:rtl/>
         </w:rPr>
-        <w:t>יש לבחור את מצב הנתונים:</w:t>
+        <w:t>לאחר מכן מריצים:</w:t>
       </w:r>
     </w:p>
     <w:p>
@@ -176,18 +515,22 @@
           <w:rFonts w:ascii="Courier New" w:hAnsi="Courier New"/>
           <w:sz w:val="19"/>
         </w:rPr>
-        <w:t>RUN_MODE = "free_text"</w:t>
+        <w:t>main_cnn.py</w:t>
       </w:r>
     </w:p>
     <w:p>
       <w:pPr>
         <w:bidi/>
-      </w:pPr>
-      <w:r>
-        <w:rPr>
-          <w:rtl/>
-        </w:rPr>
-        <w:t>בחירת הפיצ'רים נשלטת באמצעות:</w:t>
+        <w:rPr>
+          <w:rtl/>
+          <w:lang w:bidi="he-IL"/>
+        </w:rPr>
+      </w:pPr>
+      <w:r>
+        <w:rPr>
+          <w:rtl/>
+        </w:rPr>
+        <w:t>מחברת Kaggle:</w:t>
       </w:r>
     </w:p>
     <w:p>
@@ -196,16 +539,55 @@
           <w:rFonts w:ascii="Courier New" w:hAnsi="Courier New"/>
           <w:sz w:val="19"/>
         </w:rPr>
-        <w:t>ENABLE_FEATURE_SELECTION = False</w:t>
+        <w:t>[להוסיף קישור]</w:t>
       </w:r>
     </w:p>
     <w:p>
+      <w:pPr>
+        <w:pStyle w:val="Heading2"/>
+        <w:bidi/>
+      </w:pPr>
+      <w:r>
+        <w:rPr>
+          <w:rFonts w:ascii="Arial" w:hAnsi="Arial"/>
+          <w:rtl/>
+        </w:rPr>
+        <w:t>4. שחזור המודל המולטי-מודאלי</w:t>
+      </w:r>
+    </w:p>
+    <w:p>
+      <w:pPr>
+        <w:bidi/>
+      </w:pPr>
+      <w:r>
+        <w:rPr>
+          <w:rtl/>
+        </w:rPr>
+        <w:t>יש לוודא שקיימים גם הספקטרוגרמות וגם קובץ הפיצ'רים של אותו מצב.</w:t>
+      </w:r>
+    </w:p>
+    <w:p>
+      <w:pPr>
+        <w:bidi/>
+        <w:rPr>
+          <w:rtl/>
+          <w:lang w:bidi="he-IL"/>
+        </w:rPr>
+      </w:pPr>
+      <w:r>
+        <w:rPr>
+          <w:rtl/>
+        </w:rPr>
+        <w:t>מריצים:</w:t>
+      </w:r>
+    </w:p>
+    <w:p>
       <w:r>
         <w:rPr>
           <w:rFonts w:ascii="Courier New" w:hAnsi="Courier New"/>
           <w:sz w:val="19"/>
         </w:rPr>
-        <w:t>TOP_K_FEATURES = 30</w:t>
+        <w:t>main_multimodal_cnn.py</w:t>
       </w:r>
     </w:p>
     <w:p>
@@ -216,7 +598,7 @@
         <w:rPr>
           <w:rtl/>
         </w:rPr>
-        <w:t>ומצב הכוונון באמצעות:</w:t>
+        <w:t>מחברת Kaggle:</w:t>
       </w:r>
     </w:p>
     <w:p>
@@ -225,51 +607,276 @@
           <w:rFonts w:ascii="Courier New" w:hAnsi="Courier New"/>
           <w:sz w:val="19"/>
         </w:rPr>
-        <w:t>TUNING_MODE = "random_search"</w:t>
+        <w:t>[להוסיף קישור]</w:t>
       </w:r>
     </w:p>
     <w:p>
       <w:pPr>
+        <w:pStyle w:val="Heading2"/>
         <w:bidi/>
-      </w:pPr>
-      <w:r>
-        <w:rPr>
-          <w:rtl/>
-        </w:rPr>
-        <w:t>יש להשתמש בערכים המתאימים לניסוי המתואר בדו"ח.</w:t>
+        <w:rPr>
+          <w:rFonts w:ascii="Arial" w:hAnsi="Arial"/>
+          <w:rtl/>
+          <w:lang w:bidi="he-IL"/>
+        </w:rPr>
+      </w:pPr>
+      <w:r>
+        <w:rPr>
+          <w:rFonts w:ascii="Arial" w:hAnsi="Arial" w:hint="cs"/>
+          <w:rtl/>
+          <w:lang w:bidi="he-IL"/>
+        </w:rPr>
+        <w:t>5</w:t>
+      </w:r>
+      <w:r>
+        <w:rPr>
+          <w:rFonts w:ascii="Arial" w:hAnsi="Arial"/>
+          <w:rtl/>
+        </w:rPr>
+        <w:t xml:space="preserve">. שחזור </w:t>
+      </w:r>
+      <w:r>
+        <w:rPr>
+          <w:rFonts w:ascii="Arial" w:hAnsi="Arial" w:hint="cs"/>
+          <w:rtl/>
+          <w:lang w:bidi="he-IL"/>
+        </w:rPr>
+        <w:t xml:space="preserve">ניסוי ההשוואה בין הספקטוגרמות על מאגר </w:t>
+      </w:r>
+      <w:r>
+        <w:rPr>
+          <w:rFonts w:asciiTheme="majorBidi" w:hAnsiTheme="majorBidi"/>
+          <w:lang w:bidi="he-IL"/>
+        </w:rPr>
+        <w:t>archive</w:t>
+      </w:r>
+      <w:r>
+        <w:rPr>
+          <w:rFonts w:ascii="Arial" w:hAnsi="Arial" w:hint="cs"/>
+          <w:rtl/>
+          <w:lang w:bidi="he-IL"/>
+        </w:rPr>
+        <w:t xml:space="preserve"> :</w:t>
       </w:r>
     </w:p>
     <w:p>
       <w:pPr>
         <w:bidi/>
-      </w:pPr>
-      <w:r>
-        <w:rPr>
-          <w:rtl/>
-        </w:rPr>
-        <w:t>מחברת Kaggle:</w:t>
+        <w:rPr>
+          <w:rFonts w:hint="cs"/>
+          <w:rtl/>
+          <w:lang w:bidi="he-IL"/>
+        </w:rPr>
+      </w:pPr>
+      <w:r>
+        <w:rPr>
+          <w:rFonts w:hint="cs"/>
+          <w:rtl/>
+          <w:lang w:bidi="he-IL"/>
+        </w:rPr>
+        <w:t xml:space="preserve">כל הקבצים הרלוונטים לקוד זה מצויים תחת תיקיית </w:t>
+      </w:r>
+      <w:r>
+        <w:rPr>
+          <w:rFonts w:ascii="Courier New" w:hAnsi="Courier New"/>
+          <w:sz w:val="19"/>
+        </w:rPr>
+        <w:t>archive_cnn_dataset</w:t>
+      </w:r>
+      <w:r>
+        <w:rPr>
+          <w:rFonts w:ascii="Courier New" w:hAnsi="Courier New"/>
+          <w:sz w:val="19"/>
+        </w:rPr>
+        <w:t>/</w:t>
+      </w:r>
+      <w:r>
+        <w:rPr>
+          <w:rFonts w:hint="cs"/>
+          <w:rtl/>
+          <w:lang w:bidi="he-IL"/>
+        </w:rPr>
+        <w:t xml:space="preserve"> שתחת התיקייה הראשית</w:t>
       </w:r>
     </w:p>
     <w:p>
+      <w:pPr>
+        <w:bidi/>
+        <w:rPr>
+          <w:rtl/>
+          <w:lang w:bidi="he-IL"/>
+        </w:rPr>
+      </w:pPr>
+    </w:p>
+    <w:p>
       <w:r>
         <w:rPr>
           <w:rFonts w:ascii="Courier New" w:hAnsi="Courier New"/>
           <w:sz w:val="19"/>
-        </w:rPr>
-        <w:t>[להוסיף קישור]</w:t>
+          <w:lang w:bidi="he-IL"/>
+        </w:rPr>
+        <w:t>archive</w:t>
+      </w:r>
+      <w:r>
+        <w:rPr>
+          <w:rFonts w:ascii="Courier New" w:hAnsi="Courier New"/>
+          <w:sz w:val="19"/>
+        </w:rPr>
+        <w:t>_cnn.py</w:t>
       </w:r>
     </w:p>
     <w:p>
       <w:pPr>
+        <w:bidi/>
+      </w:pPr>
+      <w:r>
+        <w:rPr>
+          <w:rtl/>
+        </w:rPr>
+        <w:t>מחברת Kaggle:</w:t>
+      </w:r>
+    </w:p>
+    <w:p>
+      <w:r>
+        <w:rPr>
+          <w:rFonts w:ascii="Courier New" w:hAnsi="Courier New"/>
+          <w:sz w:val="19"/>
+        </w:rPr>
+        <w:t>[להוסיף קישור]</w:t>
+      </w:r>
+    </w:p>
+    <w:p>
+      <w:pPr>
+        <w:bidi/>
+        <w:rPr>
+          <w:b/>
+          <w:bCs/>
+          <w:rtl/>
+          <w:lang w:bidi="he-IL"/>
+        </w:rPr>
+      </w:pPr>
+    </w:p>
+    <w:p>
+      <w:pPr>
+        <w:bidi/>
+        <w:rPr>
+          <w:b/>
+          <w:bCs/>
+          <w:rtl/>
+          <w:lang w:bidi="he-IL"/>
+        </w:rPr>
+      </w:pPr>
+      <w:r>
+        <w:rPr>
+          <w:rFonts w:hint="cs"/>
+          <w:b/>
+          <w:bCs/>
+          <w:rtl/>
+          <w:lang w:bidi="he-IL"/>
+        </w:rPr>
+        <w:t xml:space="preserve">מומלץ לעבוד דרך </w:t>
+      </w:r>
+      <w:r>
+        <w:rPr>
+          <w:b/>
+          <w:bCs/>
+          <w:lang w:bidi="he-IL"/>
+        </w:rPr>
+        <w:t>kaggle</w:t>
+      </w:r>
+      <w:r>
+        <w:rPr>
+          <w:rFonts w:hint="cs"/>
+          <w:b/>
+          <w:bCs/>
+          <w:rtl/>
+          <w:lang w:bidi="he-IL"/>
+        </w:rPr>
+        <w:t xml:space="preserve"> תוך בחירה במצב </w:t>
+      </w:r>
+      <w:r>
+        <w:rPr>
+          <w:b/>
+          <w:bCs/>
+          <w:lang w:bidi="he-IL"/>
+        </w:rPr>
+        <w:t xml:space="preserve">GPU </w:t>
+      </w:r>
+      <w:r>
+        <w:rPr>
+          <w:rFonts w:hint="cs"/>
+          <w:b/>
+          <w:bCs/>
+          <w:rtl/>
+          <w:lang w:bidi="he-IL"/>
+        </w:rPr>
+        <w:t xml:space="preserve"> לצורך קבלת התוצאות בזמן סטנדרטי ,כאשר הקבצים הנדרשים להרצה נמצאים כבר במחברת תחת </w:t>
+      </w:r>
+      <w:r>
+        <w:rPr>
+          <w:b/>
+          <w:bCs/>
+          <w:lang w:bidi="he-IL"/>
+        </w:rPr>
+        <w:t>input</w:t>
+      </w:r>
+      <w:r>
+        <w:rPr>
+          <w:rFonts w:hint="cs"/>
+          <w:b/>
+          <w:bCs/>
+          <w:rtl/>
+          <w:lang w:bidi="he-IL"/>
+        </w:rPr>
+        <w:t xml:space="preserve"> . </w:t>
+      </w:r>
+    </w:p>
+    <w:p>
+      <w:pPr>
         <w:pStyle w:val="Heading2"/>
         <w:bidi/>
-      </w:pPr>
+        <w:rPr>
+          <w:rFonts w:hint="cs"/>
+          <w:lang w:bidi="he-IL"/>
+        </w:rPr>
+      </w:pPr>
+      <w:r>
+        <w:rPr>
+          <w:rFonts w:ascii="Arial" w:hAnsi="Arial" w:hint="cs"/>
+          <w:rtl/>
+          <w:lang w:bidi="he-IL"/>
+        </w:rPr>
+        <w:t>6</w:t>
+      </w:r>
       <w:r>
         <w:rPr>
           <w:rFonts w:ascii="Arial" w:hAnsi="Arial"/>
           <w:rtl/>
         </w:rPr>
-        <w:t>3. שחזור המודל האקוסטי</w:t>
+        <w:t>. יצירת קובצי הקלט מחדש</w:t>
+      </w:r>
+      <w:r>
+        <w:rPr>
+          <w:rFonts w:hint="cs"/>
+          <w:rtl/>
+          <w:lang w:bidi="he-IL"/>
+        </w:rPr>
+        <w:t xml:space="preserve"> </w:t>
+      </w:r>
+      <w:r>
+        <w:rPr>
+          <w:rtl/>
+          <w:lang w:bidi="he-IL"/>
+        </w:rPr>
+        <w:t>–</w:t>
+      </w:r>
+      <w:r>
+        <w:rPr>
+          <w:rFonts w:hint="cs"/>
+          <w:rtl/>
+          <w:lang w:bidi="he-IL"/>
+        </w:rPr>
+        <w:t xml:space="preserve"> פירוט נוסף בסעיף 10</w:t>
       </w:r>
     </w:p>
     <w:p>
@@ -280,16 +887,446 @@
         <w:rPr>
           <w:rtl/>
         </w:rPr>
-        <w:t>יש לוודא שקיימת תיקיית הספקטרוגרמות המתאימה למצב ההרצה.</w:t>
+        <w:t>אם רוצים להתחיל מקובצי האודיו:</w:t>
       </w:r>
     </w:p>
     <w:p>
+      <w:pPr>
+        <w:pStyle w:val="ListNumber"/>
+        <w:bidi/>
+      </w:pPr>
+      <w:r>
+        <w:rPr>
+          <w:rtl/>
+        </w:rPr>
+        <w:t xml:space="preserve">מאחדים את מאגרי ה-Free Text </w:t>
+      </w:r>
+      <w:r>
+        <w:rPr>
+          <w:rFonts w:hint="cs"/>
+          <w:rtl/>
+          <w:lang w:bidi="he-IL"/>
+        </w:rPr>
+        <w:t xml:space="preserve">שבתיקיית </w:t>
+      </w:r>
+      <w:r>
+        <w:rPr>
+          <w:lang w:bidi="he-IL"/>
+        </w:rPr>
+        <w:t>all_accents_data</w:t>
+      </w:r>
+      <w:r>
+        <w:rPr>
+          <w:rFonts w:hint="cs"/>
+          <w:rtl/>
+          <w:lang w:bidi="he-IL"/>
+        </w:rPr>
+        <w:t xml:space="preserve"> </w:t>
+      </w:r>
+      <w:r>
+        <w:rPr>
+          <w:rtl/>
+        </w:rPr>
+        <w:t>בעזרת group_sources_to_one_by_accent.py.</w:t>
+      </w:r>
+    </w:p>
+    <w:p>
+      <w:pPr>
+        <w:pStyle w:val="ListNumber"/>
+        <w:bidi/>
+        <w:rPr>
+          <w:lang w:bidi="he-IL"/>
+        </w:rPr>
+      </w:pPr>
+      <w:r>
+        <w:rPr>
+          <w:rtl/>
+        </w:rPr>
+        <w:t xml:space="preserve">חותכים את Speech Accent Archive </w:t>
+      </w:r>
+      <w:r>
+        <w:rPr>
+          <w:rFonts w:hint="cs"/>
+          <w:rtl/>
+          <w:lang w:bidi="he-IL"/>
+        </w:rPr>
+        <w:t xml:space="preserve">למשפטים </w:t>
+      </w:r>
+      <w:r>
+        <w:rPr>
+          <w:rtl/>
+        </w:rPr>
+        <w:t xml:space="preserve">בעזרת </w:t>
+      </w:r>
+      <w:r>
+        <w:rPr>
+          <w:rFonts w:hint="cs"/>
+          <w:rtl/>
+          <w:lang w:bidi="he-IL"/>
+        </w:rPr>
+        <w:t xml:space="preserve">הקובץ </w:t>
+      </w:r>
+      <w:r>
+        <w:rPr>
+          <w:lang w:bidi="he-IL"/>
+        </w:rPr>
+        <w:t>cut_archive_to_sentences</w:t>
+      </w:r>
+      <w:r>
+        <w:rPr>
+          <w:lang w:bidi="he-IL"/>
+        </w:rPr>
+        <w:t>.py</w:t>
+      </w:r>
+      <w:r>
+        <w:rPr>
+          <w:rtl/>
+        </w:rPr>
+        <w:t xml:space="preserve"> שבתיקיית cut_and_normalize</w:t>
+      </w:r>
+      <w:r>
+        <w:rPr>
+          <w:rFonts w:hint="cs"/>
+          <w:rtl/>
+          <w:lang w:bidi="he-IL"/>
+        </w:rPr>
+        <w:t xml:space="preserve"> .</w:t>
+      </w:r>
+    </w:p>
+    <w:p>
+      <w:pPr>
+        <w:pStyle w:val="ListNumber"/>
+        <w:bidi/>
+      </w:pPr>
+      <w:r>
+        <w:rPr>
+          <w:rtl/>
+        </w:rPr>
+        <w:t>יוצרים metadata בעזרת metadata_generator.py.</w:t>
+      </w:r>
+    </w:p>
+    <w:p>
+      <w:pPr>
+        <w:pStyle w:val="ListNumber"/>
+        <w:bidi/>
+        <w:rPr>
+          <w:lang w:bidi="he-IL"/>
+        </w:rPr>
+      </w:pPr>
+      <w:r>
+        <w:rPr>
+          <w:rtl/>
+        </w:rPr>
+        <w:t>מנרמלים את האודיו בעזרת normalize_all_for_2_folders.py</w:t>
+      </w:r>
+      <w:r>
+        <w:rPr>
+          <w:rFonts w:hint="cs"/>
+          <w:rtl/>
+          <w:lang w:bidi="he-IL"/>
+        </w:rPr>
+        <w:t xml:space="preserve"> </w:t>
+      </w:r>
+      <w:r>
+        <w:rPr>
+          <w:rtl/>
+        </w:rPr>
+        <w:t>שבתיקיית cut_and_normalize</w:t>
+      </w:r>
+      <w:r>
+        <w:rPr>
+          <w:rFonts w:hint="cs"/>
+          <w:rtl/>
+          <w:lang w:bidi="he-IL"/>
+        </w:rPr>
+        <w:t xml:space="preserve"> .</w:t>
+      </w:r>
+    </w:p>
+    <w:p>
+      <w:pPr>
+        <w:pStyle w:val="ListNumber"/>
+        <w:bidi/>
+      </w:pPr>
+      <w:r>
+        <w:rPr>
+          <w:rtl/>
+        </w:rPr>
+        <w:t xml:space="preserve">יוצרים את קובצי הפיצ'רים בעזרת </w:t>
+      </w:r>
+      <w:r>
+        <w:rPr>
+          <w:rFonts w:hint="cs"/>
+          <w:rtl/>
+          <w:lang w:bidi="he-IL"/>
+        </w:rPr>
+        <w:t xml:space="preserve">הקובץ </w:t>
+      </w:r>
+      <w:r>
+        <w:rPr>
+          <w:lang w:bidi="he-IL"/>
+        </w:rPr>
+        <w:t>extract_features.py</w:t>
+      </w:r>
+    </w:p>
+    <w:p>
+      <w:pPr>
+        <w:pStyle w:val="ListNumber"/>
+        <w:bidi/>
+      </w:pPr>
+      <w:r>
+        <w:rPr>
+          <w:rtl/>
+        </w:rPr>
+        <w:t>יוצרים את הספקטרוגרמות בעזרת spectogram_creation.py.</w:t>
+      </w:r>
+    </w:p>
+    <w:p>
+      <w:pPr>
+        <w:pStyle w:val="ListNumber"/>
+        <w:numPr>
+          <w:ilvl w:val="0"/>
+          <w:numId w:val="0"/>
+        </w:numPr>
+        <w:bidi/>
+        <w:rPr>
+          <w:rtl/>
+          <w:lang w:bidi="he-IL"/>
+        </w:rPr>
+      </w:pPr>
+    </w:p>
+    <w:p>
+      <w:pPr>
+        <w:pStyle w:val="ListNumber"/>
+        <w:numPr>
+          <w:ilvl w:val="0"/>
+          <w:numId w:val="0"/>
+        </w:numPr>
+        <w:bidi/>
+        <w:rPr>
+          <w:rtl/>
+          <w:lang w:bidi="he-IL"/>
+        </w:rPr>
+      </w:pPr>
+      <w:r>
+        <w:rPr>
+          <w:rFonts w:hint="cs"/>
+          <w:rtl/>
+          <w:lang w:bidi="he-IL"/>
+        </w:rPr>
+        <w:lastRenderedPageBreak/>
+        <w:t xml:space="preserve">לאחר ביצוע כל 6 השלבים , מתקבלים כל הקבצים הנדרשים להרצת קבצי ה </w:t>
+      </w:r>
+      <w:r>
+        <w:rPr>
+          <w:lang w:bidi="he-IL"/>
+        </w:rPr>
+        <w:t>main</w:t>
+      </w:r>
+      <w:r>
+        <w:rPr>
+          <w:rFonts w:hint="cs"/>
+          <w:rtl/>
+          <w:lang w:bidi="he-IL"/>
+        </w:rPr>
+        <w:t xml:space="preserve"> השונים</w:t>
+      </w:r>
+      <w:r>
+        <w:rPr>
+          <w:rFonts w:hint="cs"/>
+          <w:rtl/>
+          <w:lang w:bidi="he-IL"/>
+        </w:rPr>
+        <w:t xml:space="preserve"> ב </w:t>
+      </w:r>
+      <w:r>
+        <w:rPr>
+          <w:lang w:bidi="he-IL"/>
+        </w:rPr>
+        <w:t>pycharm</w:t>
+      </w:r>
+      <w:r>
+        <w:rPr>
+          <w:rFonts w:hint="cs"/>
+          <w:rtl/>
+          <w:lang w:bidi="he-IL"/>
+        </w:rPr>
+        <w:t xml:space="preserve"> . </w:t>
+      </w:r>
+      <w:r>
+        <w:rPr>
+          <w:rtl/>
+          <w:lang w:bidi="he-IL"/>
+        </w:rPr>
+        <w:br/>
+      </w:r>
+      <w:r>
+        <w:rPr>
+          <w:rFonts w:hint="cs"/>
+          <w:rtl/>
+          <w:lang w:bidi="he-IL"/>
+        </w:rPr>
+        <w:t xml:space="preserve">במידה ומעוניינים להעלות את הקבצים </w:t>
+      </w:r>
+      <w:r>
+        <w:rPr>
+          <w:rFonts w:hint="cs"/>
+          <w:rtl/>
+          <w:lang w:bidi="he-IL"/>
+        </w:rPr>
+        <w:t xml:space="preserve">מחדש </w:t>
+      </w:r>
+      <w:r>
+        <w:rPr>
+          <w:rFonts w:hint="cs"/>
+          <w:rtl/>
+          <w:lang w:bidi="he-IL"/>
+        </w:rPr>
+        <w:t>ל</w:t>
+      </w:r>
+      <w:r>
+        <w:rPr>
+          <w:rFonts w:hint="cs"/>
+          <w:rtl/>
+          <w:lang w:bidi="he-IL"/>
+        </w:rPr>
+        <w:t>מחברות הרלוונטיות ב-</w:t>
+      </w:r>
+      <w:r>
+        <w:rPr>
+          <w:rFonts w:hint="cs"/>
+          <w:rtl/>
+          <w:lang w:bidi="he-IL"/>
+        </w:rPr>
+        <w:t xml:space="preserve"> </w:t>
+      </w:r>
+      <w:r>
+        <w:rPr>
+          <w:lang w:bidi="he-IL"/>
+        </w:rPr>
+        <w:t>kaggle</w:t>
+      </w:r>
+      <w:r>
+        <w:rPr>
+          <w:rFonts w:hint="cs"/>
+          <w:rtl/>
+          <w:lang w:bidi="he-IL"/>
+        </w:rPr>
+        <w:t xml:space="preserve"> </w:t>
+      </w:r>
+      <w:r>
+        <w:rPr>
+          <w:rFonts w:hint="cs"/>
+          <w:rtl/>
+          <w:lang w:bidi="he-IL"/>
+        </w:rPr>
+        <w:t xml:space="preserve">, </w:t>
+      </w:r>
+      <w:r>
+        <w:rPr>
+          <w:rFonts w:hint="cs"/>
+          <w:rtl/>
+          <w:lang w:bidi="he-IL"/>
+        </w:rPr>
+        <w:t xml:space="preserve">נא ראו סעיף </w:t>
+      </w:r>
+      <w:r>
+        <w:rPr>
+          <w:rFonts w:hint="cs"/>
+          <w:rtl/>
+          <w:lang w:bidi="he-IL"/>
+        </w:rPr>
+        <w:t>9</w:t>
+      </w:r>
+      <w:r>
+        <w:rPr>
+          <w:rFonts w:hint="cs"/>
+          <w:rtl/>
+          <w:lang w:bidi="he-IL"/>
+        </w:rPr>
+        <w:t xml:space="preserve"> </w:t>
+      </w:r>
+      <w:r>
+        <w:rPr>
+          <w:rFonts w:hint="cs"/>
+          <w:rtl/>
+          <w:lang w:bidi="he-IL"/>
+        </w:rPr>
+        <w:t>בעמוד הבא.</w:t>
+      </w:r>
+    </w:p>
+    <w:p>
+      <w:pPr>
+        <w:pStyle w:val="Heading2"/>
+        <w:bidi/>
+      </w:pPr>
+      <w:r>
+        <w:rPr>
+          <w:rFonts w:ascii="Arial" w:hAnsi="Arial" w:hint="cs"/>
+          <w:rtl/>
+          <w:lang w:bidi="he-IL"/>
+        </w:rPr>
+        <w:t>7</w:t>
+      </w:r>
+      <w:r>
+        <w:rPr>
+          <w:rFonts w:ascii="Arial" w:hAnsi="Arial"/>
+          <w:rtl/>
+        </w:rPr>
+        <w:t>. גרפים ותוצאות</w:t>
+      </w:r>
+    </w:p>
+    <w:p>
+      <w:pPr>
+        <w:bidi/>
+      </w:pPr>
+      <w:r>
+        <w:rPr>
+          <w:rtl/>
+        </w:rPr>
+        <w:t>חלק מהגרפים נוצרים כחלק מהרצת הניסוי.</w:t>
+      </w:r>
+    </w:p>
+    <w:p>
+      <w:pPr>
+        <w:bidi/>
+        <w:rPr>
+          <w:rtl/>
+        </w:rPr>
+      </w:pPr>
+      <w:r>
+        <w:rPr>
+          <w:rtl/>
+        </w:rPr>
+        <w:t>ב-Kaggle הגרפים מוצגים בפלט של תאי המחברת</w:t>
+      </w:r>
+      <w:r>
+        <w:rPr>
+          <w:rFonts w:hint="cs"/>
+          <w:rtl/>
+          <w:lang w:bidi="he-IL"/>
+        </w:rPr>
+        <w:t xml:space="preserve"> ותחת תיקיית </w:t>
+      </w:r>
+      <w:r>
+        <w:rPr>
+          <w:lang w:bidi="he-IL"/>
+        </w:rPr>
+        <w:t>output</w:t>
+      </w:r>
+      <w:r>
+        <w:rPr>
+          <w:rtl/>
+        </w:rPr>
+        <w:t>. בהרצה מקומית דרך PyCharm הם נשמרים גם בתיקייה:</w:t>
+      </w:r>
+    </w:p>
+    <w:p>
       <w:r>
         <w:rPr>
           <w:rFonts w:ascii="Courier New" w:hAnsi="Courier New"/>
           <w:sz w:val="19"/>
         </w:rPr>
-        <w:t>spectogram_logmel_&lt;mode&gt;/</w:t>
+        <w:t>graphs/</w:t>
       </w:r>
     </w:p>
     <w:p>
@@ -300,47 +1337,954 @@
         <w:rPr>
           <w:rtl/>
         </w:rPr>
-        <w:lastRenderedPageBreak/>
-        <w:t>לאחר מכן מריצים:</w:t>
+        <w:t>לכן בשחזור דרך Kaggle יש לבדוק את פלט התאים, ובהרצה מקומית יש לבדוק גם את תיקיית הגרפים.</w:t>
       </w:r>
     </w:p>
     <w:p>
+      <w:pPr>
+        <w:bidi/>
+      </w:pPr>
+      <w:r>
+        <w:rPr>
+          <w:rtl/>
+        </w:rPr>
+        <w:t xml:space="preserve">תוצאות נוספות </w:t>
+      </w:r>
+      <w:r>
+        <w:rPr>
+          <w:rFonts w:hint="cs"/>
+          <w:rtl/>
+          <w:lang w:bidi="he-IL"/>
+        </w:rPr>
+        <w:t>ששימשו לצורך בדיקות המאגרים ואיכות הפיצול לקבוצות נמצאות תחת תיקיית התוצאות</w:t>
+      </w:r>
+      <w:r>
+        <w:rPr>
+          <w:rtl/>
+        </w:rPr>
+        <w:t>:</w:t>
+      </w:r>
+    </w:p>
+    <w:p>
       <w:r>
         <w:rPr>
           <w:rFonts w:ascii="Courier New" w:hAnsi="Courier New"/>
           <w:sz w:val="19"/>
         </w:rPr>
-        <w:t xml:space="preserve">python </w:t>
-      </w:r>
+        <w:t>results/</w:t>
+      </w:r>
+    </w:p>
+    <w:p>
+      <w:pPr>
+        <w:pStyle w:val="Heading2"/>
+        <w:bidi/>
+      </w:pPr>
+      <w:r>
+        <w:rPr>
+          <w:rFonts w:ascii="Arial" w:hAnsi="Arial" w:hint="cs"/>
+          <w:rtl/>
+          <w:lang w:bidi="he-IL"/>
+        </w:rPr>
+        <w:t>8</w:t>
+      </w:r>
+      <w:r>
+        <w:rPr>
+          <w:rFonts w:ascii="Arial" w:hAnsi="Arial"/>
+          <w:rtl/>
+        </w:rPr>
+        <w:t>. בדיקות לפני השוואה לדו"ח</w:t>
+      </w:r>
+    </w:p>
+    <w:p>
+      <w:pPr>
+        <w:bidi/>
+      </w:pPr>
+      <w:r>
+        <w:rPr>
+          <w:rtl/>
+        </w:rPr>
+        <w:t>לפני ההרצה יש לוודא שמשתמשים באותו מצב נתונים ובאותן הגדרות של הניסוי המקורי, ובפרט:</w:t>
+      </w:r>
+    </w:p>
+    <w:p>
+      <w:pPr>
+        <w:pStyle w:val="ListBullet"/>
+        <w:bidi/>
+      </w:pPr>
+      <w:r>
+        <w:rPr>
+          <w:rtl/>
+        </w:rPr>
+        <w:t>מצב הנתונים.</w:t>
+      </w:r>
+    </w:p>
+    <w:p>
+      <w:pPr>
+        <w:pStyle w:val="ListBullet"/>
+        <w:bidi/>
+      </w:pPr>
+      <w:r>
+        <w:rPr>
+          <w:rtl/>
+        </w:rPr>
+        <w:t>הפעלת או ביטול Feature Selection.</w:t>
+      </w:r>
+    </w:p>
+    <w:p>
+      <w:pPr>
+        <w:pStyle w:val="ListBullet"/>
+        <w:bidi/>
+      </w:pPr>
+      <w:r>
+        <w:rPr>
+          <w:rtl/>
+        </w:rPr>
+        <w:t>מספר הפיצ'רים כאשר הבחירה מופעלת.</w:t>
+      </w:r>
+    </w:p>
+    <w:p>
+      <w:pPr>
+        <w:pStyle w:val="ListBullet"/>
+        <w:bidi/>
+      </w:pPr>
+      <w:r>
+        <w:rPr>
+          <w:rtl/>
+        </w:rPr>
+        <w:t>מצב כוונון ההיפר-פרמטרים.</w:t>
+      </w:r>
+    </w:p>
+    <w:p>
+      <w:pPr>
+        <w:pStyle w:val="ListBullet"/>
+        <w:bidi/>
+      </w:pPr>
+      <w:r>
+        <w:rPr>
+          <w:rtl/>
+        </w:rPr>
+        <w:t>קובץ הפיצ'רים או תיקיית הספקטרוגרמות המתאימים.</w:t>
+      </w:r>
+    </w:p>
+    <w:p>
+      <w:pPr>
+        <w:pStyle w:val="ListBullet"/>
+        <w:bidi/>
+      </w:pPr>
+      <w:r>
+        <w:rPr>
+          <w:rtl/>
+        </w:rPr>
+        <w:t>ה-Dataset המתאים במחברת Kaggle.</w:t>
+      </w:r>
+    </w:p>
+    <w:p>
+      <w:pPr>
+        <w:bidi/>
+        <w:rPr>
+          <w:rFonts w:hint="cs"/>
+          <w:rtl/>
+          <w:lang w:bidi="he-IL"/>
+        </w:rPr>
+      </w:pPr>
+      <w:r>
+        <w:rPr>
+          <w:rtl/>
+        </w:rPr>
+        <w:t>במודלים שבהם קיימת אקראיות ייתכנו הבדלים קטנים בין הרצות.</w:t>
+      </w:r>
+    </w:p>
+    <w:p>
+      <w:pPr>
+        <w:pStyle w:val="Heading2"/>
+        <w:bidi/>
+        <w:rPr>
+          <w:rFonts w:ascii="Arial" w:hAnsi="Arial"/>
+          <w:rtl/>
+          <w:lang w:bidi="he-IL"/>
+        </w:rPr>
+      </w:pPr>
+      <w:r>
+        <w:rPr>
+          <w:rFonts w:ascii="Arial" w:hAnsi="Arial" w:hint="cs"/>
+          <w:rtl/>
+          <w:lang w:bidi="he-IL"/>
+        </w:rPr>
+        <w:t>9</w:t>
+      </w:r>
+      <w:r>
+        <w:rPr>
+          <w:rFonts w:ascii="Arial" w:hAnsi="Arial"/>
+          <w:rtl/>
+        </w:rPr>
+        <w:t xml:space="preserve">. </w:t>
+      </w:r>
+      <w:r>
+        <w:rPr>
+          <w:rFonts w:ascii="Arial" w:hAnsi="Arial" w:hint="cs"/>
+          <w:rtl/>
+          <w:lang w:bidi="he-IL"/>
+        </w:rPr>
+        <w:t xml:space="preserve">הקלטים למחברות </w:t>
+      </w:r>
+      <w:r>
+        <w:rPr>
+          <w:rFonts w:ascii="Arial" w:hAnsi="Arial"/>
+          <w:lang w:bidi="he-IL"/>
+        </w:rPr>
+        <w:t>kaggle</w:t>
+      </w:r>
+      <w:r>
+        <w:rPr>
+          <w:rFonts w:ascii="Arial" w:hAnsi="Arial" w:hint="cs"/>
+          <w:rtl/>
+          <w:lang w:bidi="he-IL"/>
+        </w:rPr>
+        <w:t xml:space="preserve"> </w:t>
+      </w:r>
+      <w:r>
+        <w:rPr>
+          <w:rFonts w:ascii="Arial" w:hAnsi="Arial"/>
+          <w:rtl/>
+          <w:lang w:bidi="he-IL"/>
+        </w:rPr>
+        <w:tab/>
+      </w:r>
+    </w:p>
+    <w:p>
+      <w:pPr>
+        <w:pStyle w:val="Heading2"/>
+        <w:bidi/>
+        <w:rPr>
+          <w:rFonts w:ascii="Arial" w:hAnsi="Arial"/>
+          <w:lang w:bidi="he-IL"/>
+        </w:rPr>
+      </w:pPr>
+      <w:r>
+        <w:rPr>
+          <w:rFonts w:cs="Arial"/>
+          <w:noProof/>
+          <w:rtl/>
+          <w:lang w:bidi="he-IL"/>
+        </w:rPr>
+        <w:drawing>
+          <wp:anchor distT="0" distB="0" distL="114300" distR="114300" simplePos="0" relativeHeight="251659264" behindDoc="1" locked="0" layoutInCell="1" allowOverlap="1" wp14:anchorId="7D01F60B" wp14:editId="24189B32">
+            <wp:simplePos x="0" y="0"/>
+            <wp:positionH relativeFrom="column">
+              <wp:posOffset>-243840</wp:posOffset>
+            </wp:positionH>
+            <wp:positionV relativeFrom="paragraph">
+              <wp:posOffset>254000</wp:posOffset>
+            </wp:positionV>
+            <wp:extent cx="4794496" cy="3568883"/>
+            <wp:effectExtent l="0" t="0" r="6350" b="0"/>
+            <wp:wrapNone/>
+            <wp:docPr id="694299529" name="Picture 1"/>
+            <wp:cNvGraphicFramePr>
+              <a:graphicFrameLocks xmlns:a="http://schemas.openxmlformats.org/drawingml/2006/main" noChangeAspect="1"/>
+            </wp:cNvGraphicFramePr>
+            <a:graphic xmlns:a="http://schemas.openxmlformats.org/drawingml/2006/main">
+              <a:graphicData uri="http://schemas.openxmlformats.org/drawingml/2006/picture">
+                <pic:pic xmlns:pic="http://schemas.openxmlformats.org/drawingml/2006/picture">
+                  <pic:nvPicPr>
+                    <pic:cNvPr id="694299529" name=""/>
+                    <pic:cNvPicPr/>
+                  </pic:nvPicPr>
+                  <pic:blipFill>
+                    <a:blip r:embed="rId8"/>
+                    <a:stretch>
+                      <a:fillRect/>
+                    </a:stretch>
+                  </pic:blipFill>
+                  <pic:spPr>
+                    <a:xfrm>
+                      <a:off x="0" y="0"/>
+                      <a:ext cx="4794496" cy="3568883"/>
+                    </a:xfrm>
+                    <a:prstGeom prst="rect">
+                      <a:avLst/>
+                    </a:prstGeom>
+                  </pic:spPr>
+                </pic:pic>
+              </a:graphicData>
+            </a:graphic>
+          </wp:anchor>
+        </w:drawing>
+      </w:r>
+      <w:r>
+        <w:rPr>
+          <w:rFonts w:ascii="Arial" w:hAnsi="Arial"/>
+          <w:rtl/>
+          <w:lang w:bidi="he-IL"/>
+        </w:rPr>
+        <w:tab/>
+      </w:r>
+      <w:r>
+        <w:rPr>
+          <w:rFonts w:ascii="Arial" w:hAnsi="Arial" w:hint="cs"/>
+          <w:rtl/>
+          <w:lang w:bidi="he-IL"/>
+        </w:rPr>
+        <w:t>9</w:t>
+      </w:r>
+      <w:r>
+        <w:rPr>
+          <w:rFonts w:ascii="Arial" w:hAnsi="Arial" w:hint="cs"/>
+          <w:rtl/>
+          <w:lang w:bidi="he-IL"/>
+        </w:rPr>
+        <w:t xml:space="preserve">.1 </w:t>
+      </w:r>
+      <w:r>
+        <w:rPr>
+          <w:rFonts w:ascii="Arial" w:hAnsi="Arial"/>
+          <w:rtl/>
+        </w:rPr>
+        <w:t xml:space="preserve"> </w:t>
+      </w:r>
+      <w:r>
+        <w:rPr>
+          <w:rFonts w:ascii="Arial" w:hAnsi="Arial" w:hint="cs"/>
+          <w:rtl/>
+          <w:lang w:bidi="he-IL"/>
+        </w:rPr>
+        <w:t xml:space="preserve">מחברת </w:t>
+      </w:r>
+      <w:r>
+        <w:rPr>
+          <w:rFonts w:ascii="Arial" w:hAnsi="Arial"/>
+          <w:lang w:bidi="he-IL"/>
+        </w:rPr>
+        <w:t>main_machine_learning</w:t>
+      </w:r>
+    </w:p>
+    <w:p>
+      <w:pPr>
+        <w:bidi/>
+        <w:rPr>
+          <w:rtl/>
+          <w:lang w:bidi="he-IL"/>
+        </w:rPr>
+      </w:pPr>
+    </w:p>
+    <w:p>
+      <w:pPr>
+        <w:bidi/>
+        <w:rPr>
+          <w:rtl/>
+          <w:lang w:bidi="he-IL"/>
+        </w:rPr>
+      </w:pPr>
+    </w:p>
+    <w:p>
+      <w:pPr>
+        <w:bidi/>
+        <w:rPr>
+          <w:rtl/>
+          <w:lang w:bidi="he-IL"/>
+        </w:rPr>
+      </w:pPr>
+    </w:p>
+    <w:p>
+      <w:pPr>
+        <w:bidi/>
+        <w:rPr>
+          <w:rtl/>
+          <w:lang w:bidi="he-IL"/>
+        </w:rPr>
+      </w:pPr>
+    </w:p>
+    <w:p>
+      <w:pPr>
+        <w:bidi/>
+        <w:rPr>
+          <w:rtl/>
+          <w:lang w:bidi="he-IL"/>
+        </w:rPr>
+      </w:pPr>
+    </w:p>
+    <w:p>
+      <w:pPr>
+        <w:bidi/>
+        <w:rPr>
+          <w:rtl/>
+          <w:lang w:bidi="he-IL"/>
+        </w:rPr>
+      </w:pPr>
+    </w:p>
+    <w:p>
+      <w:pPr>
+        <w:bidi/>
+        <w:rPr>
+          <w:rtl/>
+          <w:lang w:bidi="he-IL"/>
+        </w:rPr>
+      </w:pPr>
+    </w:p>
+    <w:p>
+      <w:pPr>
+        <w:bidi/>
+        <w:rPr>
+          <w:rtl/>
+          <w:lang w:bidi="he-IL"/>
+        </w:rPr>
+      </w:pPr>
+    </w:p>
+    <w:p>
+      <w:pPr>
+        <w:bidi/>
+        <w:rPr>
+          <w:rtl/>
+          <w:lang w:bidi="he-IL"/>
+        </w:rPr>
+      </w:pPr>
+    </w:p>
+    <w:p>
+      <w:pPr>
+        <w:bidi/>
+        <w:rPr>
+          <w:rtl/>
+          <w:lang w:bidi="he-IL"/>
+        </w:rPr>
+      </w:pPr>
+    </w:p>
+    <w:p>
+      <w:pPr>
+        <w:bidi/>
+        <w:rPr>
+          <w:rtl/>
+          <w:lang w:bidi="he-IL"/>
+        </w:rPr>
+      </w:pPr>
+    </w:p>
+    <w:p>
+      <w:pPr>
+        <w:bidi/>
+        <w:rPr>
+          <w:rtl/>
+          <w:lang w:bidi="he-IL"/>
+        </w:rPr>
+      </w:pPr>
+    </w:p>
+    <w:p>
+      <w:pPr>
+        <w:pStyle w:val="Heading2"/>
+        <w:bidi/>
+        <w:rPr>
+          <w:rFonts w:asciiTheme="majorBidi" w:hAnsiTheme="majorBidi"/>
+          <w:lang w:bidi="he-IL"/>
+        </w:rPr>
+      </w:pPr>
+      <w:r>
+        <w:rPr>
+          <w:rtl/>
+          <w:lang w:bidi="he-IL"/>
+        </w:rPr>
+        <w:tab/>
+      </w:r>
+      <w:r>
+        <w:rPr>
+          <w:rFonts w:ascii="Arial" w:hAnsi="Arial" w:hint="cs"/>
+          <w:rtl/>
+          <w:lang w:bidi="he-IL"/>
+        </w:rPr>
+        <w:t>9</w:t>
+      </w:r>
+      <w:r>
+        <w:rPr>
+          <w:rFonts w:ascii="Arial" w:hAnsi="Arial" w:hint="cs"/>
+          <w:rtl/>
+          <w:lang w:bidi="he-IL"/>
+        </w:rPr>
+        <w:t xml:space="preserve">.2 </w:t>
+      </w:r>
+      <w:r>
+        <w:rPr>
+          <w:rFonts w:ascii="Arial" w:hAnsi="Arial"/>
+          <w:rtl/>
+        </w:rPr>
+        <w:t xml:space="preserve"> </w:t>
+      </w:r>
+      <w:r>
+        <w:rPr>
+          <w:rFonts w:asciiTheme="majorBidi" w:hAnsiTheme="majorBidi"/>
+          <w:rtl/>
+          <w:lang w:bidi="he-IL"/>
+        </w:rPr>
+        <w:t xml:space="preserve">מחברת </w:t>
+      </w:r>
+      <w:r>
+        <w:rPr>
+          <w:rFonts w:asciiTheme="majorBidi" w:hAnsiTheme="majorBidi"/>
+          <w:lang w:bidi="he-IL"/>
+        </w:rPr>
+        <w:t>main_cnn</w:t>
+      </w:r>
+      <w:r>
+        <w:rPr>
+          <w:rFonts w:asciiTheme="majorBidi" w:hAnsiTheme="majorBidi"/>
+          <w:rtl/>
+          <w:lang w:bidi="he-IL"/>
+        </w:rPr>
+        <w:t xml:space="preserve"> ו- </w:t>
+      </w:r>
+      <w:r>
+        <w:rPr>
+          <w:rFonts w:asciiTheme="majorBidi" w:hAnsiTheme="majorBidi"/>
+          <w:lang w:bidi="he-IL"/>
+        </w:rPr>
+        <w:t>main_multimodal_cnn</w:t>
+      </w:r>
+    </w:p>
+    <w:p>
+      <w:pPr>
+        <w:bidi/>
+        <w:rPr>
+          <w:rtl/>
+          <w:lang w:bidi="he-IL"/>
+        </w:rPr>
+      </w:pPr>
+      <w:r>
+        <w:rPr>
+          <w:rFonts w:cs="Arial"/>
+          <w:noProof/>
+          <w:rtl/>
+          <w:lang w:bidi="he-IL"/>
+        </w:rPr>
+        <w:drawing>
+          <wp:anchor distT="0" distB="0" distL="114300" distR="114300" simplePos="0" relativeHeight="251661312" behindDoc="1" locked="0" layoutInCell="1" allowOverlap="1" wp14:anchorId="684FFB1F" wp14:editId="6E2A6AC6">
+            <wp:simplePos x="0" y="0"/>
+            <wp:positionH relativeFrom="column">
+              <wp:posOffset>635</wp:posOffset>
+            </wp:positionH>
+            <wp:positionV relativeFrom="paragraph">
+              <wp:posOffset>6985</wp:posOffset>
+            </wp:positionV>
+            <wp:extent cx="2778034" cy="1341120"/>
+            <wp:effectExtent l="0" t="0" r="3810" b="0"/>
+            <wp:wrapNone/>
+            <wp:docPr id="1446498507" name="Picture 1"/>
+            <wp:cNvGraphicFramePr>
+              <a:graphicFrameLocks xmlns:a="http://schemas.openxmlformats.org/drawingml/2006/main" noChangeAspect="1"/>
+            </wp:cNvGraphicFramePr>
+            <a:graphic xmlns:a="http://schemas.openxmlformats.org/drawingml/2006/main">
+              <a:graphicData uri="http://schemas.openxmlformats.org/drawingml/2006/picture">
+                <pic:pic xmlns:pic="http://schemas.openxmlformats.org/drawingml/2006/picture">
+                  <pic:nvPicPr>
+                    <pic:cNvPr id="1446498507" name=""/>
+                    <pic:cNvPicPr/>
+                  </pic:nvPicPr>
+                  <pic:blipFill>
+                    <a:blip r:embed="rId9"/>
+                    <a:stretch>
+                      <a:fillRect/>
+                    </a:stretch>
+                  </pic:blipFill>
+                  <pic:spPr>
+                    <a:xfrm>
+                      <a:off x="0" y="0"/>
+                      <a:ext cx="2779376" cy="1341768"/>
+                    </a:xfrm>
+                    <a:prstGeom prst="rect">
+                      <a:avLst/>
+                    </a:prstGeom>
+                  </pic:spPr>
+                </pic:pic>
+              </a:graphicData>
+            </a:graphic>
+            <wp14:sizeRelH relativeFrom="margin">
+              <wp14:pctWidth>0</wp14:pctWidth>
+            </wp14:sizeRelH>
+            <wp14:sizeRelV relativeFrom="margin">
+              <wp14:pctHeight>0</wp14:pctHeight>
+            </wp14:sizeRelV>
+          </wp:anchor>
+        </w:drawing>
+      </w:r>
+      <w:r>
+        <w:rPr>
+          <w:rtl/>
+          <w:lang w:bidi="he-IL"/>
+        </w:rPr>
+        <w:tab/>
+      </w:r>
+      <w:r>
+        <w:rPr>
+          <w:rtl/>
+          <w:lang w:bidi="he-IL"/>
+        </w:rPr>
+        <w:tab/>
+      </w:r>
+    </w:p>
+    <w:p>
+      <w:pPr>
+        <w:tabs>
+          <w:tab w:val="left" w:pos="1214"/>
+        </w:tabs>
+        <w:bidi/>
+        <w:rPr>
+          <w:rtl/>
+          <w:lang w:bidi="he-IL"/>
+        </w:rPr>
+      </w:pPr>
+    </w:p>
+    <w:p>
+      <w:pPr>
+        <w:tabs>
+          <w:tab w:val="left" w:pos="1214"/>
+        </w:tabs>
+        <w:bidi/>
+        <w:rPr>
+          <w:rtl/>
+          <w:lang w:bidi="he-IL"/>
+        </w:rPr>
+      </w:pPr>
+    </w:p>
+    <w:p>
+      <w:pPr>
+        <w:tabs>
+          <w:tab w:val="left" w:pos="1214"/>
+        </w:tabs>
+        <w:bidi/>
+        <w:rPr>
+          <w:rtl/>
+          <w:lang w:bidi="he-IL"/>
+        </w:rPr>
+      </w:pPr>
+    </w:p>
+    <w:p>
+      <w:pPr>
+        <w:tabs>
+          <w:tab w:val="left" w:pos="1214"/>
+        </w:tabs>
+        <w:bidi/>
+        <w:rPr>
+          <w:rtl/>
+          <w:lang w:bidi="he-IL"/>
+        </w:rPr>
+      </w:pPr>
+    </w:p>
+    <w:p>
+      <w:pPr>
+        <w:pStyle w:val="Heading2"/>
+        <w:bidi/>
+        <w:rPr>
+          <w:rFonts w:asciiTheme="majorBidi" w:hAnsiTheme="majorBidi"/>
+          <w:rtl/>
+          <w:lang w:bidi="he-IL"/>
+        </w:rPr>
+      </w:pPr>
+      <w:r>
+        <w:rPr>
+          <w:rtl/>
+          <w:lang w:bidi="he-IL"/>
+        </w:rPr>
+        <w:tab/>
+      </w:r>
+      <w:r>
+        <w:rPr>
+          <w:rFonts w:ascii="Arial" w:hAnsi="Arial" w:hint="cs"/>
+          <w:rtl/>
+          <w:lang w:bidi="he-IL"/>
+        </w:rPr>
+        <w:t>9</w:t>
+      </w:r>
+      <w:r>
+        <w:rPr>
+          <w:rFonts w:ascii="Arial" w:hAnsi="Arial" w:hint="cs"/>
+          <w:rtl/>
+          <w:lang w:bidi="he-IL"/>
+        </w:rPr>
+        <w:t xml:space="preserve">.3 </w:t>
+      </w:r>
+      <w:r>
+        <w:rPr>
+          <w:rFonts w:ascii="Arial" w:hAnsi="Arial"/>
+          <w:rtl/>
+        </w:rPr>
+        <w:t xml:space="preserve"> </w:t>
+      </w:r>
+      <w:r>
+        <w:rPr>
+          <w:rFonts w:ascii="Arial" w:hAnsi="Arial" w:hint="cs"/>
+          <w:rtl/>
+          <w:lang w:bidi="he-IL"/>
+        </w:rPr>
+        <w:t>מחבר</w:t>
+      </w:r>
+      <w:r>
+        <w:rPr>
+          <w:rFonts w:asciiTheme="majorBidi" w:hAnsiTheme="majorBidi"/>
+          <w:rtl/>
+          <w:lang w:bidi="he-IL"/>
+        </w:rPr>
+        <w:t xml:space="preserve">ת </w:t>
+      </w:r>
+      <w:r>
+        <w:rPr>
+          <w:rFonts w:asciiTheme="majorBidi" w:hAnsiTheme="majorBidi"/>
+          <w:lang w:bidi="he-IL"/>
+        </w:rPr>
+        <w:t>archive_cnn</w:t>
+      </w:r>
+    </w:p>
+    <w:p>
+      <w:pPr>
+        <w:tabs>
+          <w:tab w:val="left" w:pos="1214"/>
+        </w:tabs>
+        <w:bidi/>
+        <w:rPr>
+          <w:rtl/>
+          <w:lang w:bidi="he-IL"/>
+        </w:rPr>
+      </w:pPr>
+      <w:r>
+        <w:rPr>
+          <w:rFonts w:cs="Arial"/>
+          <w:noProof/>
+          <w:rtl/>
+          <w:lang w:bidi="he-IL"/>
+        </w:rPr>
+        <w:drawing>
+          <wp:anchor distT="0" distB="0" distL="114300" distR="114300" simplePos="0" relativeHeight="251663360" behindDoc="1" locked="0" layoutInCell="1" allowOverlap="1" wp14:anchorId="3DEBBC44" wp14:editId="1525874A">
+            <wp:simplePos x="0" y="0"/>
+            <wp:positionH relativeFrom="column">
+              <wp:posOffset>168275</wp:posOffset>
+            </wp:positionH>
+            <wp:positionV relativeFrom="paragraph">
+              <wp:posOffset>210185</wp:posOffset>
+            </wp:positionV>
+            <wp:extent cx="2133936" cy="1059180"/>
+            <wp:effectExtent l="0" t="0" r="0" b="7620"/>
+            <wp:wrapNone/>
+            <wp:docPr id="685102088" name="Picture 1"/>
+            <wp:cNvGraphicFramePr>
+              <a:graphicFrameLocks xmlns:a="http://schemas.openxmlformats.org/drawingml/2006/main" noChangeAspect="1"/>
+            </wp:cNvGraphicFramePr>
+            <a:graphic xmlns:a="http://schemas.openxmlformats.org/drawingml/2006/main">
+              <a:graphicData uri="http://schemas.openxmlformats.org/drawingml/2006/picture">
+                <pic:pic xmlns:pic="http://schemas.openxmlformats.org/drawingml/2006/picture">
+                  <pic:nvPicPr>
+                    <pic:cNvPr id="685102088" name=""/>
+                    <pic:cNvPicPr/>
+                  </pic:nvPicPr>
+                  <pic:blipFill>
+                    <a:blip r:embed="rId10"/>
+                    <a:stretch>
+                      <a:fillRect/>
+                    </a:stretch>
+                  </pic:blipFill>
+                  <pic:spPr>
+                    <a:xfrm>
+                      <a:off x="0" y="0"/>
+                      <a:ext cx="2133936" cy="1059180"/>
+                    </a:xfrm>
+                    <a:prstGeom prst="rect">
+                      <a:avLst/>
+                    </a:prstGeom>
+                  </pic:spPr>
+                </pic:pic>
+              </a:graphicData>
+            </a:graphic>
+            <wp14:sizeRelH relativeFrom="margin">
+              <wp14:pctWidth>0</wp14:pctWidth>
+            </wp14:sizeRelH>
+            <wp14:sizeRelV relativeFrom="margin">
+              <wp14:pctHeight>0</wp14:pctHeight>
+            </wp14:sizeRelV>
+          </wp:anchor>
+        </w:drawing>
+      </w:r>
+    </w:p>
+    <w:p>
+      <w:pPr>
+        <w:bidi/>
+        <w:rPr>
+          <w:rtl/>
+          <w:lang w:bidi="he-IL"/>
+        </w:rPr>
+      </w:pPr>
+    </w:p>
+    <w:p>
+      <w:pPr>
+        <w:bidi/>
+        <w:rPr>
+          <w:rtl/>
+          <w:lang w:bidi="he-IL"/>
+        </w:rPr>
+      </w:pPr>
+    </w:p>
+    <w:p>
+      <w:pPr>
+        <w:bidi/>
+        <w:rPr>
+          <w:rtl/>
+          <w:lang w:bidi="he-IL"/>
+        </w:rPr>
+      </w:pPr>
+    </w:p>
+    <w:p>
+      <w:pPr>
+        <w:bidi/>
+        <w:rPr>
+          <w:rtl/>
+          <w:lang w:bidi="he-IL"/>
+        </w:rPr>
+      </w:pPr>
+    </w:p>
+    <w:p>
+      <w:pPr>
+        <w:pStyle w:val="Heading2"/>
+        <w:bidi/>
+        <w:rPr>
+          <w:rFonts w:ascii="Arial" w:hAnsi="Arial"/>
+          <w:u w:val="single"/>
+          <w:rtl/>
+          <w:lang w:bidi="he-IL"/>
+        </w:rPr>
+      </w:pPr>
+      <w:r>
+        <w:rPr>
+          <w:rFonts w:ascii="Arial" w:hAnsi="Arial" w:hint="cs"/>
+          <w:u w:val="single"/>
+          <w:rtl/>
+          <w:lang w:bidi="he-IL"/>
+        </w:rPr>
+        <w:t>10</w:t>
+      </w:r>
+      <w:r>
+        <w:rPr>
+          <w:rFonts w:ascii="Arial" w:hAnsi="Arial"/>
+          <w:u w:val="single"/>
+          <w:rtl/>
+        </w:rPr>
+        <w:t xml:space="preserve">. </w:t>
+      </w:r>
+      <w:r>
+        <w:rPr>
+          <w:rFonts w:ascii="Arial" w:hAnsi="Arial" w:hint="cs"/>
+          <w:u w:val="single"/>
+          <w:rtl/>
+          <w:lang w:bidi="he-IL"/>
+        </w:rPr>
+        <w:t xml:space="preserve">יצירת קובצי הקלט מחדש -מפורט </w:t>
+      </w:r>
+      <w:r>
+        <w:rPr>
+          <w:rFonts w:ascii="Arial" w:hAnsi="Arial" w:hint="cs"/>
+          <w:u w:val="single"/>
+          <w:rtl/>
+          <w:lang w:bidi="he-IL"/>
+        </w:rPr>
+        <w:t xml:space="preserve"> </w:t>
+      </w:r>
+      <w:r>
+        <w:rPr>
+          <w:rFonts w:ascii="Arial" w:hAnsi="Arial"/>
+          <w:rtl/>
+          <w:lang w:bidi="he-IL"/>
+        </w:rPr>
+        <w:tab/>
+      </w:r>
+    </w:p>
+    <w:p>
+      <w:pPr>
+        <w:bidi/>
+        <w:rPr>
+          <w:rtl/>
+          <w:lang w:bidi="he-IL"/>
+        </w:rPr>
+      </w:pPr>
+    </w:p>
+    <w:p>
+      <w:pPr>
+        <w:pStyle w:val="Heading2"/>
+        <w:bidi/>
+      </w:pPr>
+      <w:r>
+        <w:rPr>
+          <w:rFonts w:ascii="Arial" w:hAnsi="Arial" w:hint="cs"/>
+          <w:rtl/>
+          <w:lang w:bidi="he-IL"/>
+        </w:rPr>
+        <w:t>10.1</w:t>
+      </w:r>
+      <w:r>
+        <w:rPr>
+          <w:rFonts w:ascii="Arial" w:hAnsi="Arial"/>
+          <w:rtl/>
+        </w:rPr>
+        <w:t xml:space="preserve"> הכנת מאגרי הדיבור החופשי</w:t>
+      </w:r>
+    </w:p>
+    <w:p>
+      <w:pPr>
+        <w:bidi/>
+      </w:pPr>
+      <w:r>
+        <w:rPr>
+          <w:rtl/>
+        </w:rPr>
+        <w:t>הנתונים המקוריים נמצאים תחת:</w:t>
+      </w:r>
+    </w:p>
+    <w:p>
       <w:r>
         <w:rPr>
           <w:rFonts w:ascii="Courier New" w:hAnsi="Courier New"/>
           <w:sz w:val="19"/>
         </w:rPr>
-        <w:t>main_cnn</w:t>
-      </w:r>
+        <w:t>all_accents_data/</w:t>
+      </w:r>
+    </w:p>
+    <w:p>
+      <w:pPr>
+        <w:bidi/>
+      </w:pPr>
+      <w:r>
+        <w:rPr>
+          <w:rtl/>
+        </w:rPr>
+        <w:t>כדי לאחד את המקורות לפי מבטא מריצים</w:t>
+      </w:r>
+      <w:r>
+        <w:rPr>
+          <w:rFonts w:hint="cs"/>
+          <w:rtl/>
+          <w:lang w:bidi="he-IL"/>
+        </w:rPr>
+        <w:t xml:space="preserve"> את הקובץ הבא (בתיקייה הראשית)</w:t>
+      </w:r>
+      <w:r>
+        <w:rPr>
+          <w:rtl/>
+        </w:rPr>
+        <w:t>:</w:t>
+      </w:r>
+    </w:p>
+    <w:p>
       <w:r>
         <w:rPr>
           <w:rFonts w:ascii="Courier New" w:hAnsi="Courier New"/>
           <w:sz w:val="19"/>
         </w:rPr>
-        <w:t>.py</w:t>
+        <w:t>group_sources_to_one_by_accent.py</w:t>
       </w:r>
     </w:p>
     <w:p>
       <w:pPr>
         <w:bidi/>
         <w:rPr>
-          <w:rFonts w:hint="cs"/>
-          <w:rtl/>
-          <w:lang w:bidi="he-IL"/>
-        </w:rPr>
-      </w:pPr>
-      <w:r>
-        <w:rPr>
-          <w:rtl/>
-        </w:rPr>
-        <w:t>מחברת Kaggle:</w:t>
+          <w:rtl/>
+          <w:lang w:bidi="he-IL"/>
+        </w:rPr>
+      </w:pPr>
+      <w:r>
+        <w:rPr>
+          <w:rtl/>
+        </w:rPr>
+        <w:t>הפלט נשמר תחת:</w:t>
       </w:r>
     </w:p>
     <w:p>
@@ -349,104 +2293,369 @@
           <w:rFonts w:ascii="Courier New" w:hAnsi="Courier New"/>
           <w:sz w:val="19"/>
         </w:rPr>
-        <w:t>[להוסיף קישור]</w:t>
+        <w:t>audio_by_accent_raw/</w:t>
       </w:r>
     </w:p>
     <w:p>
       <w:pPr>
         <w:pStyle w:val="Heading2"/>
         <w:bidi/>
-      </w:pPr>
+        <w:rPr>
+          <w:rFonts w:asciiTheme="majorBidi" w:hAnsiTheme="majorBidi"/>
+          <w:lang w:bidi="he-IL"/>
+        </w:rPr>
+      </w:pPr>
+      <w:r>
+        <w:rPr>
+          <w:rFonts w:ascii="Arial" w:hAnsi="Arial" w:hint="cs"/>
+          <w:rtl/>
+          <w:lang w:bidi="he-IL"/>
+        </w:rPr>
+        <w:t>10.2</w:t>
+      </w:r>
       <w:r>
         <w:rPr>
           <w:rFonts w:ascii="Arial" w:hAnsi="Arial"/>
           <w:rtl/>
         </w:rPr>
-        <w:t>4. שחזור המודל המולטי-מודאלי</w:t>
+        <w:t xml:space="preserve"> </w:t>
+      </w:r>
+      <w:r>
+        <w:rPr>
+          <w:rFonts w:asciiTheme="majorBidi" w:hAnsiTheme="majorBidi"/>
+          <w:rtl/>
+        </w:rPr>
+        <w:t>חיתוך מאגר</w:t>
+      </w:r>
+      <w:r>
+        <w:rPr>
+          <w:rFonts w:asciiTheme="majorBidi" w:hAnsiTheme="majorBidi"/>
+          <w:rtl/>
+          <w:lang w:bidi="he-IL"/>
+        </w:rPr>
+        <w:t xml:space="preserve"> </w:t>
+      </w:r>
+      <w:r>
+        <w:rPr>
+          <w:rFonts w:asciiTheme="majorBidi" w:hAnsiTheme="majorBidi"/>
+          <w:lang w:bidi="he-IL"/>
+        </w:rPr>
+        <w:t>speech accent archive</w:t>
       </w:r>
     </w:p>
     <w:p>
       <w:pPr>
         <w:bidi/>
-      </w:pPr>
-      <w:r>
-        <w:rPr>
-          <w:rtl/>
-        </w:rPr>
-        <w:t>יש לוודא שקיימים גם הספקטרוגרמות וגם קובץ הפיצ'רים של אותו מצב.</w:t>
+        <w:rPr>
+          <w:rtl/>
+          <w:lang w:bidi="he-IL"/>
+        </w:rPr>
+      </w:pPr>
+      <w:r>
+        <w:rPr>
+          <w:rtl/>
+        </w:rPr>
+        <w:t xml:space="preserve">החיתוך מתבצע בעזרת </w:t>
+      </w:r>
+      <w:r>
+        <w:rPr>
+          <w:rFonts w:hint="cs"/>
+          <w:rtl/>
+          <w:lang w:bidi="he-IL"/>
+        </w:rPr>
+        <w:t>הקובץ הבא</w:t>
+      </w:r>
+      <w:r>
+        <w:rPr>
+          <w:rtl/>
+        </w:rPr>
+        <w:t xml:space="preserve"> שבתיקיית:</w:t>
       </w:r>
     </w:p>
     <w:p>
-      <w:pPr>
-        <w:bidi/>
-        <w:rPr>
-          <w:rFonts w:hint="cs"/>
-          <w:rtl/>
-          <w:lang w:bidi="he-IL"/>
-        </w:rPr>
-      </w:pPr>
-      <w:r>
-        <w:rPr>
-          <w:rtl/>
-        </w:rPr>
-        <w:t>מריצים:</w:t>
+      <w:r>
+        <w:rPr>
+          <w:rFonts w:ascii="Courier New" w:hAnsi="Courier New"/>
+          <w:sz w:val="19"/>
+        </w:rPr>
+        <w:t>cut_and_normalize/cut_archive_to_sentences.py</w:t>
       </w:r>
     </w:p>
     <w:p>
+      <w:pPr>
+        <w:bidi/>
+        <w:spacing w:after="0"/>
+        <w:rPr>
+          <w:rtl/>
+        </w:rPr>
+      </w:pPr>
+      <w:r>
+        <w:rPr>
+          <w:rtl/>
+        </w:rPr>
+        <w:t>התהליך נעזר</w:t>
+      </w:r>
+      <w:r>
+        <w:rPr>
+          <w:rFonts w:hint="cs"/>
+          <w:rtl/>
+          <w:lang w:bidi="he-IL"/>
+        </w:rPr>
+        <w:t xml:space="preserve"> בק</w:t>
+      </w:r>
+      <w:r>
+        <w:rPr>
+          <w:rFonts w:hint="cs"/>
+          <w:rtl/>
+          <w:lang w:bidi="he-IL"/>
+        </w:rPr>
+        <w:t xml:space="preserve">ובץ </w:t>
+      </w:r>
+      <w:r>
+        <w:rPr>
+          <w:rFonts w:ascii="Courier New" w:hAnsi="Courier New"/>
+          <w:sz w:val="18"/>
+        </w:rPr>
+        <w:t>audio_time_split.py</w:t>
+      </w:r>
+      <w:r>
+        <w:rPr>
+          <w:rFonts w:hint="cs"/>
+          <w:rtl/>
+          <w:lang w:bidi="he-IL"/>
+        </w:rPr>
+        <w:t xml:space="preserve"> ו- </w:t>
+      </w:r>
+      <w:r>
+        <w:rPr>
+          <w:rFonts w:ascii="Courier New" w:hAnsi="Courier New"/>
+          <w:sz w:val="18"/>
+        </w:rPr>
+        <w:t>sentences_extractor.py</w:t>
+      </w:r>
+      <w:r>
+        <w:rPr>
+          <w:rFonts w:hint="cs"/>
+          <w:rtl/>
+          <w:lang w:bidi="he-IL"/>
+        </w:rPr>
+        <w:t xml:space="preserve"> שמשתמשים בספריית </w:t>
+      </w:r>
+      <w:r>
+        <w:rPr>
+          <w:rtl/>
+        </w:rPr>
+        <w:t xml:space="preserve">Whisper כדי לחלק את ההקלטה לששת המשפטים. </w:t>
+      </w:r>
+    </w:p>
+    <w:p>
+      <w:pPr>
+        <w:bidi/>
+        <w:rPr>
+          <w:rtl/>
+          <w:lang w:bidi="he-IL"/>
+        </w:rPr>
+      </w:pPr>
+    </w:p>
+    <w:p>
+      <w:pPr>
+        <w:bidi/>
+      </w:pPr>
+      <w:r>
+        <w:rPr>
+          <w:rtl/>
+        </w:rPr>
+        <w:t>הפלט נשמר תחת:</w:t>
+      </w:r>
+    </w:p>
+    <w:p>
       <w:r>
         <w:rPr>
           <w:rFonts w:ascii="Courier New" w:hAnsi="Courier New"/>
           <w:sz w:val="19"/>
         </w:rPr>
-        <w:t xml:space="preserve">python </w:t>
-      </w:r>
+        <w:lastRenderedPageBreak/>
+        <w:t>sentences_samples/</w:t>
+      </w:r>
+    </w:p>
+    <w:p>
+      <w:pPr>
+        <w:bidi/>
+        <w:rPr>
+          <w:lang w:bidi="he-IL"/>
+        </w:rPr>
+      </w:pPr>
+      <w:r>
+        <w:rPr>
+          <w:rtl/>
+        </w:rPr>
+        <w:t>ובתוך כל מבטא קיימת תיקייה נפרדת לכל משפט.</w:t>
+      </w:r>
+    </w:p>
+    <w:p>
+      <w:pPr>
+        <w:pStyle w:val="Heading2"/>
+        <w:bidi/>
+      </w:pPr>
+      <w:r>
+        <w:rPr>
+          <w:rFonts w:ascii="Arial" w:hAnsi="Arial" w:hint="cs"/>
+          <w:rtl/>
+          <w:lang w:bidi="he-IL"/>
+        </w:rPr>
+        <w:t>10.3</w:t>
+      </w:r>
+      <w:r>
+        <w:rPr>
+          <w:rFonts w:ascii="Arial" w:hAnsi="Arial"/>
+          <w:rtl/>
+        </w:rPr>
+        <w:t>. יצירת קובצי המטא-דאטה</w:t>
+      </w:r>
+    </w:p>
+    <w:p>
+      <w:pPr>
+        <w:bidi/>
+      </w:pPr>
+      <w:r>
+        <w:rPr>
+          <w:rtl/>
+        </w:rPr>
+        <w:t>מריצים:</w:t>
+      </w:r>
+    </w:p>
+    <w:p>
       <w:r>
         <w:rPr>
           <w:rFonts w:ascii="Courier New" w:hAnsi="Courier New"/>
           <w:sz w:val="19"/>
         </w:rPr>
-        <w:t>main_m</w:t>
+        <w:t>metadata_generator.py</w:t>
+      </w:r>
+    </w:p>
+    <w:p>
+      <w:pPr>
+        <w:bidi/>
+      </w:pPr>
+      <w:r>
+        <w:rPr>
+          <w:rtl/>
+        </w:rPr>
+        <w:t>נוצרים קובצי metadata</w:t>
+      </w:r>
+      <w:r>
+        <w:rPr>
+          <w:rFonts w:hint="cs"/>
+          <w:rtl/>
+          <w:lang w:bidi="he-IL"/>
+        </w:rPr>
+        <w:t xml:space="preserve"> בשם </w:t>
       </w:r>
       <w:r>
         <w:rPr>
           <w:rFonts w:ascii="Courier New" w:hAnsi="Courier New"/>
           <w:sz w:val="19"/>
         </w:rPr>
-        <w:t>ultimodal_</w:t>
-      </w:r>
+        <w:t>massive_metadata_&lt;mode&gt;.csv</w:t>
+      </w:r>
+      <w:r>
+        <w:rPr>
+          <w:rFonts w:hint="cs"/>
+          <w:rtl/>
+          <w:lang w:bidi="he-IL"/>
+        </w:rPr>
+        <w:t xml:space="preserve"> </w:t>
+      </w:r>
+      <w:r>
+        <w:rPr>
+          <w:rtl/>
+        </w:rPr>
+        <w:t>עבור</w:t>
+      </w:r>
+      <w:r>
+        <w:rPr>
+          <w:rFonts w:hint="cs"/>
+          <w:rtl/>
+          <w:lang w:bidi="he-IL"/>
+        </w:rPr>
+        <w:t xml:space="preserve"> המאגרים</w:t>
+      </w:r>
+      <w:r>
+        <w:rPr>
+          <w:rtl/>
+        </w:rPr>
+        <w:t>:</w:t>
+      </w:r>
+    </w:p>
+    <w:p>
       <w:r>
         <w:rPr>
           <w:rFonts w:ascii="Courier New" w:hAnsi="Courier New"/>
           <w:sz w:val="19"/>
         </w:rPr>
-        <w:t>cnn</w:t>
-      </w:r>
+        <w:t>archive_only</w:t>
+      </w:r>
+    </w:p>
+    <w:p>
       <w:r>
         <w:rPr>
           <w:rFonts w:ascii="Courier New" w:hAnsi="Courier New"/>
           <w:sz w:val="19"/>
         </w:rPr>
-        <w:t>.py</w:t>
+        <w:t>free_text</w:t>
       </w:r>
     </w:p>
     <w:p>
-      <w:pPr>
-        <w:bidi/>
-      </w:pPr>
-      <w:r>
-        <w:rPr>
-          <w:rtl/>
-        </w:rPr>
-        <w:t>מחברת Kaggle:</w:t>
+      <w:r>
+        <w:rPr>
+          <w:rFonts w:ascii="Courier New" w:hAnsi="Courier New"/>
+          <w:sz w:val="19"/>
+        </w:rPr>
+        <w:t>mixed</w:t>
       </w:r>
     </w:p>
     <w:p>
+      <w:pPr>
+        <w:bidi/>
+        <w:rPr>
+          <w:lang w:bidi="he-IL"/>
+        </w:rPr>
+      </w:pPr>
+      <w:r>
+        <w:rPr>
+          <w:rFonts w:hint="cs"/>
+          <w:rtl/>
+          <w:lang w:bidi="he-IL"/>
+        </w:rPr>
+        <w:t xml:space="preserve">קובץ המטא דאטה של כל מאגר נשמר תחת תיקיית </w:t>
+      </w:r>
       <w:r>
         <w:rPr>
           <w:rFonts w:ascii="Courier New" w:hAnsi="Courier New"/>
           <w:sz w:val="19"/>
         </w:rPr>
-        <w:t>[להוסיף קישור]</w:t>
+        <w:t>machine_learning_official</w:t>
+      </w:r>
+      <w:r>
+        <w:rPr>
+          <w:lang w:bidi="he-IL"/>
+        </w:rPr>
+        <w:t xml:space="preserve"> _</w:t>
+      </w:r>
+      <w:r>
+        <w:rPr>
+          <w:rFonts w:ascii="Courier New" w:hAnsi="Courier New"/>
+          <w:sz w:val="19"/>
+        </w:rPr>
+        <w:t>_&lt;mode&gt;/</w:t>
+      </w:r>
+      <w:r>
+        <w:rPr>
+          <w:rFonts w:hint="cs"/>
+          <w:rtl/>
+          <w:lang w:bidi="he-IL"/>
+        </w:rPr>
+        <w:t xml:space="preserve"> בהתאמה.</w:t>
       </w:r>
     </w:p>
     <w:p>
@@ -456,10 +2665,18 @@
       </w:pPr>
       <w:r>
         <w:rPr>
+          <w:rFonts w:ascii="Arial" w:hAnsi="Arial" w:hint="cs"/>
+          <w:rtl/>
+          <w:lang w:bidi="he-IL"/>
+        </w:rPr>
+        <w:t>10.4</w:t>
+      </w:r>
+      <w:r>
+        <w:rPr>
           <w:rFonts w:ascii="Arial" w:hAnsi="Arial"/>
           <w:rtl/>
         </w:rPr>
-        <w:t>5. יצירת קובצי הקלט מחדש</w:t>
+        <w:t xml:space="preserve"> נרמול ויצירת פיצ'רים</w:t>
       </w:r>
     </w:p>
     <w:p>
@@ -470,129 +2687,56 @@
         <w:rPr>
           <w:rtl/>
         </w:rPr>
-        <w:t>אם רוצים להתחיל מקובצי האודיו:</w:t>
+        <w:t>למסלול הפיצ'רים מריצים תחילה:</w:t>
       </w:r>
     </w:p>
     <w:p>
-      <w:pPr>
-        <w:pStyle w:val="ListNumber"/>
-        <w:bidi/>
-      </w:pPr>
-      <w:r>
-        <w:rPr>
-          <w:rtl/>
-        </w:rPr>
-        <w:t>מאחדים את מאגרי ה-Free Text בעזרת group_sources_to_one_by_accent.py.</w:t>
+      <w:r>
+        <w:rPr>
+          <w:rFonts w:ascii="Courier New" w:hAnsi="Courier New"/>
+          <w:sz w:val="19"/>
+        </w:rPr>
+        <w:t>cut_and_normalize/normalize_all_for_2_folders.py</w:t>
       </w:r>
     </w:p>
     <w:p>
       <w:pPr>
-        <w:pStyle w:val="ListNumber"/>
         <w:bidi/>
-        <w:rPr>
-          <w:lang w:bidi="he-IL"/>
-        </w:rPr>
-      </w:pPr>
-      <w:r>
-        <w:rPr>
-          <w:rtl/>
-        </w:rPr>
-        <w:t xml:space="preserve">חותכים את Speech Accent Archive בעזרת </w:t>
-      </w:r>
-      <w:r>
-        <w:rPr>
-          <w:rFonts w:hint="cs"/>
-          <w:rtl/>
-          <w:lang w:bidi="he-IL"/>
-        </w:rPr>
-        <w:t xml:space="preserve">הקובץ </w:t>
-      </w:r>
-      <w:r>
-        <w:rPr>
-          <w:lang w:bidi="he-IL"/>
-        </w:rPr>
-        <w:t>cut_archive_to_sentences</w:t>
-      </w:r>
-      <w:r>
-        <w:rPr>
-          <w:lang w:bidi="he-IL"/>
-        </w:rPr>
-        <w:t>.py</w:t>
-      </w:r>
-      <w:r>
-        <w:rPr>
-          <w:rtl/>
-        </w:rPr>
-        <w:t xml:space="preserve"> שבתיקיית cut_and_normalize</w:t>
-      </w:r>
-      <w:r>
-        <w:rPr>
-          <w:rFonts w:hint="cs"/>
-          <w:rtl/>
-          <w:lang w:bidi="he-IL"/>
-        </w:rPr>
-        <w:t xml:space="preserve"> .</w:t>
+      </w:pPr>
+      <w:r>
+        <w:rPr>
+          <w:rtl/>
+        </w:rPr>
+        <w:t>הפלט נשמר ב:</w:t>
       </w:r>
     </w:p>
     <w:p>
-      <w:pPr>
-        <w:pStyle w:val="ListNumber"/>
-        <w:bidi/>
-      </w:pPr>
-      <w:r>
-        <w:rPr>
-          <w:rtl/>
-        </w:rPr>
-        <w:t>יוצרים metadata בעזרת metadata_generator.py.</w:t>
+      <w:r>
+        <w:rPr>
+          <w:rFonts w:ascii="Courier New" w:hAnsi="Courier New"/>
+          <w:sz w:val="19"/>
+        </w:rPr>
+        <w:t>audio_by_accent_raw_normalized/</w:t>
       </w:r>
     </w:p>
     <w:p>
-      <w:pPr>
-        <w:pStyle w:val="ListNumber"/>
-        <w:bidi/>
-        <w:rPr>
-          <w:lang w:bidi="he-IL"/>
-        </w:rPr>
-      </w:pPr>
-      <w:r>
-        <w:rPr>
-          <w:rtl/>
-        </w:rPr>
-        <w:t>מנרמלים את האודיו בעזרת normalize_all_for_2_folders.py</w:t>
-      </w:r>
-      <w:r>
-        <w:rPr>
-          <w:rFonts w:hint="cs"/>
-          <w:rtl/>
-          <w:lang w:bidi="he-IL"/>
-        </w:rPr>
-        <w:t xml:space="preserve"> </w:t>
-      </w:r>
-      <w:r>
-        <w:rPr>
-          <w:rtl/>
-        </w:rPr>
-        <w:t>שבתיקיית cut_and_normalize</w:t>
-      </w:r>
-      <w:r>
-        <w:rPr>
-          <w:rFonts w:hint="cs"/>
-          <w:rtl/>
-          <w:lang w:bidi="he-IL"/>
-        </w:rPr>
-        <w:t xml:space="preserve"> .</w:t>
+      <w:r>
+        <w:rPr>
+          <w:rFonts w:ascii="Courier New" w:hAnsi="Courier New"/>
+          <w:sz w:val="19"/>
+        </w:rPr>
+        <w:t>sentences_samples_normalized/</w:t>
       </w:r>
     </w:p>
     <w:p>
       <w:pPr>
-        <w:pStyle w:val="ListNumber"/>
         <w:bidi/>
       </w:pPr>
       <w:r>
         <w:rPr>
           <w:rtl/>
         </w:rPr>
-        <w:t xml:space="preserve">יוצרים את קובצי הפיצ'רים בעזרת </w:t>
+        <w:t xml:space="preserve">לאחר מכן מריצים את </w:t>
       </w:r>
       <w:r>
         <w:rPr>
@@ -600,60 +2744,51 @@
           <w:rtl/>
           <w:lang w:bidi="he-IL"/>
         </w:rPr>
-        <w:t xml:space="preserve">הקובץ </w:t>
-      </w:r>
-      <w:r>
-        <w:rPr>
-          <w:lang w:bidi="he-IL"/>
-        </w:rPr>
-        <w:t>extract_features.py</w:t>
+        <w:t>הקוד הבא ליצירת פיצ'רים לכל קובץ מטא דאטה</w:t>
+      </w:r>
+      <w:r>
+        <w:rPr>
+          <w:rtl/>
+        </w:rPr>
+        <w:t>:</w:t>
       </w:r>
     </w:p>
     <w:p>
-      <w:pPr>
-        <w:pStyle w:val="ListNumber"/>
-        <w:bidi/>
-      </w:pPr>
-      <w:r>
-        <w:rPr>
-          <w:rtl/>
-        </w:rPr>
-        <w:t>יוצרים את הספקטרוגרמות בעזרת spectogram_creation.py.</w:t>
+      <w:r>
+        <w:rPr>
+          <w:rFonts w:ascii="Courier New" w:hAnsi="Courier New"/>
+          <w:sz w:val="19"/>
+        </w:rPr>
+        <w:t>create_features.py</w:t>
       </w:r>
     </w:p>
     <w:p>
       <w:pPr>
-        <w:pStyle w:val="Heading2"/>
         <w:bidi/>
       </w:pPr>
       <w:r>
         <w:rPr>
-          <w:rFonts w:ascii="Arial" w:hAnsi="Arial"/>
-          <w:rtl/>
-        </w:rPr>
-        <w:t>6. גרפים ותוצאות</w:t>
+          <w:rtl/>
+        </w:rPr>
+        <w:t>נוצרים:</w:t>
       </w:r>
     </w:p>
     <w:p>
-      <w:pPr>
-        <w:bidi/>
-      </w:pPr>
-      <w:r>
-        <w:rPr>
-          <w:rtl/>
-        </w:rPr>
-        <w:t>חלק מהגרפים נוצרים כחלק מהרצת הניסוי.</w:t>
+      <w:r>
+        <w:rPr>
+          <w:rFonts w:ascii="Courier New" w:hAnsi="Courier New"/>
+          <w:sz w:val="19"/>
+        </w:rPr>
+        <w:t>master_extracted_features_archive_only.csv</w:t>
       </w:r>
     </w:p>
     <w:p>
-      <w:pPr>
-        <w:bidi/>
-      </w:pPr>
-      <w:r>
-        <w:rPr>
-          <w:rtl/>
-        </w:rPr>
-        <w:t>ב-Kaggle הגרפים מוצגים בפלט של תאי המחברת. בהרצה מקומית דרך PyCharm הם נשמרים גם בתיקייה:</w:t>
+      <w:r>
+        <w:rPr>
+          <w:rFonts w:ascii="Courier New" w:hAnsi="Courier New"/>
+          <w:sz w:val="19"/>
+        </w:rPr>
+        <w:t>master_extracted_features_free_text.csv</w:t>
       </w:r>
     </w:p>
     <w:p>
@@ -662,160 +2797,79 @@
           <w:rFonts w:ascii="Courier New" w:hAnsi="Courier New"/>
           <w:sz w:val="19"/>
         </w:rPr>
-        <w:t>graphs/</w:t>
+        <w:t>master_extracted_features_mixed.csv</w:t>
       </w:r>
     </w:p>
     <w:p>
       <w:pPr>
         <w:bidi/>
-      </w:pPr>
-      <w:r>
-        <w:rPr>
-          <w:rtl/>
-        </w:rPr>
-        <w:t>לכן בשחזור דרך Kaggle יש לבדוק את פלט התאים, ובהרצה מקומית יש לבדוק גם את תיקיית הגרפים.</w:t>
-      </w:r>
-    </w:p>
-    <w:p>
-      <w:pPr>
-        <w:bidi/>
-      </w:pPr>
-      <w:r>
-        <w:rPr>
-          <w:rtl/>
-        </w:rPr>
-        <w:t xml:space="preserve">תוצאות נוספות </w:t>
-      </w:r>
-      <w:r>
         <w:rPr>
           <w:rFonts w:hint="cs"/>
           <w:rtl/>
           <w:lang w:bidi="he-IL"/>
         </w:rPr>
-        <w:t>ששימשו לצורך בדיקות המאגרים ואיכות הפיצול לקבוצות נמצאות תחת תיקיית התוצאות</w:t>
-      </w:r>
-      <w:r>
-        <w:rPr>
-          <w:rtl/>
-        </w:rPr>
-        <w:t>:</w:t>
-      </w:r>
-    </w:p>
-    <w:p>
-      <w:r>
-        <w:rPr>
-          <w:rFonts w:ascii="Courier New" w:hAnsi="Courier New"/>
-          <w:sz w:val="19"/>
-        </w:rPr>
-        <w:t>results/</w:t>
-      </w:r>
-    </w:p>
-    <w:p>
-      <w:pPr>
-        <w:pStyle w:val="Heading2"/>
-        <w:bidi/>
-      </w:pPr>
-      <w:r>
-        <w:rPr>
-          <w:rFonts w:ascii="Arial" w:hAnsi="Arial"/>
-          <w:rtl/>
-        </w:rPr>
-        <w:t>7. בדיקות לפני השוואה לדו"ח</w:t>
-      </w:r>
-    </w:p>
-    <w:p>
-      <w:pPr>
-        <w:bidi/>
-      </w:pPr>
-      <w:r>
-        <w:rPr>
-          <w:rtl/>
-        </w:rPr>
-        <w:t>לפני ההרצה יש לוודא שמשתמשים באותו מצב נתונים ובאותן הגדרות של הניסוי המקורי, ובפרט:</w:t>
-      </w:r>
-    </w:p>
-    <w:p>
-      <w:pPr>
-        <w:pStyle w:val="ListBullet"/>
-        <w:bidi/>
-      </w:pPr>
-      <w:r>
-        <w:rPr>
-          <w:rtl/>
-        </w:rPr>
-        <w:t>מצב הנתונים.</w:t>
-      </w:r>
-    </w:p>
-    <w:p>
-      <w:pPr>
-        <w:pStyle w:val="ListBullet"/>
-        <w:bidi/>
-      </w:pPr>
-      <w:r>
-        <w:rPr>
-          <w:rtl/>
-        </w:rPr>
-        <w:t>הפעלת או ביטול Feature Selection.</w:t>
-      </w:r>
-    </w:p>
-    <w:p>
-      <w:pPr>
-        <w:pStyle w:val="ListBullet"/>
-        <w:bidi/>
-      </w:pPr>
-      <w:r>
-        <w:rPr>
-          <w:rtl/>
-        </w:rPr>
-        <w:t>מספר הפיצ'רים כאשר הבחירה מופעלת.</w:t>
-      </w:r>
-    </w:p>
-    <w:p>
-      <w:pPr>
-        <w:pStyle w:val="ListBullet"/>
-        <w:bidi/>
-      </w:pPr>
-      <w:r>
-        <w:rPr>
-          <w:rtl/>
-        </w:rPr>
-        <w:t>מצב כוונון ההיפר-פרמטרים.</w:t>
-      </w:r>
-    </w:p>
-    <w:p>
-      <w:pPr>
-        <w:pStyle w:val="ListBullet"/>
-        <w:bidi/>
-      </w:pPr>
-      <w:r>
-        <w:rPr>
-          <w:rtl/>
-        </w:rPr>
-        <w:t>קובץ הפיצ'רים או תיקיית הספקטרוגרמות המתאימים.</w:t>
-      </w:r>
-    </w:p>
-    <w:p>
-      <w:pPr>
-        <w:pStyle w:val="ListBullet"/>
-        <w:bidi/>
-      </w:pPr>
-      <w:r>
-        <w:rPr>
-          <w:rtl/>
-        </w:rPr>
-        <w:t>ה-Dataset המתאים במחברת Kaggle.</w:t>
-      </w:r>
-    </w:p>
-    <w:p>
-      <w:pPr>
-        <w:bidi/>
-      </w:pPr>
-      <w:r>
-        <w:rPr>
-          <w:rtl/>
-        </w:rPr>
-        <w:lastRenderedPageBreak/>
-        <w:t>במודלים שבהם קיימת אקראיות ייתכנו הבדלים קטנים בין הרצות.</w:t>
+      </w:pPr>
+      <w:r>
+        <w:rPr>
+          <w:rFonts w:hint="cs"/>
+          <w:rtl/>
+          <w:lang w:bidi="he-IL"/>
+        </w:rPr>
+        <w:t xml:space="preserve">לאחר ביצוע כל השלבים בסעיף </w:t>
+      </w:r>
+      <w:r>
+        <w:rPr>
+          <w:rFonts w:hint="cs"/>
+          <w:rtl/>
+          <w:lang w:bidi="he-IL"/>
+        </w:rPr>
+        <w:t>10</w:t>
+      </w:r>
+      <w:r>
+        <w:rPr>
+          <w:rFonts w:hint="cs"/>
+          <w:rtl/>
+          <w:lang w:bidi="he-IL"/>
+        </w:rPr>
+        <w:t xml:space="preserve"> ניתן </w:t>
+      </w:r>
+      <w:r>
+        <w:rPr>
+          <w:rFonts w:hint="cs"/>
+          <w:rtl/>
+          <w:lang w:bidi="he-IL"/>
+        </w:rPr>
+        <w:t xml:space="preserve">לחזור לשלבים 1-5 כדי </w:t>
+      </w:r>
+      <w:r>
+        <w:rPr>
+          <w:rFonts w:hint="cs"/>
+          <w:rtl/>
+          <w:lang w:bidi="he-IL"/>
+        </w:rPr>
+        <w:t xml:space="preserve">להריץ את קבצי ה </w:t>
+      </w:r>
+      <w:r>
+        <w:rPr>
+          <w:lang w:bidi="he-IL"/>
+        </w:rPr>
+        <w:t>main</w:t>
+      </w:r>
+      <w:r>
+        <w:rPr>
+          <w:rFonts w:hint="cs"/>
+          <w:rtl/>
+          <w:lang w:bidi="he-IL"/>
+        </w:rPr>
+        <w:t xml:space="preserve">  </w:t>
+      </w:r>
+      <w:r>
+        <w:rPr>
+          <w:rFonts w:hint="cs"/>
+          <w:rtl/>
+          <w:lang w:bidi="he-IL"/>
+        </w:rPr>
+        <w:t>.</w:t>
       </w:r>
     </w:p>
     <w:sectPr>
@@ -826,6 +2880,56 @@
     </w:sectPr>
   </w:body>
 </w:document>
+</file>
+
+<file path=word/endnotes.xml><?xml version="1.0" encoding="utf-8"?>
+<w:endnotes xmlns:wpc="http://schemas.microsoft.com/office/word/2010/wordprocessingCanvas" xmlns:cx="http://schemas.microsoft.com/office/drawing/2014/chartex" xmlns:cx1="http://schemas.microsoft.com/office/drawing/2015/9/8/chartex" xmlns:cx2="http://schemas.microsoft.com/office/drawing/2015/10/21/chartex" xmlns:cx3="http://schemas.microsoft.com/office/drawing/2016/5/9/chartex" xmlns:cx4="http://schemas.microsoft.com/office/drawing/2016/5/10/chartex" xmlns:cx5="http://schemas.microsoft.com/office/drawing/2016/5/11/chartex" xmlns:cx6="http://schemas.microsoft.com/office/drawing/2016/5/12/chartex" xmlns:cx7="http://schemas.microsoft.com/office/drawing/2016/5/13/chartex" xmlns:cx8="http://schemas.microsoft.com/office/drawing/2016/5/14/chartex" xmlns:mc="http://schemas.openxmlformats.org/markup-compatibility/2006" xmlns:aink="http://schemas.microsoft.com/office/drawing/2016/ink" xmlns:am3d="http://schemas.microsoft.com/office/drawing/2017/model3d" xmlns:o="urn:schemas-microsoft-com:office:office" xmlns:oel="http://schemas.microsoft.com/office/2019/extlst" xmlns:r="http://schemas.openxmlformats.org/officeDocument/2006/relationships" xmlns:m="http://schemas.openxmlformats.org/officeDocument/2006/math" xmlns:v="urn:schemas-microsoft-com:vml" xmlns:wp14="http://schemas.microsoft.com/office/word/2010/wordprocessingDrawing" xmlns:wp="http://schemas.openxmlformats.org/drawingml/2006/wordprocessingDrawing" xmlns:w10="urn:schemas-microsoft-com:office:word" xmlns:w="http://schemas.openxmlformats.org/wordprocessingml/2006/main" xmlns:w14="http://schemas.microsoft.com/office/word/2010/wordml" xmlns:w15="http://schemas.microsoft.com/office/word/2012/wordml" xmlns:w16cex="http://schemas.microsoft.com/office/word/2018/wordml/cex" xmlns:w16cid="http://schemas.microsoft.com/office/word/2016/wordml/cid" xmlns:w16="http://schemas.microsoft.com/office/word/2018/wordml" xmlns:w16du="http://schemas.microsoft.com/office/word/2023/wordml/word16du" xmlns:w16sdtdh="http://schemas.microsoft.com/office/word/2020/wordml/sdtdatahash" xmlns:w16sdtfl="http://schemas.microsoft.com/office/word/2024/wordml/sdtformatlock" xmlns:w16se="http://schemas.microsoft.com/office/word/2015/wordml/symex" xmlns:wpg="http://schemas.microsoft.com/office/word/2010/wordprocessingGroup" xmlns:wpi="http://schemas.microsoft.com/office/word/2010/wordprocessingInk" xmlns:wne="http://schemas.microsoft.com/office/word/2006/wordml" xmlns:wps="http://schemas.microsoft.com/office/word/2010/wordprocessingShape" mc:Ignorable="w14 w15 w16se w16cid w16 w16cex w16sdtdh w16sdtfl w16du wp14">
+  <w:endnote w:type="separator" w:id="-1">
+    <w:p>
+      <w:pPr>
+        <w:spacing w:after="0" w:line="240" w:lineRule="auto"/>
+      </w:pPr>
+      <w:r>
+        <w:separator/>
+      </w:r>
+    </w:p>
+  </w:endnote>
+  <w:endnote w:type="continuationSeparator" w:id="0">
+    <w:p>
+      <w:pPr>
+        <w:spacing w:after="0" w:line="240" w:lineRule="auto"/>
+      </w:pPr>
+      <w:r>
+        <w:continuationSeparator/>
+      </w:r>
+    </w:p>
+  </w:endnote>
+</w:endnotes>
+</file>
+
+<file path=word/footnotes.xml><?xml version="1.0" encoding="utf-8"?>
+<w:footnotes xmlns:wpc="http://schemas.microsoft.com/office/word/2010/wordprocessingCanvas" xmlns:cx="http://schemas.microsoft.com/office/drawing/2014/chartex" xmlns:cx1="http://schemas.microsoft.com/office/drawing/2015/9/8/chartex" xmlns:cx2="http://schemas.microsoft.com/office/drawing/2015/10/21/chartex" xmlns:cx3="http://schemas.microsoft.com/office/drawing/2016/5/9/chartex" xmlns:cx4="http://schemas.microsoft.com/office/drawing/2016/5/10/chartex" xmlns:cx5="http://schemas.microsoft.com/office/drawing/2016/5/11/chartex" xmlns:cx6="http://schemas.microsoft.com/office/drawing/2016/5/12/chartex" xmlns:cx7="http://schemas.microsoft.com/office/drawing/2016/5/13/chartex" xmlns:cx8="http://schemas.microsoft.com/office/drawing/2016/5/14/chartex" xmlns:mc="http://schemas.openxmlformats.org/markup-compatibility/2006" xmlns:aink="http://schemas.microsoft.com/office/drawing/2016/ink" xmlns:am3d="http://schemas.microsoft.com/office/drawing/2017/model3d" xmlns:o="urn:schemas-microsoft-com:office:office" xmlns:oel="http://schemas.microsoft.com/office/2019/extlst" xmlns:r="http://schemas.openxmlformats.org/officeDocument/2006/relationships" xmlns:m="http://schemas.openxmlformats.org/officeDocument/2006/math" xmlns:v="urn:schemas-microsoft-com:vml" xmlns:wp14="http://schemas.microsoft.com/office/word/2010/wordprocessingDrawing" xmlns:wp="http://schemas.openxmlformats.org/drawingml/2006/wordprocessingDrawing" xmlns:w10="urn:schemas-microsoft-com:office:word" xmlns:w="http://schemas.openxmlformats.org/wordprocessingml/2006/main" xmlns:w14="http://schemas.microsoft.com/office/word/2010/wordml" xmlns:w15="http://schemas.microsoft.com/office/word/2012/wordml" xmlns:w16cex="http://schemas.microsoft.com/office/word/2018/wordml/cex" xmlns:w16cid="http://schemas.microsoft.com/office/word/2016/wordml/cid" xmlns:w16="http://schemas.microsoft.com/office/word/2018/wordml" xmlns:w16du="http://schemas.microsoft.com/office/word/2023/wordml/word16du" xmlns:w16sdtdh="http://schemas.microsoft.com/office/word/2020/wordml/sdtdatahash" xmlns:w16sdtfl="http://schemas.microsoft.com/office/word/2024/wordml/sdtformatlock" xmlns:w16se="http://schemas.microsoft.com/office/word/2015/wordml/symex" xmlns:wpg="http://schemas.microsoft.com/office/word/2010/wordprocessingGroup" xmlns:wpi="http://schemas.microsoft.com/office/word/2010/wordprocessingInk" xmlns:wne="http://schemas.microsoft.com/office/word/2006/wordml" xmlns:wps="http://schemas.microsoft.com/office/word/2010/wordprocessingShape" mc:Ignorable="w14 w15 w16se w16cid w16 w16cex w16sdtdh w16sdtfl w16du wp14">
+  <w:footnote w:type="separator" w:id="-1">
+    <w:p>
+      <w:pPr>
+        <w:spacing w:after="0" w:line="240" w:lineRule="auto"/>
+      </w:pPr>
+      <w:r>
+        <w:separator/>
+      </w:r>
+    </w:p>
+  </w:footnote>
+  <w:footnote w:type="continuationSeparator" w:id="0">
+    <w:p>
+      <w:pPr>
+        <w:spacing w:after="0" w:line="240" w:lineRule="auto"/>
+      </w:pPr>
+      <w:r>
+        <w:continuationSeparator/>
+      </w:r>
+    </w:p>
+  </w:footnote>
+</w:footnotes>
 </file>
 
 <file path=word/numbering.xml><?xml version="1.0" encoding="utf-8"?>
@@ -1423,7 +3527,7 @@
   <w:style w:type="paragraph" w:default="1" w:styleId="Normal">
     <w:name w:val="Normal"/>
     <w:qFormat/>
-    <w:rsid w:val="00FC693F"/>
+    <w:rsid w:val="00FA241D"/>
     <w:rPr>
       <w:rFonts w:ascii="Arial" w:hAnsi="Arial"/>
     </w:rPr>
@@ -1640,6 +3744,7 @@
   <w:style w:type="character" w:default="1" w:styleId="DefaultParagraphFont">
     <w:name w:val="Default Paragraph Font"/>
     <w:uiPriority w:val="1"/>
+    <w:semiHidden/>
     <w:unhideWhenUsed/>
   </w:style>
   <w:style w:type="table" w:default="1" w:styleId="TableNormal">

--- a/documentation/EXPERIMENT_REPRODUCTION_GUIDE.docx
+++ b/documentation/EXPERIMENT_REPRODUCTION_GUIDE.docx
@@ -24,59 +24,32 @@
         </w:rPr>
       </w:pPr>
       <w:r>
-        <w:rPr>
-          <w:rtl/>
-        </w:rPr>
-        <w:t xml:space="preserve">המדריך מיועד להרצה חוזרת של הניסויים המרכזיים שמופיעים בדו"ח. אם קובצי הביניים כבר קיימים, אין צורך לבצע מחדש את </w:t>
-      </w:r>
-      <w:r>
-        <w:rPr>
-          <w:rFonts w:hint="cs"/>
-          <w:rtl/>
-          <w:lang w:bidi="he-IL"/>
-        </w:rPr>
-        <w:t xml:space="preserve">השלבים בסעיף 6 , </w:t>
-      </w:r>
-      <w:r>
-        <w:rPr>
-          <w:rFonts w:hint="cs"/>
-          <w:rtl/>
-          <w:lang w:bidi="he-IL"/>
-        </w:rPr>
-        <w:t>במידה ומעוניינים ליצור אותם מחדש</w:t>
-      </w:r>
-      <w:r>
-        <w:rPr>
-          <w:rFonts w:hint="cs"/>
-          <w:rtl/>
-          <w:lang w:bidi="he-IL"/>
-        </w:rPr>
-        <w:t xml:space="preserve"> יש</w:t>
-      </w:r>
-      <w:r>
-        <w:rPr>
-          <w:rFonts w:hint="cs"/>
-          <w:rtl/>
-          <w:lang w:bidi="he-IL"/>
-        </w:rPr>
-        <w:t xml:space="preserve"> לעבור על סעיף 6 וסעיף 10</w:t>
-      </w:r>
-      <w:r>
-        <w:rPr>
-          <w:rtl/>
-        </w:rPr>
-        <w:t>.</w:t>
-      </w:r>
-      <w:r>
-        <w:rPr>
-          <w:rFonts w:hint="cs"/>
-          <w:rtl/>
-          <w:lang w:bidi="he-IL"/>
-        </w:rPr>
-        <w:t xml:space="preserve"> את קבצי ה- </w:t>
-      </w:r>
-      <w:r>
-        <w:rPr>
+        <w:t xml:space="preserve">מדריך זה מסביר כיצד לשחזר את הניסויים המרכזיים המוצגים בדוח הפרויקט. קובצי הקלט הנדרשים להרצת הניסויים כבר נמצאים בתיקיית הפרויקט, ולכן ניתן להתחיל ישירות מההוראות בסעיפים 2–5. מי שמעוניין ליצור מחדש את קובצי הקלט מתוך הקלטות האודיו המקוריות יכול להיעזר בסעיפים 7 ו־10. </w:t>
+      </w:r>
+      <w:r>
+        <w:rPr>
+          <w:rFonts w:hint="cs"/>
+          <w:b/>
+          <w:bCs/>
+          <w:rtl/>
+          <w:lang w:bidi="he-IL"/>
+        </w:rPr>
+        <w:t xml:space="preserve"> .</w:t>
+      </w:r>
+      <w:r>
+        <w:rPr>
+          <w:rFonts w:hint="cs"/>
+          <w:b/>
+          <w:bCs/>
+          <w:rtl/>
+          <w:lang w:bidi="he-IL"/>
+        </w:rPr>
+        <w:t xml:space="preserve">את קבצי ה- </w:t>
+      </w:r>
+      <w:r>
+        <w:rPr>
+          <w:b/>
+          <w:bCs/>
           <w:lang w:bidi="he-IL"/>
         </w:rPr>
         <w:t>main</w:t>
@@ -84,13 +57,37 @@
       <w:r>
         <w:rPr>
           <w:rFonts w:hint="cs"/>
-          <w:rtl/>
-          <w:lang w:bidi="he-IL"/>
-        </w:rPr>
-        <w:t xml:space="preserve"> מומלץ להריץ בעזרת  </w:t>
-      </w:r>
-      <w:r>
-        <w:rPr>
+          <w:b/>
+          <w:bCs/>
+          <w:rtl/>
+          <w:lang w:bidi="he-IL"/>
+        </w:rPr>
+        <w:t xml:space="preserve"> מומלץ להריץ </w:t>
+      </w:r>
+      <w:r>
+        <w:rPr>
+          <w:rFonts w:hint="cs"/>
+          <w:b/>
+          <w:bCs/>
+          <w:rtl/>
+          <w:lang w:bidi="he-IL"/>
+        </w:rPr>
+        <w:t>באמצעות</w:t>
+      </w:r>
+      <w:r>
+        <w:rPr>
+          <w:rFonts w:hint="cs"/>
+          <w:b/>
+          <w:bCs/>
+          <w:rtl/>
+          <w:lang w:bidi="he-IL"/>
+        </w:rPr>
+        <w:t xml:space="preserve"> </w:t>
+      </w:r>
+      <w:r>
+        <w:rPr>
+          <w:b/>
+          <w:bCs/>
           <w:lang w:bidi="he-IL"/>
         </w:rPr>
         <w:t>kaggle</w:t>
@@ -98,13 +95,25 @@
       <w:r>
         <w:rPr>
           <w:rFonts w:hint="cs"/>
-          <w:rtl/>
-          <w:lang w:bidi="he-IL"/>
-        </w:rPr>
-        <w:t xml:space="preserve"> בעזרת </w:t>
-      </w:r>
-      <w:r>
-        <w:rPr>
+          <w:b/>
+          <w:bCs/>
+          <w:rtl/>
+          <w:lang w:bidi="he-IL"/>
+        </w:rPr>
+        <w:t xml:space="preserve"> בעזרת</w:t>
+      </w:r>
+      <w:r>
+        <w:rPr>
+          <w:rFonts w:hint="cs"/>
+          <w:rtl/>
+          <w:lang w:bidi="he-IL"/>
+        </w:rPr>
+        <w:t xml:space="preserve"> </w:t>
+      </w:r>
+      <w:r>
+        <w:rPr>
+          <w:b/>
+          <w:bCs/>
           <w:lang w:bidi="he-IL"/>
         </w:rPr>
         <w:t>GPU</w:t>
@@ -115,7 +124,23 @@
           <w:rtl/>
           <w:lang w:bidi="he-IL"/>
         </w:rPr>
-        <w:t xml:space="preserve"> המקצר משמעותית את זמן הריצה ביחס ל </w:t>
+        <w:t xml:space="preserve"> המקצר משמעותית את זמן הריצה ביחס ל</w:t>
+      </w:r>
+      <w:r>
+        <w:rPr>
+          <w:rFonts w:hint="cs"/>
+          <w:rtl/>
+          <w:lang w:bidi="he-IL"/>
+        </w:rPr>
+        <w:t>הרצה ב-</w:t>
+      </w:r>
+      <w:r>
+        <w:rPr>
+          <w:rFonts w:hint="cs"/>
+          <w:rtl/>
+          <w:lang w:bidi="he-IL"/>
+        </w:rPr>
+        <w:t xml:space="preserve"> </w:t>
       </w:r>
       <w:r>
         <w:rPr>
@@ -153,7 +178,21 @@
         <w:rPr>
           <w:rtl/>
         </w:rPr>
-        <w:t>לניסויי Machine Learning נדרשים קובצי הפיצ'רים:</w:t>
+        <w:t>לניסויי Machine Learning נדרשים קובצי הפיצ'רים</w:t>
+      </w:r>
+      <w:r>
+        <w:rPr>
+          <w:rFonts w:hint="cs"/>
+          <w:rtl/>
+          <w:lang w:bidi="he-IL"/>
+        </w:rPr>
+        <w:t xml:space="preserve"> הבאים</w:t>
+      </w:r>
+      <w:r>
+        <w:rPr>
+          <w:rtl/>
+        </w:rPr>
+        <w:t>:</w:t>
       </w:r>
     </w:p>
     <w:p>
@@ -191,7 +230,21 @@
         <w:rPr>
           <w:rtl/>
         </w:rPr>
-        <w:t>לניסויי CNN נדרשות תיקיות הספקטרוגרמות:</w:t>
+        <w:t>לניסויי CNN נדרשות תיקיות הספקטרוגרמות</w:t>
+      </w:r>
+      <w:r>
+        <w:rPr>
+          <w:rFonts w:hint="cs"/>
+          <w:rtl/>
+          <w:lang w:bidi="he-IL"/>
+        </w:rPr>
+        <w:t xml:space="preserve"> הבאות</w:t>
+      </w:r>
+      <w:r>
+        <w:rPr>
+          <w:rtl/>
+        </w:rPr>
+        <w:t>:</w:t>
       </w:r>
     </w:p>
     <w:p>
@@ -206,7 +259,39 @@
           <w:color w:val="000000" w:themeColor="text1"/>
           <w:sz w:val="19"/>
         </w:rPr>
-        <w:t>spectogram_logmel_archive_only</w:t>
+        <w:t>spect</w:t>
+      </w:r>
+      <w:r>
+        <w:rPr>
+          <w:rFonts w:ascii="Courier New" w:hAnsi="Courier New"/>
+          <w:color w:val="000000" w:themeColor="text1"/>
+          <w:sz w:val="19"/>
+        </w:rPr>
+        <w:t>r</w:t>
+      </w:r>
+      <w:r>
+        <w:rPr>
+          <w:rFonts w:ascii="Courier New" w:hAnsi="Courier New"/>
+          <w:color w:val="000000" w:themeColor="text1"/>
+          <w:sz w:val="19"/>
+        </w:rPr>
+        <w:t>ogram</w:t>
+      </w:r>
+      <w:r>
+        <w:rPr>
+          <w:rFonts w:ascii="Courier New" w:hAnsi="Courier New"/>
+          <w:color w:val="000000" w:themeColor="text1"/>
+          <w:sz w:val="19"/>
+        </w:rPr>
+        <w:t>s</w:t>
+      </w:r>
+      <w:r>
+        <w:rPr>
+          <w:rFonts w:ascii="Courier New" w:hAnsi="Courier New"/>
+          <w:color w:val="000000" w:themeColor="text1"/>
+          <w:sz w:val="19"/>
+        </w:rPr>
+        <w:t>_logmel_archive_only</w:t>
       </w:r>
     </w:p>
     <w:p>
@@ -215,7 +300,35 @@
           <w:rFonts w:ascii="Courier New" w:hAnsi="Courier New"/>
           <w:sz w:val="19"/>
         </w:rPr>
-        <w:t>spectogram_logmel_free_text</w:t>
+        <w:t>spect</w:t>
+      </w:r>
+      <w:r>
+        <w:rPr>
+          <w:rFonts w:ascii="Courier New" w:hAnsi="Courier New"/>
+          <w:sz w:val="19"/>
+        </w:rPr>
+        <w:t>r</w:t>
+      </w:r>
+      <w:r>
+        <w:rPr>
+          <w:rFonts w:ascii="Courier New" w:hAnsi="Courier New"/>
+          <w:sz w:val="19"/>
+        </w:rPr>
+        <w:t>ogram</w:t>
+      </w:r>
+      <w:r>
+        <w:rPr>
+          <w:rFonts w:ascii="Courier New" w:hAnsi="Courier New"/>
+          <w:sz w:val="19"/>
+        </w:rPr>
+        <w:t>s</w:t>
+      </w:r>
+      <w:r>
+        <w:rPr>
+          <w:rFonts w:ascii="Courier New" w:hAnsi="Courier New"/>
+          <w:sz w:val="19"/>
+        </w:rPr>
+        <w:t>_logmel_free_text</w:t>
       </w:r>
     </w:p>
     <w:p>
@@ -224,7 +337,35 @@
           <w:rFonts w:ascii="Courier New" w:hAnsi="Courier New"/>
           <w:sz w:val="19"/>
         </w:rPr>
-        <w:t>spectogram_logmel_mixed</w:t>
+        <w:t>spect</w:t>
+      </w:r>
+      <w:r>
+        <w:rPr>
+          <w:rFonts w:ascii="Courier New" w:hAnsi="Courier New"/>
+          <w:sz w:val="19"/>
+        </w:rPr>
+        <w:t>r</w:t>
+      </w:r>
+      <w:r>
+        <w:rPr>
+          <w:rFonts w:ascii="Courier New" w:hAnsi="Courier New"/>
+          <w:sz w:val="19"/>
+        </w:rPr>
+        <w:t>ogram</w:t>
+      </w:r>
+      <w:r>
+        <w:rPr>
+          <w:rFonts w:ascii="Courier New" w:hAnsi="Courier New"/>
+          <w:sz w:val="19"/>
+        </w:rPr>
+        <w:t>s</w:t>
+      </w:r>
+      <w:r>
+        <w:rPr>
+          <w:rFonts w:ascii="Courier New" w:hAnsi="Courier New"/>
+          <w:sz w:val="19"/>
+        </w:rPr>
+        <w:t>_logmel_mixed</w:t>
       </w:r>
     </w:p>
     <w:p>
@@ -235,7 +376,35 @@
         <w:rPr>
           <w:rtl/>
         </w:rPr>
-        <w:t>ל-Multimodal CNN נדרשים גם הספקטרוגרמות וגם קובץ הפיצ'רים המתאים לאותו מצב.</w:t>
+        <w:t>ל-Multimodal CNN נדרשים גם הספקטרוגרמות וגם קובץ הפיצ'רים המתאי</w:t>
+      </w:r>
+      <w:r>
+        <w:rPr>
+          <w:rFonts w:hint="cs"/>
+          <w:rtl/>
+          <w:lang w:bidi="he-IL"/>
+        </w:rPr>
+        <w:t>מים</w:t>
+      </w:r>
+      <w:r>
+        <w:rPr>
+          <w:rtl/>
+        </w:rPr>
+        <w:t xml:space="preserve"> </w:t>
+      </w:r>
+      <w:r>
+        <w:rPr>
+          <w:rFonts w:hint="cs"/>
+          <w:rtl/>
+          <w:lang w:bidi="he-IL"/>
+        </w:rPr>
+        <w:t>למאגר עליו רצים</w:t>
+      </w:r>
+      <w:r>
+        <w:rPr>
+          <w:rtl/>
+        </w:rPr>
+        <w:t>.</w:t>
       </w:r>
     </w:p>
     <w:p>
@@ -272,7 +441,7 @@
           <w:rFonts w:ascii="Courier New" w:hAnsi="Courier New"/>
           <w:sz w:val="19"/>
         </w:rPr>
-        <w:t>main_for_machine_learning.py</w:t>
+        <w:t>main_machine_learning.py</w:t>
       </w:r>
     </w:p>
     <w:p>
@@ -325,6 +494,9 @@
     <w:p>
       <w:pPr>
         <w:bidi/>
+        <w:rPr>
+          <w:lang w:bidi="he-IL"/>
+        </w:rPr>
       </w:pPr>
       <w:r>
         <w:rPr>
@@ -338,7 +510,45 @@
         <w:rPr>
           <w:rtl/>
         </w:rPr>
-        <w:t>יש לבחור את מצב הנתונים:</w:t>
+        <w:t xml:space="preserve">יש לבחור את </w:t>
+      </w:r>
+      <w:r>
+        <w:rPr>
+          <w:rFonts w:hint="cs"/>
+          <w:rtl/>
+          <w:lang w:bidi="he-IL"/>
+        </w:rPr>
+        <w:t>מאגר</w:t>
+      </w:r>
+      <w:r>
+        <w:rPr>
+          <w:rtl/>
+        </w:rPr>
+        <w:t xml:space="preserve"> הנתונים</w:t>
+      </w:r>
+      <w:r>
+        <w:rPr>
+          <w:rFonts w:hint="cs"/>
+          <w:rtl/>
+          <w:lang w:bidi="he-IL"/>
+        </w:rPr>
+        <w:t xml:space="preserve"> עליו רצים </w:t>
+      </w:r>
+      <w:r>
+        <w:rPr>
+          <w:rFonts w:hint="cs"/>
+          <w:rtl/>
+          <w:lang w:bidi="he-IL"/>
+        </w:rPr>
+        <w:t xml:space="preserve"> </w:t>
+      </w:r>
+      <w:r>
+        <w:rPr>
+          <w:rFonts w:hint="cs"/>
+          <w:rtl/>
+          <w:lang w:bidi="he-IL"/>
+        </w:rPr>
+        <w:t>:</w:t>
       </w:r>
     </w:p>
     <w:p>
@@ -352,87 +562,261 @@
     </w:p>
     <w:p>
       <w:pPr>
+        <w:pStyle w:val="ListParagraph"/>
+        <w:numPr>
+          <w:ilvl w:val="0"/>
+          <w:numId w:val="13"/>
+        </w:numPr>
         <w:bidi/>
-      </w:pPr>
-      <w:r>
-        <w:rPr>
-          <w:rtl/>
-        </w:rPr>
-        <w:t>בחירת הפיצ'רים</w:t>
-      </w:r>
-      <w:r>
-        <w:rPr>
-          <w:rFonts w:hint="cs"/>
-          <w:rtl/>
-          <w:lang w:bidi="he-IL"/>
-        </w:rPr>
-        <w:t xml:space="preserve"> המובילים ומס' הפיצרים</w:t>
-      </w:r>
-      <w:r>
-        <w:rPr>
-          <w:rtl/>
-        </w:rPr>
-        <w:t xml:space="preserve"> נשלט</w:t>
-      </w:r>
-      <w:r>
-        <w:rPr>
-          <w:rFonts w:hint="cs"/>
-          <w:rtl/>
-          <w:lang w:bidi="he-IL"/>
-        </w:rPr>
-        <w:t>ים</w:t>
-      </w:r>
-      <w:r>
-        <w:rPr>
-          <w:rtl/>
-        </w:rPr>
-        <w:t xml:space="preserve"> באמצעות:</w:t>
+        <w:rPr>
+          <w:rtl/>
+          <w:lang w:bidi="he-IL"/>
+        </w:rPr>
+      </w:pPr>
+      <w:r>
+        <w:rPr>
+          <w:rFonts w:hint="cs"/>
+          <w:rtl/>
+          <w:lang w:bidi="he-IL"/>
+        </w:rPr>
+        <w:t>מאגרי הנתונים ה</w:t>
+      </w:r>
+      <w:r>
+        <w:rPr>
+          <w:rFonts w:hint="cs"/>
+          <w:rtl/>
+          <w:lang w:bidi="he-IL"/>
+        </w:rPr>
+        <w:t>ם</w:t>
+      </w:r>
+      <w:r>
+        <w:rPr>
+          <w:rFonts w:hint="cs"/>
+          <w:rtl/>
+          <w:lang w:bidi="he-IL"/>
+        </w:rPr>
+        <w:t xml:space="preserve"> :</w:t>
       </w:r>
     </w:p>
     <w:p>
+      <w:pPr>
+        <w:rPr>
+          <w:rtl/>
+        </w:rPr>
+      </w:pPr>
       <w:r>
         <w:rPr>
           <w:rFonts w:ascii="Courier New" w:hAnsi="Courier New"/>
           <w:sz w:val="19"/>
         </w:rPr>
-        <w:t>ENABLE_FEATURE_SELECTION = False</w:t>
+        <w:t>archive_only</w:t>
+      </w:r>
+      <w:r>
+        <w:t xml:space="preserve"> /</w:t>
+      </w:r>
+      <w:r>
+        <w:rPr>
+          <w:rFonts w:ascii="Courier New" w:hAnsi="Courier New"/>
+          <w:sz w:val="19"/>
+        </w:rPr>
+        <w:t>free_text</w:t>
+      </w:r>
+      <w:r>
+        <w:t xml:space="preserve"> / </w:t>
+      </w:r>
+      <w:r>
+        <w:rPr>
+          <w:rFonts w:ascii="Courier New" w:hAnsi="Courier New"/>
+          <w:sz w:val="19"/>
+        </w:rPr>
+        <w:t>mixed</w:t>
       </w:r>
     </w:p>
     <w:p>
+      <w:pPr>
+        <w:bidi/>
+        <w:rPr>
+          <w:lang w:bidi="he-IL"/>
+        </w:rPr>
+      </w:pPr>
+      <w:r>
+        <w:rPr>
+          <w:rtl/>
+        </w:rPr>
+        <w:t>בחירת הפיצ'רים</w:t>
+      </w:r>
+      <w:r>
+        <w:rPr>
+          <w:rFonts w:hint="cs"/>
+          <w:rtl/>
+          <w:lang w:bidi="he-IL"/>
+        </w:rPr>
+        <w:t xml:space="preserve"> המובילים ומס' הפיצרים</w:t>
+      </w:r>
+      <w:r>
+        <w:rPr>
+          <w:rtl/>
+        </w:rPr>
+        <w:t xml:space="preserve"> נשלט</w:t>
+      </w:r>
+      <w:r>
+        <w:rPr>
+          <w:rFonts w:hint="cs"/>
+          <w:rtl/>
+          <w:lang w:bidi="he-IL"/>
+        </w:rPr>
+        <w:t>ים</w:t>
+      </w:r>
+      <w:r>
+        <w:rPr>
+          <w:rtl/>
+        </w:rPr>
+        <w:t xml:space="preserve"> באמצעות:</w:t>
+      </w:r>
+    </w:p>
+    <w:p>
       <w:r>
         <w:rPr>
           <w:rFonts w:ascii="Courier New" w:hAnsi="Courier New"/>
           <w:sz w:val="19"/>
         </w:rPr>
-        <w:t>TOP_K_FEATURES = 30</w:t>
+        <w:t>ENABLE_FEATURE_SELECTION = False</w:t>
       </w:r>
     </w:p>
     <w:p>
-      <w:pPr>
-        <w:bidi/>
-      </w:pPr>
-      <w:r>
-        <w:rPr>
-          <w:rtl/>
-        </w:rPr>
-        <w:t>ומצב כוונון</w:t>
-      </w:r>
-      <w:r>
-        <w:rPr>
-          <w:rFonts w:hint="cs"/>
-          <w:rtl/>
-          <w:lang w:bidi="he-IL"/>
-        </w:rPr>
-        <w:t xml:space="preserve"> ההיפר-פרמטרים מופעל</w:t>
-      </w:r>
-      <w:r>
-        <w:rPr>
-          <w:rtl/>
-        </w:rPr>
-        <w:t xml:space="preserve"> באמצעות:</w:t>
+      <w:r>
+        <w:rPr>
+          <w:rFonts w:ascii="Courier New" w:hAnsi="Courier New"/>
+          <w:sz w:val="19"/>
+        </w:rPr>
+        <w:t>TOP_K_FEATURES = 30</w:t>
       </w:r>
     </w:p>
     <w:p>
+      <w:pPr>
+        <w:pStyle w:val="ListParagraph"/>
+        <w:numPr>
+          <w:ilvl w:val="0"/>
+          <w:numId w:val="11"/>
+        </w:numPr>
+        <w:bidi/>
+        <w:rPr>
+          <w:rtl/>
+          <w:lang w:bidi="he-IL"/>
+        </w:rPr>
+      </w:pPr>
+      <w:r>
+        <w:rPr>
+          <w:rFonts w:hint="cs"/>
+          <w:rtl/>
+          <w:lang w:bidi="he-IL"/>
+        </w:rPr>
+        <w:t xml:space="preserve">לצורך </w:t>
+      </w:r>
+      <w:r>
+        <w:rPr>
+          <w:rFonts w:hint="cs"/>
+          <w:rtl/>
+          <w:lang w:bidi="he-IL"/>
+        </w:rPr>
+        <w:t>הרצה בעזרת</w:t>
+      </w:r>
+      <w:r>
+        <w:rPr>
+          <w:rFonts w:hint="cs"/>
+          <w:rtl/>
+          <w:lang w:bidi="he-IL"/>
+        </w:rPr>
+        <w:t xml:space="preserve"> הפיצ'רים המובילים באמצעות מנגנון </w:t>
+      </w:r>
+      <w:r>
+        <w:rPr>
+          <w:lang w:bidi="he-IL"/>
+        </w:rPr>
+        <w:t xml:space="preserve">ANOVA </w:t>
+      </w:r>
+      <w:r>
+        <w:rPr>
+          <w:rFonts w:hint="cs"/>
+          <w:rtl/>
+          <w:lang w:bidi="he-IL"/>
+        </w:rPr>
+        <w:t xml:space="preserve"> יש להחליף ל </w:t>
+      </w:r>
+      <w:r>
+        <w:rPr>
+          <w:lang w:bidi="he-IL"/>
+        </w:rPr>
+        <w:t>True</w:t>
+      </w:r>
+      <w:r>
+        <w:rPr>
+          <w:rFonts w:hint="cs"/>
+          <w:rtl/>
+          <w:lang w:bidi="he-IL"/>
+        </w:rPr>
+        <w:t xml:space="preserve"> ,נשים לב כי הניסויים המפורטים בדו</w:t>
+      </w:r>
+      <w:r>
+        <w:rPr>
+          <w:rFonts w:hint="cs"/>
+          <w:rtl/>
+          <w:lang w:bidi="he-IL"/>
+        </w:rPr>
+        <w:t>"</w:t>
+      </w:r>
+      <w:r>
+        <w:rPr>
+          <w:rFonts w:hint="cs"/>
+          <w:rtl/>
+          <w:lang w:bidi="he-IL"/>
+        </w:rPr>
+        <w:t xml:space="preserve">ח השיגו את התוצאות הטובות ביותר במצב בו בחירת הפיצ'רים מכובה . </w:t>
+      </w:r>
+    </w:p>
+    <w:p>
+      <w:pPr>
+        <w:bidi/>
+      </w:pPr>
+      <w:r>
+        <w:rPr>
+          <w:rtl/>
+        </w:rPr>
+        <w:lastRenderedPageBreak/>
+        <w:t>מצב כוונון</w:t>
+      </w:r>
+      <w:r>
+        <w:rPr>
+          <w:rFonts w:hint="cs"/>
+          <w:rtl/>
+          <w:lang w:bidi="he-IL"/>
+        </w:rPr>
+        <w:t xml:space="preserve"> ההיפר-פרמטרים</w:t>
+      </w:r>
+      <w:r>
+        <w:rPr>
+          <w:rFonts w:hint="cs"/>
+          <w:rtl/>
+          <w:lang w:bidi="he-IL"/>
+        </w:rPr>
+        <w:t xml:space="preserve"> </w:t>
+      </w:r>
+      <w:r>
+        <w:rPr>
+          <w:rFonts w:hint="cs"/>
+          <w:rtl/>
+          <w:lang w:bidi="he-IL"/>
+        </w:rPr>
+        <w:t>נקבע</w:t>
+      </w:r>
+      <w:r>
+        <w:rPr>
+          <w:rtl/>
+        </w:rPr>
+        <w:t xml:space="preserve"> באמצעות:</w:t>
+      </w:r>
+    </w:p>
+    <w:p>
       <w:r>
         <w:rPr>
           <w:rFonts w:ascii="Courier New" w:hAnsi="Courier New"/>
@@ -443,6 +827,11 @@
     </w:p>
     <w:p>
       <w:pPr>
+        <w:pStyle w:val="ListParagraph"/>
+        <w:numPr>
+          <w:ilvl w:val="0"/>
+          <w:numId w:val="11"/>
+        </w:numPr>
         <w:bidi/>
         <w:rPr>
           <w:rtl/>
@@ -451,18 +840,249 @@
       </w:pPr>
       <w:r>
         <w:rPr>
-          <w:rtl/>
-        </w:rPr>
-        <w:t>יש להשתמש בערכים המתאימים לניסוי המתואר בדו"ח.</w:t>
+          <w:rFonts w:hint="cs"/>
+          <w:rtl/>
+          <w:lang w:bidi="he-IL"/>
+        </w:rPr>
+        <w:t>כל הערכים האפשריים ל-</w:t>
+      </w:r>
+      <w:r>
+        <w:rPr>
+          <w:rFonts w:ascii="Courier New" w:hAnsi="Courier New"/>
+          <w:sz w:val="19"/>
+        </w:rPr>
+        <w:t xml:space="preserve"> TUNING_MODE</w:t>
+      </w:r>
+      <w:r>
+        <w:rPr>
+          <w:rFonts w:hint="cs"/>
+          <w:rtl/>
+          <w:lang w:bidi="he-IL"/>
+        </w:rPr>
+        <w:t>:</w:t>
       </w:r>
     </w:p>
     <w:p>
       <w:pPr>
         <w:bidi/>
-        <w:rPr>
-          <w:lang w:bidi="he-IL"/>
-        </w:rPr>
-      </w:pPr>
+        <w:ind w:left="502"/>
+        <w:rPr>
+          <w:rFonts w:ascii="Courier New" w:hAnsi="Courier New"/>
+          <w:sz w:val="19"/>
+          <w:rtl/>
+          <w:lang w:bidi="he-IL"/>
+        </w:rPr>
+      </w:pPr>
+      <w:r>
+        <w:rPr>
+          <w:rFonts w:ascii="Courier New" w:hAnsi="Courier New"/>
+          <w:sz w:val="19"/>
+        </w:rPr>
+        <w:t xml:space="preserve">random_search  </w:t>
+      </w:r>
+      <w:r>
+        <w:rPr>
+          <w:rtl/>
+          <w:lang w:bidi="he-IL"/>
+        </w:rPr>
+        <w:t xml:space="preserve"> </w:t>
+      </w:r>
+      <w:r>
+        <w:rPr>
+          <w:rtl/>
+          <w:lang w:bidi="he-IL"/>
+        </w:rPr>
+        <w:t>–</w:t>
+      </w:r>
+      <w:r>
+        <w:rPr>
+          <w:rFonts w:hint="cs"/>
+          <w:rtl/>
+          <w:lang w:bidi="he-IL"/>
+        </w:rPr>
+        <w:t xml:space="preserve"> הרצה בעזרת ההיפר פרמטרים הטובים ביותר של כל מסווג </w:t>
+      </w:r>
+      <w:r>
+        <w:rPr>
+          <w:rFonts w:hint="cs"/>
+          <w:rtl/>
+          <w:lang w:bidi="he-IL"/>
+        </w:rPr>
+        <w:t xml:space="preserve">המושגים </w:t>
+      </w:r>
+      <w:r>
+        <w:rPr>
+          <w:rFonts w:hint="cs"/>
+          <w:rtl/>
+          <w:lang w:bidi="he-IL"/>
+        </w:rPr>
+        <w:t xml:space="preserve">באמצעות מנגנון </w:t>
+      </w:r>
+      <w:r>
+        <w:t>RandomizedSearchCV</w:t>
+      </w:r>
+      <w:r>
+        <w:t xml:space="preserve">     </w:t>
+      </w:r>
+      <w:r>
+        <w:rPr>
+          <w:rFonts w:hint="cs"/>
+          <w:rtl/>
+          <w:lang w:bidi="he-IL"/>
+        </w:rPr>
+        <w:t xml:space="preserve"> .</w:t>
+      </w:r>
+      <w:r>
+        <w:rPr>
+          <w:rFonts w:hint="cs"/>
+          <w:rtl/>
+          <w:lang w:bidi="he-IL"/>
+        </w:rPr>
+        <w:t xml:space="preserve"> </w:t>
+      </w:r>
+      <w:r>
+        <w:rPr>
+          <w:rFonts w:hint="cs"/>
+          <w:rtl/>
+          <w:lang w:bidi="he-IL"/>
+        </w:rPr>
+        <w:t xml:space="preserve">כל </w:t>
+      </w:r>
+      <w:r>
+        <w:rPr>
+          <w:rFonts w:hint="cs"/>
+          <w:rtl/>
+          <w:lang w:bidi="he-IL"/>
+        </w:rPr>
+        <w:t>הניסויים בדוח הורצו עם ערך זה .</w:t>
+      </w:r>
+      <w:r>
+        <w:rPr>
+          <w:rtl/>
+          <w:lang w:bidi="he-IL"/>
+        </w:rPr>
+        <w:br/>
+      </w:r>
+      <w:r>
+        <w:rPr>
+          <w:rFonts w:hint="cs"/>
+          <w:rtl/>
+          <w:lang w:bidi="he-IL"/>
+        </w:rPr>
+        <w:t xml:space="preserve"> </w:t>
+      </w:r>
+      <w:r>
+        <w:rPr>
+          <w:rFonts w:ascii="Courier New" w:hAnsi="Courier New"/>
+          <w:sz w:val="19"/>
+        </w:rPr>
+        <w:tab/>
+        <w:t>default</w:t>
+      </w:r>
+      <w:r>
+        <w:rPr>
+          <w:rFonts w:ascii="Courier New" w:hAnsi="Courier New" w:hint="cs"/>
+          <w:sz w:val="19"/>
+          <w:rtl/>
+          <w:lang w:bidi="he-IL"/>
+        </w:rPr>
+        <w:t xml:space="preserve"> </w:t>
+      </w:r>
+      <w:r>
+        <w:rPr>
+          <w:rFonts w:ascii="Courier New" w:hAnsi="Courier New"/>
+          <w:sz w:val="19"/>
+          <w:rtl/>
+          <w:lang w:bidi="he-IL"/>
+        </w:rPr>
+        <w:t>–</w:t>
+      </w:r>
+      <w:r>
+        <w:rPr>
+          <w:rFonts w:ascii="Courier New" w:hAnsi="Courier New" w:hint="cs"/>
+          <w:sz w:val="19"/>
+          <w:rtl/>
+          <w:lang w:bidi="he-IL"/>
+        </w:rPr>
+        <w:t xml:space="preserve"> הרצה בעזרת </w:t>
+      </w:r>
+      <w:r>
+        <w:rPr>
+          <w:rFonts w:ascii="Courier New" w:hAnsi="Courier New" w:hint="cs"/>
+          <w:sz w:val="19"/>
+          <w:rtl/>
+          <w:lang w:bidi="he-IL"/>
+        </w:rPr>
+        <w:t xml:space="preserve">ערכי </w:t>
+      </w:r>
+      <w:r>
+        <w:rPr>
+          <w:rFonts w:ascii="Courier New" w:hAnsi="Courier New" w:hint="cs"/>
+          <w:sz w:val="19"/>
+          <w:rtl/>
+          <w:lang w:bidi="he-IL"/>
+        </w:rPr>
+        <w:t>היפר פרמטרים דיפולטיביים לכל מסווג.</w:t>
+      </w:r>
+      <w:r>
+        <w:rPr>
+          <w:rFonts w:ascii="Courier New" w:hAnsi="Courier New"/>
+          <w:sz w:val="19"/>
+        </w:rPr>
+        <w:br/>
+      </w:r>
+      <w:r>
+        <w:rPr>
+          <w:rFonts w:ascii="Courier New" w:hAnsi="Courier New"/>
+          <w:sz w:val="19"/>
+        </w:rPr>
+        <w:tab/>
+        <w:t>custom</w:t>
+      </w:r>
+      <w:r>
+        <w:rPr>
+          <w:rFonts w:ascii="Courier New" w:hAnsi="Courier New" w:hint="cs"/>
+          <w:sz w:val="19"/>
+          <w:rtl/>
+          <w:lang w:bidi="he-IL"/>
+        </w:rPr>
+        <w:t xml:space="preserve"> </w:t>
+      </w:r>
+      <w:r>
+        <w:rPr>
+          <w:rFonts w:ascii="Courier New" w:hAnsi="Courier New" w:hint="cs"/>
+          <w:sz w:val="19"/>
+          <w:rtl/>
+          <w:lang w:bidi="he-IL"/>
+        </w:rPr>
+        <w:t>-</w:t>
+      </w:r>
+      <w:r>
+        <w:rPr>
+          <w:rFonts w:ascii="Courier New" w:hAnsi="Courier New"/>
+          <w:sz w:val="19"/>
+          <w:lang w:bidi="he-IL"/>
+        </w:rPr>
+        <w:t xml:space="preserve">  </w:t>
+      </w:r>
+      <w:r>
+        <w:rPr>
+          <w:rFonts w:ascii="Courier New" w:hAnsi="Courier New" w:hint="cs"/>
+          <w:sz w:val="19"/>
+          <w:rtl/>
+          <w:lang w:bidi="he-IL"/>
+        </w:rPr>
+        <w:t>הרצה בעזרת ערכי היפר פרטרים אותם ניתן לקבוע מראש</w:t>
+      </w:r>
+      <w:r>
+        <w:rPr>
+          <w:rFonts w:ascii="Courier New" w:hAnsi="Courier New" w:hint="cs"/>
+          <w:sz w:val="19"/>
+          <w:rtl/>
+          <w:lang w:bidi="he-IL"/>
+        </w:rPr>
+        <w:t xml:space="preserve"> בתוך הקוד.</w:t>
+      </w:r>
     </w:p>
     <w:p>
       <w:pPr>
@@ -474,8 +1094,29 @@
           <w:rFonts w:ascii="Arial" w:hAnsi="Arial"/>
           <w:rtl/>
         </w:rPr>
-        <w:lastRenderedPageBreak/>
-        <w:t>3. שחזור המודל האקוסטי</w:t>
+        <w:t xml:space="preserve">3. שחזור </w:t>
+      </w:r>
+      <w:r>
+        <w:rPr>
+          <w:rFonts w:asciiTheme="majorBidi" w:hAnsiTheme="majorBidi"/>
+          <w:lang w:bidi="he-IL"/>
+        </w:rPr>
+        <w:t>cnn</w:t>
+      </w:r>
+      <w:r>
+        <w:rPr>
+          <w:rFonts w:ascii="Arial" w:hAnsi="Arial" w:hint="cs"/>
+          <w:rtl/>
+          <w:lang w:bidi="he-IL"/>
+        </w:rPr>
+        <w:t xml:space="preserve"> גרסת </w:t>
+      </w:r>
+      <w:r>
+        <w:rPr>
+          <w:rFonts w:ascii="Arial" w:hAnsi="Arial"/>
+          <w:rtl/>
+        </w:rPr>
+        <w:t>המודל האקוסטי</w:t>
       </w:r>
     </w:p>
     <w:p>
@@ -495,7 +1136,35 @@
           <w:rFonts w:ascii="Courier New" w:hAnsi="Courier New"/>
           <w:sz w:val="19"/>
         </w:rPr>
-        <w:t>spectogram_logmel_&lt;mode&gt;/</w:t>
+        <w:t>spect</w:t>
+      </w:r>
+      <w:r>
+        <w:rPr>
+          <w:rFonts w:ascii="Courier New" w:hAnsi="Courier New"/>
+          <w:sz w:val="19"/>
+        </w:rPr>
+        <w:t>r</w:t>
+      </w:r>
+      <w:r>
+        <w:rPr>
+          <w:rFonts w:ascii="Courier New" w:hAnsi="Courier New"/>
+          <w:sz w:val="19"/>
+        </w:rPr>
+        <w:t>ogram</w:t>
+      </w:r>
+      <w:r>
+        <w:rPr>
+          <w:rFonts w:ascii="Courier New" w:hAnsi="Courier New"/>
+          <w:sz w:val="19"/>
+        </w:rPr>
+        <w:t>s</w:t>
+      </w:r>
+      <w:r>
+        <w:rPr>
+          <w:rFonts w:ascii="Courier New" w:hAnsi="Courier New"/>
+          <w:sz w:val="19"/>
+        </w:rPr>
+        <w:t>_logmel_&lt;mode&gt;/</w:t>
       </w:r>
     </w:p>
     <w:p>
@@ -528,6 +1197,14 @@
       </w:pPr>
       <w:r>
         <w:rPr>
+          <w:rFonts w:hint="cs"/>
+          <w:rtl/>
+          <w:lang w:bidi="he-IL"/>
+        </w:rPr>
+        <w:t xml:space="preserve">או דרך </w:t>
+      </w:r>
+      <w:r>
+        <w:rPr>
           <w:rtl/>
         </w:rPr>
         <w:t>מחברת Kaggle:</w:t>
@@ -552,7 +1229,29 @@
           <w:rFonts w:ascii="Arial" w:hAnsi="Arial"/>
           <w:rtl/>
         </w:rPr>
-        <w:t>4. שחזור המודל המולטי-מודאלי</w:t>
+        <w:t xml:space="preserve">4. שחזור </w:t>
+      </w:r>
+      <w:r>
+        <w:rPr>
+          <w:rFonts w:asciiTheme="majorBidi" w:hAnsiTheme="majorBidi"/>
+          <w:lang w:bidi="he-IL"/>
+        </w:rPr>
+        <w:t>cnn</w:t>
+      </w:r>
+      <w:r>
+        <w:rPr>
+          <w:rFonts w:ascii="Arial" w:hAnsi="Arial" w:hint="cs"/>
+          <w:rtl/>
+          <w:lang w:bidi="he-IL"/>
+        </w:rPr>
+        <w:t xml:space="preserve"> גרסת </w:t>
+      </w:r>
+      <w:r>
+        <w:rPr>
+          <w:rFonts w:ascii="Arial" w:hAnsi="Arial"/>
+          <w:rtl/>
+        </w:rPr>
+        <w:t>המודל המולטי-מודאלי</w:t>
       </w:r>
     </w:p>
     <w:p>
@@ -596,6 +1295,14 @@
       </w:pPr>
       <w:r>
         <w:rPr>
+          <w:rFonts w:hint="cs"/>
+          <w:rtl/>
+          <w:lang w:bidi="he-IL"/>
+        </w:rPr>
+        <w:t xml:space="preserve">או דרך </w:t>
+      </w:r>
+      <w:r>
+        <w:rPr>
           <w:rtl/>
         </w:rPr>
         <w:t>מחברת Kaggle:</w:t>
@@ -610,6 +1317,305 @@
         <w:t>[להוסיף קישור]</w:t>
       </w:r>
     </w:p>
+    <w:p/>
+    <w:p>
+      <w:pPr>
+        <w:bidi/>
+        <w:rPr>
+          <w:lang w:bidi="he-IL"/>
+        </w:rPr>
+      </w:pPr>
+      <w:r>
+        <w:rPr>
+          <w:rFonts w:hint="cs"/>
+          <w:b/>
+          <w:bCs/>
+          <w:u w:val="single"/>
+          <w:rtl/>
+          <w:lang w:bidi="he-IL"/>
+        </w:rPr>
+        <w:t>הערה:</w:t>
+      </w:r>
+      <w:r>
+        <w:rPr>
+          <w:rFonts w:hint="cs"/>
+          <w:u w:val="single"/>
+          <w:rtl/>
+          <w:lang w:bidi="he-IL"/>
+        </w:rPr>
+        <w:t xml:space="preserve"> </w:t>
+      </w:r>
+      <w:r>
+        <w:rPr>
+          <w:rFonts w:hint="cs"/>
+          <w:rtl/>
+          <w:lang w:bidi="he-IL"/>
+        </w:rPr>
+        <w:t>בשני מחברות ה-</w:t>
+      </w:r>
+      <w:r>
+        <w:rPr>
+          <w:lang w:bidi="he-IL"/>
+        </w:rPr>
+        <w:t xml:space="preserve"> CNN</w:t>
+      </w:r>
+      <w:r>
+        <w:rPr>
+          <w:rFonts w:hint="cs"/>
+          <w:rtl/>
+          <w:lang w:bidi="he-IL"/>
+        </w:rPr>
+        <w:t>,</w:t>
+      </w:r>
+      <w:r>
+        <w:rPr>
+          <w:rFonts w:hint="cs"/>
+          <w:rtl/>
+          <w:lang w:bidi="he-IL"/>
+        </w:rPr>
+        <w:t xml:space="preserve">בתוך הקוד </w:t>
+      </w:r>
+      <w:r>
+        <w:rPr>
+          <w:rtl/>
+        </w:rPr>
+        <w:t xml:space="preserve">יש לבחור את </w:t>
+      </w:r>
+      <w:r>
+        <w:rPr>
+          <w:rFonts w:hint="cs"/>
+          <w:rtl/>
+          <w:lang w:bidi="he-IL"/>
+        </w:rPr>
+        <w:t>מאגר</w:t>
+      </w:r>
+      <w:r>
+        <w:rPr>
+          <w:rtl/>
+        </w:rPr>
+        <w:t xml:space="preserve"> הנתונים</w:t>
+      </w:r>
+      <w:r>
+        <w:rPr>
+          <w:rFonts w:hint="cs"/>
+          <w:rtl/>
+          <w:lang w:bidi="he-IL"/>
+        </w:rPr>
+        <w:t xml:space="preserve"> עליו רצים  (</w:t>
+      </w:r>
+      <w:r>
+        <w:rPr>
+          <w:rFonts w:ascii="Courier New" w:hAnsi="Courier New"/>
+          <w:sz w:val="19"/>
+        </w:rPr>
+        <w:t>(free_text/mixed</w:t>
+      </w:r>
+      <w:r>
+        <w:rPr>
+          <w:rFonts w:hint="cs"/>
+          <w:rtl/>
+          <w:lang w:bidi="he-IL"/>
+        </w:rPr>
+        <w:t>:</w:t>
+      </w:r>
+    </w:p>
+    <w:p>
+      <w:pPr>
+        <w:rPr>
+          <w:rtl/>
+          <w:lang w:bidi="he-IL"/>
+        </w:rPr>
+      </w:pPr>
+      <w:r>
+        <w:rPr>
+          <w:rFonts w:ascii="Courier New" w:hAnsi="Courier New"/>
+          <w:sz w:val="19"/>
+        </w:rPr>
+        <w:t>RUN_MODE = "free_text"</w:t>
+      </w:r>
+      <w:r>
+        <w:t xml:space="preserve"> </w:t>
+      </w:r>
+      <w:r>
+        <w:rPr>
+          <w:lang w:bidi="he-IL"/>
+        </w:rPr>
+        <w:t xml:space="preserve"> </w:t>
+      </w:r>
+      <w:r>
+        <w:rPr>
+          <w:lang w:bidi="he-IL"/>
+        </w:rPr>
+        <w:t xml:space="preserve">  </w:t>
+      </w:r>
+      <w:r>
+        <w:rPr>
+          <w:rFonts w:ascii="Courier New" w:hAnsi="Courier New"/>
+          <w:sz w:val="19"/>
+        </w:rPr>
+        <w:t>/</w:t>
+      </w:r>
+      <w:r>
+        <w:t xml:space="preserve"> </w:t>
+      </w:r>
+      <w:r>
+        <w:rPr>
+          <w:rFonts w:ascii="Courier New" w:hAnsi="Courier New"/>
+          <w:sz w:val="19"/>
+        </w:rPr>
+        <w:t>DATASET_TYPE</w:t>
+      </w:r>
+      <w:r>
+        <w:rPr>
+          <w:rFonts w:ascii="Courier New" w:hAnsi="Courier New"/>
+          <w:sz w:val="19"/>
+        </w:rPr>
+        <w:t xml:space="preserve"> = "free_text"</w:t>
+      </w:r>
+      <w:r>
+        <w:t xml:space="preserve"> </w:t>
+      </w:r>
+      <w:r>
+        <w:rPr>
+          <w:lang w:bidi="he-IL"/>
+        </w:rPr>
+        <w:t xml:space="preserve"> (</w:t>
+      </w:r>
+      <w:r>
+        <w:rPr>
+          <w:rFonts w:ascii="Courier New" w:hAnsi="Courier New"/>
+          <w:sz w:val="19"/>
+        </w:rPr>
+        <w:t>DATASET_TYPE</w:t>
+      </w:r>
+      <w:r>
+        <w:rPr>
+          <w:rFonts w:ascii="Courier New" w:hAnsi="Courier New"/>
+          <w:sz w:val="19"/>
+        </w:rPr>
+        <w:t xml:space="preserve"> </w:t>
+      </w:r>
+      <w:r>
+        <w:rPr>
+          <w:rFonts w:ascii="Courier New" w:hAnsi="Courier New"/>
+          <w:sz w:val="19"/>
+          <w:lang w:bidi="he-IL"/>
+        </w:rPr>
+        <w:t xml:space="preserve">in </w:t>
+      </w:r>
+      <w:r>
+        <w:rPr>
+          <w:rFonts w:ascii="Courier New" w:hAnsi="Courier New" w:hint="cs"/>
+          <w:sz w:val="19"/>
+          <w:rtl/>
+          <w:lang w:bidi="he-IL"/>
+        </w:rPr>
+        <w:t xml:space="preserve"> </w:t>
+      </w:r>
+      <w:r>
+        <w:rPr>
+          <w:rFonts w:ascii="Courier New" w:hAnsi="Courier New"/>
+          <w:sz w:val="19"/>
+          <w:lang w:bidi="he-IL"/>
+        </w:rPr>
+        <w:t>kaggle</w:t>
+      </w:r>
+      <w:r>
+        <w:rPr>
+          <w:rFonts w:ascii="Courier New" w:hAnsi="Courier New"/>
+          <w:sz w:val="19"/>
+          <w:lang w:bidi="he-IL"/>
+        </w:rPr>
+        <w:t xml:space="preserve"> code</w:t>
+      </w:r>
+      <w:r>
+        <w:rPr>
+          <w:rFonts w:ascii="Courier New" w:hAnsi="Courier New"/>
+          <w:sz w:val="19"/>
+          <w:lang w:bidi="he-IL"/>
+        </w:rPr>
+        <w:t>)</w:t>
+      </w:r>
+      <w:r>
+        <w:t xml:space="preserve"> </w:t>
+      </w:r>
+      <w:r>
+        <w:rPr>
+          <w:lang w:bidi="he-IL"/>
+        </w:rPr>
+        <w:t xml:space="preserve"> </w:t>
+      </w:r>
+    </w:p>
+    <w:p>
+      <w:pPr>
+        <w:bidi/>
+        <w:rPr>
+          <w:rtl/>
+          <w:lang w:bidi="he-IL"/>
+        </w:rPr>
+      </w:pPr>
+      <w:r>
+        <w:rPr>
+          <w:rFonts w:hint="cs"/>
+          <w:rtl/>
+          <w:lang w:bidi="he-IL"/>
+        </w:rPr>
+        <w:t xml:space="preserve">את מאגר ה </w:t>
+      </w:r>
+      <w:r>
+        <w:rPr>
+          <w:rtl/>
+          <w:lang w:bidi="he-IL"/>
+        </w:rPr>
+        <w:t>–</w:t>
+      </w:r>
+      <w:r>
+        <w:rPr>
+          <w:rFonts w:hint="cs"/>
+          <w:rtl/>
+          <w:lang w:bidi="he-IL"/>
+        </w:rPr>
+        <w:t xml:space="preserve"> </w:t>
+      </w:r>
+      <w:r>
+        <w:rPr>
+          <w:lang w:bidi="he-IL"/>
+        </w:rPr>
+        <w:t>archive</w:t>
+      </w:r>
+      <w:r>
+        <w:rPr>
+          <w:rFonts w:hint="cs"/>
+          <w:rtl/>
+          <w:lang w:bidi="he-IL"/>
+        </w:rPr>
+        <w:t xml:space="preserve"> נבדוק</w:t>
+      </w:r>
+      <w:r>
+        <w:rPr>
+          <w:rFonts w:hint="cs"/>
+          <w:rtl/>
+          <w:lang w:bidi="he-IL"/>
+        </w:rPr>
+        <w:t xml:space="preserve"> בנפרד</w:t>
+      </w:r>
+      <w:r>
+        <w:rPr>
+          <w:rFonts w:hint="cs"/>
+          <w:rtl/>
+          <w:lang w:bidi="he-IL"/>
+        </w:rPr>
+        <w:t xml:space="preserve"> בסעיף 5 בהתאם למפורט </w:t>
+      </w:r>
+      <w:r>
+        <w:rPr>
+          <w:rFonts w:hint="cs"/>
+          <w:rtl/>
+          <w:lang w:bidi="he-IL"/>
+        </w:rPr>
+        <w:t>למטה.</w:t>
+      </w:r>
+    </w:p>
     <w:p>
       <w:pPr>
         <w:pStyle w:val="Heading2"/>
@@ -663,11 +1669,123 @@
       <w:pPr>
         <w:bidi/>
         <w:rPr>
-          <w:rFonts w:hint="cs"/>
-          <w:rtl/>
-          <w:lang w:bidi="he-IL"/>
-        </w:rPr>
-      </w:pPr>
+          <w:rtl/>
+          <w:lang w:bidi="he-IL"/>
+        </w:rPr>
+      </w:pPr>
+      <w:r>
+        <w:rPr>
+          <w:sz w:val="21"/>
+          <w:rtl/>
+          <w:lang w:bidi="he-IL"/>
+        </w:rPr>
+        <w:t>מטרתו</w:t>
+      </w:r>
+      <w:r>
+        <w:rPr>
+          <w:sz w:val="21"/>
+          <w:rtl/>
+        </w:rPr>
+        <w:t xml:space="preserve"> </w:t>
+      </w:r>
+      <w:r>
+        <w:rPr>
+          <w:sz w:val="21"/>
+          <w:rtl/>
+          <w:lang w:bidi="he-IL"/>
+        </w:rPr>
+        <w:t>להשוות</w:t>
+      </w:r>
+      <w:r>
+        <w:rPr>
+          <w:sz w:val="21"/>
+          <w:rtl/>
+        </w:rPr>
+        <w:t xml:space="preserve"> </w:t>
+      </w:r>
+      <w:r>
+        <w:rPr>
+          <w:sz w:val="21"/>
+          <w:rtl/>
+          <w:lang w:bidi="he-IL"/>
+        </w:rPr>
+        <w:t>בין</w:t>
+      </w:r>
+      <w:r>
+        <w:rPr>
+          <w:sz w:val="21"/>
+          <w:rtl/>
+        </w:rPr>
+        <w:t xml:space="preserve"> </w:t>
+      </w:r>
+      <w:r>
+        <w:rPr>
+          <w:sz w:val="21"/>
+          <w:rtl/>
+          <w:lang w:bidi="he-IL"/>
+        </w:rPr>
+        <w:t>ספקטרוגרמות</w:t>
+      </w:r>
+      <w:r>
+        <w:rPr>
+          <w:sz w:val="21"/>
+          <w:rtl/>
+        </w:rPr>
+        <w:t xml:space="preserve"> </w:t>
+      </w:r>
+      <w:r>
+        <w:rPr>
+          <w:sz w:val="21"/>
+          <w:rtl/>
+          <w:lang w:bidi="he-IL"/>
+        </w:rPr>
+        <w:t>מסוג</w:t>
+      </w:r>
+      <w:r>
+        <w:rPr>
+          <w:sz w:val="21"/>
+          <w:rtl/>
+        </w:rPr>
+        <w:t xml:space="preserve"> </w:t>
+      </w:r>
+      <w:r>
+        <w:rPr>
+          <w:sz w:val="21"/>
+        </w:rPr>
+        <w:t xml:space="preserve">Linear Mel </w:t>
+      </w:r>
+      <w:r>
+        <w:rPr>
+          <w:rFonts w:hint="cs"/>
+          <w:sz w:val="21"/>
+          <w:rtl/>
+          <w:lang w:bidi="he-IL"/>
+        </w:rPr>
+        <w:t xml:space="preserve"> </w:t>
+      </w:r>
+      <w:r>
+        <w:rPr>
+          <w:sz w:val="21"/>
+          <w:rtl/>
+          <w:lang w:bidi="he-IL"/>
+        </w:rPr>
+        <w:t>ו־</w:t>
+      </w:r>
+      <w:r>
+        <w:rPr>
+          <w:sz w:val="21"/>
+        </w:rPr>
+        <w:t xml:space="preserve">Log-Mel </w:t>
+      </w:r>
+      <w:r>
+        <w:rPr>
+          <w:rFonts w:hint="cs"/>
+          <w:sz w:val="21"/>
+          <w:rtl/>
+          <w:lang w:bidi="he-IL"/>
+        </w:rPr>
+        <w:t xml:space="preserve"> .</w:t>
+      </w:r>
       <w:r>
         <w:rPr>
           <w:rFonts w:hint="cs"/>
@@ -681,76 +1799,1528 @@
           <w:rFonts w:ascii="Courier New" w:hAnsi="Courier New"/>
           <w:sz w:val="19"/>
         </w:rPr>
-        <w:t>archive_cnn_dataset</w:t>
-      </w:r>
+        <w:t>archive_cnn_dataset/</w:t>
+      </w:r>
+      <w:r>
+        <w:rPr>
+          <w:rFonts w:hint="cs"/>
+          <w:rtl/>
+          <w:lang w:bidi="he-IL"/>
+        </w:rPr>
+        <w:t xml:space="preserve"> </w:t>
+      </w:r>
+      <w:r>
+        <w:rPr>
+          <w:rFonts w:hint="cs"/>
+          <w:rtl/>
+          <w:lang w:bidi="he-IL"/>
+        </w:rPr>
+        <w:t>.</w:t>
+      </w:r>
+      <w:r>
+        <w:rPr>
+          <w:rFonts w:hint="cs"/>
+          <w:rtl/>
+          <w:lang w:bidi="he-IL"/>
+        </w:rPr>
+        <w:t xml:space="preserve"> </w:t>
+      </w:r>
+      <w:r>
+        <w:rPr>
+          <w:rFonts w:hint="cs"/>
+          <w:rtl/>
+          <w:lang w:bidi="he-IL"/>
+        </w:rPr>
+        <w:t xml:space="preserve">בקוד זה אין צורך לבחור מאגר נתונים </w:t>
+      </w:r>
+      <w:r>
+        <w:rPr>
+          <w:rFonts w:hint="cs"/>
+          <w:rtl/>
+          <w:lang w:bidi="he-IL"/>
+        </w:rPr>
+        <w:t>אלא פשוט להריץ.</w:t>
+      </w:r>
+    </w:p>
+    <w:p>
+      <w:pPr>
+        <w:bidi/>
+        <w:rPr>
+          <w:rtl/>
+          <w:lang w:bidi="he-IL"/>
+        </w:rPr>
+      </w:pPr>
+      <w:r>
+        <w:rPr>
+          <w:rtl/>
+        </w:rPr>
+        <w:t>מריצים</w:t>
+      </w:r>
+      <w:r>
+        <w:rPr>
+          <w:rFonts w:hint="cs"/>
+          <w:rtl/>
+          <w:lang w:bidi="he-IL"/>
+        </w:rPr>
+        <w:t>:</w:t>
+      </w:r>
+    </w:p>
+    <w:p>
       <w:r>
         <w:rPr>
           <w:rFonts w:ascii="Courier New" w:hAnsi="Courier New"/>
           <w:sz w:val="19"/>
-        </w:rPr>
-        <w:t>/</w:t>
-      </w:r>
-      <w:r>
-        <w:rPr>
-          <w:rFonts w:hint="cs"/>
-          <w:rtl/>
-          <w:lang w:bidi="he-IL"/>
-        </w:rPr>
-        <w:t xml:space="preserve"> שתחת התיקייה הראשית</w:t>
+          <w:lang w:bidi="he-IL"/>
+        </w:rPr>
+        <w:t>archive</w:t>
+      </w:r>
+      <w:r>
+        <w:rPr>
+          <w:rFonts w:ascii="Courier New" w:hAnsi="Courier New"/>
+          <w:sz w:val="19"/>
+        </w:rPr>
+        <w:t>_cnn.py</w:t>
       </w:r>
     </w:p>
     <w:p>
       <w:pPr>
         <w:bidi/>
-        <w:rPr>
-          <w:rtl/>
-          <w:lang w:bidi="he-IL"/>
-        </w:rPr>
-      </w:pPr>
+      </w:pPr>
+      <w:r>
+        <w:rPr>
+          <w:rtl/>
+        </w:rPr>
+        <w:t>מחברת Kaggle:</w:t>
+      </w:r>
     </w:p>
     <w:p>
       <w:r>
         <w:rPr>
           <w:rFonts w:ascii="Courier New" w:hAnsi="Courier New"/>
           <w:sz w:val="19"/>
-          <w:lang w:bidi="he-IL"/>
-        </w:rPr>
-        <w:t>archive</w:t>
+        </w:rPr>
+        <w:t>[להוסיף קישור]</w:t>
+      </w:r>
+    </w:p>
+    <w:p>
+      <w:pPr>
+        <w:bidi/>
+        <w:rPr>
+          <w:b/>
+          <w:bCs/>
+          <w:rtl/>
+          <w:lang w:bidi="he-IL"/>
+        </w:rPr>
+      </w:pPr>
+      <w:r>
+        <w:rPr>
+          <w:rFonts w:hint="cs"/>
+          <w:b/>
+          <w:bCs/>
+          <w:rtl/>
+          <w:lang w:bidi="he-IL"/>
+        </w:rPr>
+        <w:lastRenderedPageBreak/>
+        <w:t xml:space="preserve">בסעיפים 2-5 </w:t>
+      </w:r>
+      <w:r>
+        <w:rPr>
+          <w:rFonts w:hint="cs"/>
+          <w:b/>
+          <w:bCs/>
+          <w:rtl/>
+          <w:lang w:bidi="he-IL"/>
+        </w:rPr>
+        <w:t xml:space="preserve">מומלץ לעבוד דרך </w:t>
+      </w:r>
+      <w:r>
+        <w:rPr>
+          <w:b/>
+          <w:bCs/>
+          <w:lang w:bidi="he-IL"/>
+        </w:rPr>
+        <w:t>kaggle</w:t>
+      </w:r>
+      <w:r>
+        <w:rPr>
+          <w:rFonts w:hint="cs"/>
+          <w:b/>
+          <w:bCs/>
+          <w:rtl/>
+          <w:lang w:bidi="he-IL"/>
+        </w:rPr>
+        <w:t xml:space="preserve"> תוך בחירה במצב </w:t>
+      </w:r>
+      <w:r>
+        <w:rPr>
+          <w:b/>
+          <w:bCs/>
+          <w:lang w:bidi="he-IL"/>
+        </w:rPr>
+        <w:t xml:space="preserve">GPU </w:t>
+      </w:r>
+      <w:r>
+        <w:rPr>
+          <w:rFonts w:hint="cs"/>
+          <w:b/>
+          <w:bCs/>
+          <w:rtl/>
+          <w:lang w:bidi="he-IL"/>
+        </w:rPr>
+        <w:t xml:space="preserve"> לצורך קבלת התוצאות בזמן סטנדרטי ,כאשר הקבצים הנדרשים להרצה נמצאים כבר במחברת תחת </w:t>
+      </w:r>
+      <w:r>
+        <w:rPr>
+          <w:b/>
+          <w:bCs/>
+          <w:lang w:bidi="he-IL"/>
+        </w:rPr>
+        <w:t>input</w:t>
+      </w:r>
+      <w:r>
+        <w:rPr>
+          <w:rFonts w:hint="cs"/>
+          <w:b/>
+          <w:bCs/>
+          <w:rtl/>
+          <w:lang w:bidi="he-IL"/>
+        </w:rPr>
+        <w:t xml:space="preserve"> . </w:t>
+      </w:r>
+    </w:p>
+    <w:p>
+      <w:pPr>
+        <w:pStyle w:val="Heading2"/>
+        <w:bidi/>
+      </w:pPr>
+      <w:r>
+        <w:rPr>
+          <w:rFonts w:ascii="Arial" w:hAnsi="Arial" w:hint="cs"/>
+          <w:rtl/>
+          <w:lang w:bidi="he-IL"/>
+        </w:rPr>
+        <w:t>6</w:t>
+      </w:r>
+      <w:r>
+        <w:rPr>
+          <w:rFonts w:ascii="Arial" w:hAnsi="Arial"/>
+          <w:rtl/>
+        </w:rPr>
+        <w:t>. גרפים ותוצאות</w:t>
+      </w:r>
+    </w:p>
+    <w:p>
+      <w:pPr>
+        <w:bidi/>
+        <w:rPr>
+          <w:rFonts w:hint="cs"/>
+          <w:lang w:bidi="he-IL"/>
+        </w:rPr>
+      </w:pPr>
+      <w:r>
+        <w:rPr>
+          <w:rtl/>
+          <w:lang w:bidi="he-IL"/>
+        </w:rPr>
+        <w:t>הגרפים והטבלאות המוצגים בדוח הפרויקט המסכם (לצד פלטים נוספים) נוצרים באופן אוטומטי במהלך הרצת הניסויים</w:t>
+      </w:r>
+      <w:r>
+        <w:rPr>
+          <w:lang w:bidi="he-IL"/>
+        </w:rPr>
+        <w:t xml:space="preserve">. </w:t>
+      </w:r>
+      <w:r>
+        <w:rPr>
+          <w:rtl/>
+          <w:lang w:bidi="he-IL"/>
+        </w:rPr>
+        <w:t>בסביבת</w:t>
+      </w:r>
+      <w:r>
+        <w:rPr>
+          <w:rtl/>
+        </w:rPr>
+        <w:t xml:space="preserve"> </w:t>
+      </w:r>
+      <w:r>
+        <w:rPr>
+          <w:b/>
+          <w:bCs/>
+          <w:lang w:bidi="he-IL"/>
+        </w:rPr>
+        <w:t xml:space="preserve"> </w:t>
+      </w:r>
+      <w:r>
+        <w:rPr>
+          <w:lang w:bidi="he-IL"/>
+        </w:rPr>
+        <w:t xml:space="preserve">Kaggle </w:t>
+      </w:r>
+      <w:r>
+        <w:rPr>
+          <w:rtl/>
+          <w:lang w:bidi="he-IL"/>
+        </w:rPr>
+        <w:t>התוצרים מוצגים ישירות בפלט תאי המחברת ונשמרים בתיקיית ה</w:t>
+      </w:r>
+      <w:r>
+        <w:rPr>
+          <w:lang w:bidi="he-IL"/>
+        </w:rPr>
+        <w:t>.</w:t>
+      </w:r>
+      <w:r>
+        <w:rPr>
+          <w:lang w:bidi="he-IL"/>
+        </w:rPr>
+        <w:t xml:space="preserve"> </w:t>
+      </w:r>
+      <w:r>
+        <w:rPr>
+          <w:lang w:bidi="he-IL"/>
+        </w:rPr>
+        <w:t>output</w:t>
+      </w:r>
+      <w:r>
+        <w:rPr>
+          <w:lang w:bidi="he-IL"/>
+        </w:rPr>
+        <w:t>-</w:t>
+      </w:r>
+      <w:r>
+        <w:rPr>
+          <w:lang w:bidi="he-IL"/>
+        </w:rPr>
+        <w:t xml:space="preserve"> </w:t>
+      </w:r>
+      <w:r>
+        <w:rPr>
+          <w:rtl/>
+          <w:lang w:bidi="he-IL"/>
+        </w:rPr>
+        <w:br/>
+      </w:r>
+      <w:r>
+        <w:rPr>
+          <w:rtl/>
+          <w:lang w:bidi="he-IL"/>
+        </w:rPr>
+        <w:t>בהרצה מקומית ב</w:t>
+      </w:r>
+      <w:r>
+        <w:rPr>
+          <w:lang w:bidi="he-IL"/>
+        </w:rPr>
+        <w:t xml:space="preserve"> </w:t>
+      </w:r>
+      <w:r>
+        <w:rPr>
+          <w:lang w:bidi="he-IL"/>
+        </w:rPr>
+        <w:t>PyCharm</w:t>
+      </w:r>
+      <w:r>
+        <w:rPr>
+          <w:b/>
+          <w:bCs/>
+          <w:lang w:bidi="he-IL"/>
+        </w:rPr>
+        <w:t xml:space="preserve"> </w:t>
+      </w:r>
+      <w:r>
+        <w:rPr>
+          <w:lang w:bidi="he-IL"/>
+        </w:rPr>
+        <w:t>-</w:t>
+      </w:r>
+      <w:r>
+        <w:rPr>
+          <w:lang w:bidi="he-IL"/>
+        </w:rPr>
+        <w:t xml:space="preserve"> </w:t>
+      </w:r>
+      <w:r>
+        <w:rPr>
+          <w:rtl/>
+          <w:lang w:bidi="he-IL"/>
+        </w:rPr>
+        <w:t>התוצרים נשמרים תחת התיקייה</w:t>
+      </w:r>
+      <w:r>
+        <w:rPr>
+          <w:rtl/>
+        </w:rPr>
+        <w:t xml:space="preserve"> </w:t>
+      </w:r>
+      <w:r>
+        <w:rPr>
+          <w:lang w:bidi="he-IL"/>
+        </w:rPr>
+        <w:t xml:space="preserve"> </w:t>
       </w:r>
       <w:r>
         <w:rPr>
           <w:rFonts w:ascii="Courier New" w:hAnsi="Courier New"/>
           <w:sz w:val="19"/>
         </w:rPr>
-        <w:t>_cnn.py</w:t>
+        <w:t>graphs/</w:t>
+      </w:r>
+      <w:r>
+        <w:rPr>
+          <w:rFonts w:hint="cs"/>
+          <w:rtl/>
+          <w:lang w:bidi="he-IL"/>
+        </w:rPr>
+        <w:t>.</w:t>
       </w:r>
     </w:p>
     <w:p>
       <w:pPr>
         <w:bidi/>
-      </w:pPr>
-      <w:r>
-        <w:rPr>
-          <w:rtl/>
-        </w:rPr>
-        <w:t>מחברת Kaggle:</w:t>
-      </w:r>
+        <w:rPr>
+          <w:lang w:bidi="he-IL"/>
+        </w:rPr>
+      </w:pPr>
+      <w:r>
+        <w:rPr>
+          <w:lang w:bidi="he-IL"/>
+        </w:rPr>
+        <w:t xml:space="preserve"> </w:t>
+      </w:r>
+      <w:r>
+        <w:rPr>
+          <w:rtl/>
+          <w:lang w:bidi="he-IL"/>
+        </w:rPr>
+        <w:t>להלן פירוט של כל הגרפים</w:t>
+      </w:r>
+      <w:r>
+        <w:rPr>
+          <w:rFonts w:hint="cs"/>
+          <w:rtl/>
+          <w:lang w:bidi="he-IL"/>
+        </w:rPr>
+        <w:t xml:space="preserve"> </w:t>
+      </w:r>
+      <w:r>
+        <w:rPr>
+          <w:rtl/>
+          <w:lang w:bidi="he-IL"/>
+        </w:rPr>
+        <w:t>בדו"ח הפרויקט והניסוי שיוצר אותם</w:t>
+      </w:r>
+      <w:r>
+        <w:rPr>
+          <w:lang w:bidi="he-IL"/>
+        </w:rPr>
+        <w:t xml:space="preserve"> :</w:t>
+      </w:r>
+    </w:p>
+    <w:tbl>
+      <w:tblPr>
+        <w:tblStyle w:val="TableGrid"/>
+        <w:tblW w:w="0" w:type="auto"/>
+        <w:jc w:val="center"/>
+        <w:tblLayout w:type="fixed"/>
+        <w:tblLook w:val="0420" w:firstRow="1" w:lastRow="0" w:firstColumn="0" w:lastColumn="0" w:noHBand="0" w:noVBand="1"/>
+      </w:tblPr>
+      <w:tblGrid>
+        <w:gridCol w:w="658"/>
+        <w:gridCol w:w="3118"/>
+        <w:gridCol w:w="2410"/>
+        <w:gridCol w:w="3174"/>
+      </w:tblGrid>
+      <w:tr>
+        <w:trPr>
+          <w:tblHeader/>
+          <w:jc w:val="center"/>
+        </w:trPr>
+        <w:tc>
+          <w:tcPr>
+            <w:tcW w:w="658" w:type="dxa"/>
+            <w:shd w:val="clear" w:color="auto" w:fill="F2F2F2"/>
+          </w:tcPr>
+          <w:p>
+            <w:pPr>
+              <w:bidi/>
+            </w:pPr>
+            <w:r>
+              <w:t>#</w:t>
+            </w:r>
+          </w:p>
+        </w:tc>
+        <w:tc>
+          <w:tcPr>
+            <w:tcW w:w="3118" w:type="dxa"/>
+            <w:shd w:val="clear" w:color="auto" w:fill="F2F2F2"/>
+          </w:tcPr>
+          <w:p>
+            <w:pPr>
+              <w:bidi/>
+            </w:pPr>
+            <w:r>
+              <w:rPr>
+                <w:rtl/>
+              </w:rPr>
+              <w:t>תוצר בדו"ח</w:t>
+            </w:r>
+          </w:p>
+        </w:tc>
+        <w:tc>
+          <w:tcPr>
+            <w:tcW w:w="2410" w:type="dxa"/>
+            <w:shd w:val="clear" w:color="auto" w:fill="F2F2F2"/>
+          </w:tcPr>
+          <w:p>
+            <w:pPr>
+              <w:bidi/>
+            </w:pPr>
+            <w:r>
+              <w:rPr>
+                <w:rtl/>
+              </w:rPr>
+              <w:t>ניסוי מקור</w:t>
+            </w:r>
+          </w:p>
+        </w:tc>
+        <w:tc>
+          <w:tcPr>
+            <w:tcW w:w="3174" w:type="dxa"/>
+            <w:shd w:val="clear" w:color="auto" w:fill="F2F2F2"/>
+          </w:tcPr>
+          <w:p>
+            <w:pPr>
+              <w:bidi/>
+            </w:pPr>
+            <w:r>
+              <w:rPr>
+                <w:rtl/>
+              </w:rPr>
+              <w:t>הגדרות נדרשות</w:t>
+            </w:r>
+          </w:p>
+        </w:tc>
+      </w:tr>
+      <w:tr>
+        <w:trPr>
+          <w:jc w:val="center"/>
+        </w:trPr>
+        <w:tc>
+          <w:tcPr>
+            <w:tcW w:w="658" w:type="dxa"/>
+          </w:tcPr>
+          <w:p>
+            <w:pPr>
+              <w:bidi/>
+            </w:pPr>
+            <w:r>
+              <w:t>1</w:t>
+            </w:r>
+          </w:p>
+        </w:tc>
+        <w:tc>
+          <w:tcPr>
+            <w:tcW w:w="3118" w:type="dxa"/>
+          </w:tcPr>
+          <w:p>
+            <w:pPr>
+              <w:bidi/>
+            </w:pPr>
+            <w:r>
+              <w:rPr>
+                <w:rtl/>
+              </w:rPr>
+              <w:t>גרף השוואת ביצועי מסווגים בין מאגרי הנתונים</w:t>
+            </w:r>
+          </w:p>
+        </w:tc>
+        <w:tc>
+          <w:tcPr>
+            <w:tcW w:w="2410" w:type="dxa"/>
+          </w:tcPr>
+          <w:p>
+            <w:pPr>
+              <w:bidi/>
+              <w:rPr>
+                <w:rFonts w:cs="Arial"/>
+              </w:rPr>
+            </w:pPr>
+            <w:r>
+              <w:rPr>
+                <w:rtl/>
+              </w:rPr>
+              <w:t>למידת מכונה (</w:t>
+            </w:r>
+            <w:r>
+              <w:rPr>
+                <w:rStyle w:val="CodeChar"/>
+                <w:rFonts w:cs="Arial" w:hint="cs"/>
+                <w:rtl/>
+              </w:rPr>
+              <w:t xml:space="preserve">סעיף </w:t>
+            </w:r>
+            <w:r>
+              <w:rPr>
+                <w:rStyle w:val="CodeChar"/>
+                <w:rFonts w:cs="Arial" w:hint="cs"/>
+                <w:rtl/>
+              </w:rPr>
+              <w:t>2</w:t>
+            </w:r>
+            <w:r>
+              <w:rPr>
+                <w:rStyle w:val="CodeChar"/>
+                <w:rFonts w:cs="Arial" w:hint="cs"/>
+                <w:rtl/>
+              </w:rPr>
+              <w:t>)</w:t>
+            </w:r>
+          </w:p>
+        </w:tc>
+        <w:tc>
+          <w:tcPr>
+            <w:tcW w:w="3174" w:type="dxa"/>
+          </w:tcPr>
+          <w:p>
+            <w:pPr>
+              <w:bidi/>
+            </w:pPr>
+            <w:r>
+              <w:rPr>
+                <w:rtl/>
+              </w:rPr>
+              <w:t xml:space="preserve">הרצה נפרדת לכל אחד מהמאגרים לפי </w:t>
+            </w:r>
+            <w:r>
+              <w:rPr>
+                <w:rStyle w:val="CodeChar"/>
+                <w:rtl/>
+              </w:rPr>
+              <w:t>RUN_MODE</w:t>
+            </w:r>
+            <w:r>
+              <w:rPr>
+                <w:rtl/>
+              </w:rPr>
+              <w:t xml:space="preserve">: </w:t>
+            </w:r>
+            <w:r>
+              <w:rPr>
+                <w:rtl/>
+                <w:lang w:bidi="he-IL"/>
+              </w:rPr>
+              <w:br/>
+            </w:r>
+            <w:r>
+              <w:rPr>
+                <w:rtl/>
+              </w:rPr>
+              <w:t>‏</w:t>
+            </w:r>
+            <w:r>
+              <w:rPr>
+                <w:rStyle w:val="CodeChar"/>
+                <w:rtl/>
+              </w:rPr>
+              <w:t>archive_only</w:t>
+            </w:r>
+            <w:r>
+              <w:rPr>
+                <w:rtl/>
+              </w:rPr>
+              <w:t>, ‏</w:t>
+            </w:r>
+            <w:r>
+              <w:rPr>
+                <w:rStyle w:val="CodeChar"/>
+                <w:rtl/>
+              </w:rPr>
+              <w:t>free_text</w:t>
+            </w:r>
+            <w:r>
+              <w:rPr>
+                <w:rtl/>
+              </w:rPr>
+              <w:t>, ‏</w:t>
+            </w:r>
+            <w:r>
+              <w:rPr>
+                <w:rStyle w:val="CodeChar"/>
+                <w:rtl/>
+              </w:rPr>
+              <w:t>mixed</w:t>
+            </w:r>
+            <w:r>
+              <w:rPr>
+                <w:rtl/>
+              </w:rPr>
+              <w:t xml:space="preserve">, </w:t>
+            </w:r>
+            <w:r>
+              <w:rPr>
+                <w:rtl/>
+                <w:lang w:bidi="he-IL"/>
+              </w:rPr>
+              <w:br/>
+            </w:r>
+            <w:r>
+              <w:rPr>
+                <w:rFonts w:hint="cs"/>
+                <w:rtl/>
+                <w:lang w:bidi="he-IL"/>
+              </w:rPr>
+              <w:t>בנוסף,</w:t>
+            </w:r>
+            <w:r>
+              <w:rPr>
+                <w:rtl/>
+              </w:rPr>
+              <w:t xml:space="preserve"> </w:t>
+            </w:r>
+            <w:r>
+              <w:rPr>
+                <w:rStyle w:val="CodeChar"/>
+                <w:rtl/>
+              </w:rPr>
+              <w:t>ENABLE_FEATURE_SELECTION = False</w:t>
+            </w:r>
+          </w:p>
+        </w:tc>
+      </w:tr>
+      <w:tr>
+        <w:trPr>
+          <w:jc w:val="center"/>
+        </w:trPr>
+        <w:tc>
+          <w:tcPr>
+            <w:tcW w:w="658" w:type="dxa"/>
+          </w:tcPr>
+          <w:p>
+            <w:pPr>
+              <w:bidi/>
+            </w:pPr>
+            <w:r>
+              <w:t>2</w:t>
+            </w:r>
+          </w:p>
+        </w:tc>
+        <w:tc>
+          <w:tcPr>
+            <w:tcW w:w="3118" w:type="dxa"/>
+          </w:tcPr>
+          <w:p>
+            <w:pPr>
+              <w:bidi/>
+            </w:pPr>
+            <w:r>
+              <w:rPr>
+                <w:rtl/>
+              </w:rPr>
+              <w:t>טבלת השוואת ביצועי</w:t>
+            </w:r>
+            <w:r>
+              <w:rPr>
+                <w:rFonts w:hint="cs"/>
+                <w:rtl/>
+                <w:lang w:bidi="he-IL"/>
+              </w:rPr>
+              <w:t xml:space="preserve"> מסווגים</w:t>
+            </w:r>
+            <w:r>
+              <w:rPr>
+                <w:rtl/>
+              </w:rPr>
+              <w:t xml:space="preserve"> לפי </w:t>
+            </w:r>
+            <w:r>
+              <w:rPr>
+                <w:rFonts w:hint="cs"/>
+                <w:rtl/>
+                <w:lang w:bidi="he-IL"/>
+              </w:rPr>
+              <w:t>מבטא</w:t>
+            </w:r>
+            <w:r>
+              <w:rPr>
+                <w:rtl/>
+              </w:rPr>
+              <w:t xml:space="preserve">, מטריצת בלבול, גרף </w:t>
+            </w:r>
+            <w:r>
+              <w:t>S</w:t>
+            </w:r>
+            <w:r>
+              <w:rPr>
+                <w:lang w:bidi="he-IL"/>
+              </w:rPr>
+              <w:t>HAP features</w:t>
+            </w:r>
+            <w:r>
+              <w:rPr>
+                <w:rtl/>
+              </w:rPr>
+              <w:t xml:space="preserve"> והשפעת כוונון היפר-פרמטרים ב-XGBoost</w:t>
+            </w:r>
+          </w:p>
+        </w:tc>
+        <w:tc>
+          <w:tcPr>
+            <w:tcW w:w="2410" w:type="dxa"/>
+          </w:tcPr>
+          <w:p>
+            <w:pPr>
+              <w:bidi/>
+            </w:pPr>
+            <w:r>
+              <w:rPr>
+                <w:rtl/>
+              </w:rPr>
+              <w:t>למידת מכונה (</w:t>
+            </w:r>
+            <w:r>
+              <w:rPr>
+                <w:rStyle w:val="CodeChar"/>
+                <w:rFonts w:cs="Arial" w:hint="cs"/>
+                <w:rtl/>
+              </w:rPr>
+              <w:t xml:space="preserve">סעיף </w:t>
+            </w:r>
+            <w:r>
+              <w:rPr>
+                <w:rStyle w:val="CodeChar"/>
+                <w:rFonts w:cs="Arial" w:hint="cs"/>
+                <w:rtl/>
+              </w:rPr>
+              <w:t>2</w:t>
+            </w:r>
+            <w:r>
+              <w:rPr>
+                <w:rStyle w:val="CodeChar"/>
+                <w:rFonts w:cs="Arial" w:hint="cs"/>
+                <w:rtl/>
+              </w:rPr>
+              <w:t>)</w:t>
+            </w:r>
+          </w:p>
+        </w:tc>
+        <w:tc>
+          <w:tcPr>
+            <w:tcW w:w="3174" w:type="dxa"/>
+          </w:tcPr>
+          <w:p>
+            <w:pPr>
+              <w:bidi/>
+            </w:pPr>
+            <w:r>
+              <w:rPr>
+                <w:rStyle w:val="CodeChar"/>
+              </w:rPr>
+              <w:t>RUN_MODE = "free_text"</w:t>
+            </w:r>
+            <w:r>
+              <w:t xml:space="preserve"> ו-</w:t>
+            </w:r>
+            <w:r>
+              <w:rPr>
+                <w:rStyle w:val="CodeChar"/>
+              </w:rPr>
+              <w:t>ENABLE_FEATURE_SELECTION = False</w:t>
+            </w:r>
+          </w:p>
+        </w:tc>
+      </w:tr>
+      <w:tr>
+        <w:trPr>
+          <w:jc w:val="center"/>
+        </w:trPr>
+        <w:tc>
+          <w:tcPr>
+            <w:tcW w:w="658" w:type="dxa"/>
+          </w:tcPr>
+          <w:p>
+            <w:pPr>
+              <w:bidi/>
+            </w:pPr>
+            <w:r>
+              <w:t>3</w:t>
+            </w:r>
+          </w:p>
+        </w:tc>
+        <w:tc>
+          <w:tcPr>
+            <w:tcW w:w="3118" w:type="dxa"/>
+          </w:tcPr>
+          <w:p>
+            <w:pPr>
+              <w:bidi/>
+              <w:rPr>
+                <w:rFonts w:hint="cs"/>
+                <w:lang w:bidi="he-IL"/>
+              </w:rPr>
+            </w:pPr>
+            <w:r>
+              <w:rPr>
+                <w:rtl/>
+              </w:rPr>
+              <w:t xml:space="preserve">טבלת השפעת הפיצ'רים המובילים </w:t>
+            </w:r>
+            <w:r>
+              <w:rPr>
+                <w:rFonts w:hint="cs"/>
+                <w:rtl/>
+                <w:lang w:bidi="he-IL"/>
+              </w:rPr>
+              <w:t>על ביצועי המסווגים.</w:t>
+            </w:r>
+          </w:p>
+        </w:tc>
+        <w:tc>
+          <w:tcPr>
+            <w:tcW w:w="2410" w:type="dxa"/>
+          </w:tcPr>
+          <w:p>
+            <w:pPr>
+              <w:bidi/>
+            </w:pPr>
+            <w:r>
+              <w:rPr>
+                <w:rtl/>
+              </w:rPr>
+              <w:t>למידת מכונה (</w:t>
+            </w:r>
+            <w:r>
+              <w:rPr>
+                <w:rStyle w:val="CodeChar"/>
+                <w:rFonts w:cs="Arial" w:hint="cs"/>
+                <w:rtl/>
+              </w:rPr>
+              <w:t xml:space="preserve">סעיף </w:t>
+            </w:r>
+            <w:r>
+              <w:rPr>
+                <w:rStyle w:val="CodeChar"/>
+                <w:rFonts w:cs="Arial" w:hint="cs"/>
+                <w:rtl/>
+              </w:rPr>
+              <w:t>2</w:t>
+            </w:r>
+            <w:r>
+              <w:rPr>
+                <w:rStyle w:val="CodeChar"/>
+                <w:rFonts w:cs="Arial" w:hint="cs"/>
+                <w:rtl/>
+              </w:rPr>
+              <w:t>)</w:t>
+            </w:r>
+          </w:p>
+        </w:tc>
+        <w:tc>
+          <w:tcPr>
+            <w:tcW w:w="3174" w:type="dxa"/>
+          </w:tcPr>
+          <w:p>
+            <w:pPr>
+              <w:bidi/>
+            </w:pPr>
+            <w:r>
+              <w:rPr>
+                <w:rStyle w:val="CodeChar"/>
+              </w:rPr>
+              <w:t>RUN_MODE = "free_text"</w:t>
+            </w:r>
+            <w:r>
+              <w:t xml:space="preserve"> ו-</w:t>
+            </w:r>
+            <w:r>
+              <w:rPr>
+                <w:rStyle w:val="CodeChar"/>
+              </w:rPr>
+              <w:t>ENABLE_FEATURE_SELECTION = True</w:t>
+            </w:r>
+            <w:r>
+              <w:rPr>
+                <w:rStyle w:val="CodeChar"/>
+              </w:rPr>
+              <w:br/>
+            </w:r>
+            <w:r>
+              <w:t xml:space="preserve"> (</w:t>
+            </w:r>
+            <w:r>
+              <w:rPr>
+                <w:rStyle w:val="CodeChar"/>
+              </w:rPr>
+              <w:t>TOP_K_FEATURES = 30</w:t>
+            </w:r>
+            <w:r>
+              <w:t>)</w:t>
+            </w:r>
+          </w:p>
+        </w:tc>
+      </w:tr>
+      <w:tr>
+        <w:trPr>
+          <w:jc w:val="center"/>
+        </w:trPr>
+        <w:tc>
+          <w:tcPr>
+            <w:tcW w:w="658" w:type="dxa"/>
+          </w:tcPr>
+          <w:p>
+            <w:pPr>
+              <w:bidi/>
+            </w:pPr>
+            <w:r>
+              <w:t>4</w:t>
+            </w:r>
+          </w:p>
+        </w:tc>
+        <w:tc>
+          <w:tcPr>
+            <w:tcW w:w="3118" w:type="dxa"/>
+          </w:tcPr>
+          <w:p>
+            <w:pPr>
+              <w:bidi/>
+            </w:pPr>
+            <w:r>
+              <w:rPr>
+                <w:rtl/>
+              </w:rPr>
+              <w:t>השוואת ייצוגי הספקטרוגרמה (Log-Mel מול Linear Mel)</w:t>
+            </w:r>
+          </w:p>
+        </w:tc>
+        <w:tc>
+          <w:tcPr>
+            <w:tcW w:w="2410" w:type="dxa"/>
+          </w:tcPr>
+          <w:p>
+            <w:pPr>
+              <w:bidi/>
+            </w:pPr>
+            <w:r>
+              <w:rPr>
+                <w:rtl/>
+              </w:rPr>
+              <w:t>השוואת ספקטרוגרמות על מאגר Archive (</w:t>
+            </w:r>
+            <w:r>
+              <w:rPr>
+                <w:rStyle w:val="CodeChar"/>
+                <w:rFonts w:cs="Arial" w:hint="cs"/>
+                <w:rtl/>
+              </w:rPr>
+              <w:t xml:space="preserve">ניסוי 5 </w:t>
+            </w:r>
+            <w:r>
+              <w:rPr>
+                <w:rtl/>
+              </w:rPr>
+              <w:t>)</w:t>
+            </w:r>
+          </w:p>
+        </w:tc>
+        <w:tc>
+          <w:tcPr>
+            <w:tcW w:w="3174" w:type="dxa"/>
+          </w:tcPr>
+          <w:p>
+            <w:pPr>
+              <w:bidi/>
+            </w:pPr>
+            <w:r>
+              <w:rPr>
+                <w:rtl/>
+              </w:rPr>
+              <w:t xml:space="preserve">הרצה ישירה של הקוד מעל התיקייה </w:t>
+            </w:r>
+            <w:r>
+              <w:rPr>
+                <w:rStyle w:val="CodeChar"/>
+                <w:rtl/>
+              </w:rPr>
+              <w:t>archive_cnn_dataset/</w:t>
+            </w:r>
+            <w:r>
+              <w:rPr>
+                <w:rtl/>
+              </w:rPr>
+              <w:t>, ללא שינוי משתנים</w:t>
+            </w:r>
+          </w:p>
+        </w:tc>
+      </w:tr>
+      <w:tr>
+        <w:trPr>
+          <w:jc w:val="center"/>
+        </w:trPr>
+        <w:tc>
+          <w:tcPr>
+            <w:tcW w:w="658" w:type="dxa"/>
+          </w:tcPr>
+          <w:p>
+            <w:pPr>
+              <w:bidi/>
+            </w:pPr>
+            <w:r>
+              <w:t>5</w:t>
+            </w:r>
+          </w:p>
+        </w:tc>
+        <w:tc>
+          <w:tcPr>
+            <w:tcW w:w="3118" w:type="dxa"/>
+          </w:tcPr>
+          <w:p>
+            <w:pPr>
+              <w:bidi/>
+            </w:pPr>
+            <w:r>
+              <w:rPr>
+                <w:rtl/>
+              </w:rPr>
+              <w:t>השוואת דיוק כללי בין שני מודלי ה-CNN (האקוסטי מול הדו-ענפי / מולטי-מודאלי)</w:t>
+            </w:r>
+          </w:p>
+        </w:tc>
+        <w:tc>
+          <w:tcPr>
+            <w:tcW w:w="2410" w:type="dxa"/>
+          </w:tcPr>
+          <w:p>
+            <w:pPr>
+              <w:bidi/>
+            </w:pPr>
+            <w:r>
+              <w:rPr>
+                <w:rtl/>
+              </w:rPr>
+              <w:t>ניסויי ה-CNN האקוסטי והמולטי-מודאלי (</w:t>
+            </w:r>
+            <w:r>
+              <w:rPr>
+                <w:rStyle w:val="CodeChar"/>
+                <w:rFonts w:cs="Arial" w:hint="cs"/>
+                <w:rtl/>
+              </w:rPr>
+              <w:t>ניסוי 3 ו- 4</w:t>
+            </w:r>
+            <w:r>
+              <w:rPr>
+                <w:rtl/>
+              </w:rPr>
+              <w:t>)</w:t>
+            </w:r>
+          </w:p>
+        </w:tc>
+        <w:tc>
+          <w:tcPr>
+            <w:tcW w:w="3174" w:type="dxa"/>
+          </w:tcPr>
+          <w:p>
+            <w:pPr>
+              <w:bidi/>
+            </w:pPr>
+            <w:r>
+              <w:rPr>
+                <w:rtl/>
+              </w:rPr>
+              <w:t xml:space="preserve">הרצת שני הקבצים עבור מצב </w:t>
+            </w:r>
+            <w:r>
+              <w:rPr>
+                <w:rStyle w:val="CodeChar"/>
+                <w:rtl/>
+              </w:rPr>
+              <w:t>mixed</w:t>
+            </w:r>
+            <w:r>
+              <w:rPr>
+                <w:rtl/>
+              </w:rPr>
+              <w:t xml:space="preserve"> ועבור מצב </w:t>
+            </w:r>
+            <w:r>
+              <w:rPr>
+                <w:rStyle w:val="CodeChar"/>
+                <w:rtl/>
+              </w:rPr>
+              <w:t>free_text</w:t>
+            </w:r>
+            <w:r>
+              <w:rPr>
+                <w:rtl/>
+              </w:rPr>
+              <w:t xml:space="preserve"> (הגדרת </w:t>
+            </w:r>
+            <w:r>
+              <w:rPr>
+                <w:rStyle w:val="CodeChar"/>
+                <w:rtl/>
+              </w:rPr>
+              <w:t>RUN_MODE</w:t>
+            </w:r>
+            <w:r>
+              <w:rPr>
+                <w:rtl/>
+              </w:rPr>
+              <w:t xml:space="preserve"> / </w:t>
+            </w:r>
+            <w:r>
+              <w:rPr>
+                <w:rStyle w:val="CodeChar"/>
+                <w:rtl/>
+              </w:rPr>
+              <w:t>DATASET_TYPE</w:t>
+            </w:r>
+            <w:r>
+              <w:rPr>
+                <w:rtl/>
+              </w:rPr>
+              <w:t xml:space="preserve"> בהתאם</w:t>
+            </w:r>
+            <w:r>
+              <w:rPr>
+                <w:rFonts w:hint="cs"/>
+                <w:rtl/>
+                <w:lang w:bidi="he-IL"/>
+              </w:rPr>
+              <w:t xml:space="preserve"> לסביבת ההרצה</w:t>
+            </w:r>
+            <w:r>
+              <w:rPr>
+                <w:rtl/>
+              </w:rPr>
+              <w:t>)</w:t>
+            </w:r>
+          </w:p>
+        </w:tc>
+      </w:tr>
+      <w:tr>
+        <w:trPr>
+          <w:jc w:val="center"/>
+        </w:trPr>
+        <w:tc>
+          <w:tcPr>
+            <w:tcW w:w="658" w:type="dxa"/>
+          </w:tcPr>
+          <w:p>
+            <w:pPr>
+              <w:bidi/>
+            </w:pPr>
+            <w:r>
+              <w:t>6</w:t>
+            </w:r>
+          </w:p>
+        </w:tc>
+        <w:tc>
+          <w:tcPr>
+            <w:tcW w:w="3118" w:type="dxa"/>
+          </w:tcPr>
+          <w:p>
+            <w:pPr>
+              <w:bidi/>
+            </w:pPr>
+            <w:r>
+              <w:rPr>
+                <w:rFonts w:hint="cs"/>
+                <w:rtl/>
+                <w:lang w:bidi="he-IL"/>
+              </w:rPr>
+              <w:t>אחוזי דיוק</w:t>
+            </w:r>
+            <w:r>
+              <w:rPr>
+                <w:rtl/>
+              </w:rPr>
+              <w:t xml:space="preserve"> לפי </w:t>
+            </w:r>
+            <w:r>
+              <w:rPr>
+                <w:rFonts w:hint="cs"/>
+                <w:rtl/>
+                <w:lang w:bidi="he-IL"/>
+              </w:rPr>
+              <w:t>מבטא</w:t>
+            </w:r>
+            <w:r>
+              <w:rPr>
+                <w:rtl/>
+              </w:rPr>
+              <w:t xml:space="preserve"> ומטריצת ההפרשים</w:t>
+            </w:r>
+          </w:p>
+        </w:tc>
+        <w:tc>
+          <w:tcPr>
+            <w:tcW w:w="2410" w:type="dxa"/>
+          </w:tcPr>
+          <w:p>
+            <w:pPr>
+              <w:bidi/>
+            </w:pPr>
+            <w:r>
+              <w:rPr>
+                <w:rtl/>
+              </w:rPr>
+              <w:t>ניסויי ה-CNN האקוסטי והמולטי-מודאלי (</w:t>
+            </w:r>
+            <w:r>
+              <w:rPr>
+                <w:rStyle w:val="CodeChar"/>
+                <w:rFonts w:cs="Arial" w:hint="cs"/>
+                <w:rtl/>
+              </w:rPr>
+              <w:t>ניסוי 3 ו- 4</w:t>
+            </w:r>
+            <w:r>
+              <w:rPr>
+                <w:rtl/>
+              </w:rPr>
+              <w:t>)</w:t>
+            </w:r>
+          </w:p>
+        </w:tc>
+        <w:tc>
+          <w:tcPr>
+            <w:tcW w:w="3174" w:type="dxa"/>
+          </w:tcPr>
+          <w:p>
+            <w:pPr>
+              <w:bidi/>
+            </w:pPr>
+            <w:r>
+              <w:rPr>
+                <w:rStyle w:val="CodeChar"/>
+              </w:rPr>
+              <w:t>RUN_MODE = "free_text"</w:t>
+            </w:r>
+            <w:r>
+              <w:t xml:space="preserve"> / </w:t>
+            </w:r>
+            <w:r>
+              <w:rPr>
+                <w:rStyle w:val="CodeChar"/>
+              </w:rPr>
+              <w:t>DATASET_TYPE = "free_text"</w:t>
+            </w:r>
+            <w:r>
+              <w:t xml:space="preserve"> בשני הקודים</w:t>
+            </w:r>
+          </w:p>
+        </w:tc>
+      </w:tr>
+      <w:tr>
+        <w:trPr>
+          <w:jc w:val="center"/>
+        </w:trPr>
+        <w:tc>
+          <w:tcPr>
+            <w:tcW w:w="658" w:type="dxa"/>
+          </w:tcPr>
+          <w:p>
+            <w:pPr>
+              <w:bidi/>
+            </w:pPr>
+            <w:r>
+              <w:t>7</w:t>
+            </w:r>
+          </w:p>
+        </w:tc>
+        <w:tc>
+          <w:tcPr>
+            <w:tcW w:w="3118" w:type="dxa"/>
+          </w:tcPr>
+          <w:p>
+            <w:pPr>
+              <w:bidi/>
+            </w:pPr>
+            <w:r>
+              <w:rPr>
+                <w:rtl/>
+              </w:rPr>
+              <w:t xml:space="preserve">מפות Grad-CAM </w:t>
+            </w:r>
+          </w:p>
+        </w:tc>
+        <w:tc>
+          <w:tcPr>
+            <w:tcW w:w="2410" w:type="dxa"/>
+          </w:tcPr>
+          <w:p>
+            <w:pPr>
+              <w:bidi/>
+            </w:pPr>
+            <w:r>
+              <w:rPr>
+                <w:rtl/>
+              </w:rPr>
+              <w:t>ניסוי מולטי-מודאלי דו-ענפי (</w:t>
+            </w:r>
+            <w:r>
+              <w:rPr>
+                <w:rStyle w:val="CodeChar"/>
+                <w:rFonts w:cs="Arial" w:hint="cs"/>
+                <w:rtl/>
+              </w:rPr>
+              <w:t xml:space="preserve">ניסוי 4 </w:t>
+            </w:r>
+            <w:r>
+              <w:rPr>
+                <w:rtl/>
+              </w:rPr>
+              <w:t>)</w:t>
+            </w:r>
+          </w:p>
+        </w:tc>
+        <w:tc>
+          <w:tcPr>
+            <w:tcW w:w="3174" w:type="dxa"/>
+          </w:tcPr>
+          <w:p>
+            <w:pPr>
+              <w:bidi/>
+            </w:pPr>
+            <w:r>
+              <w:rPr>
+                <w:rStyle w:val="CodeChar"/>
+              </w:rPr>
+              <w:t>RUN_MODE = "free_text"</w:t>
+            </w:r>
+            <w:r>
+              <w:t xml:space="preserve"> / </w:t>
+            </w:r>
+            <w:r>
+              <w:rPr>
+                <w:rStyle w:val="CodeChar"/>
+              </w:rPr>
+              <w:t>DATASET_TYPE = "free_text"</w:t>
+            </w:r>
+            <w:r>
+              <w:t xml:space="preserve"> בלבד</w:t>
+            </w:r>
+          </w:p>
+        </w:tc>
+      </w:tr>
+    </w:tbl>
+    <w:p>
+      <w:pPr>
+        <w:bidi/>
+        <w:rPr>
+          <w:rFonts w:hint="cs"/>
+          <w:lang w:bidi="he-IL"/>
+        </w:rPr>
+      </w:pPr>
     </w:p>
     <w:p>
+      <w:pPr>
+        <w:bidi/>
+      </w:pPr>
+      <w:r>
+        <w:rPr>
+          <w:rtl/>
+        </w:rPr>
+        <w:t xml:space="preserve">תוצאות </w:t>
+      </w:r>
+      <w:r>
+        <w:rPr>
+          <w:rFonts w:hint="cs"/>
+          <w:rtl/>
+          <w:lang w:bidi="he-IL"/>
+        </w:rPr>
+        <w:t>נוספות שהתקבלו בהרצות השונות</w:t>
+      </w:r>
+      <w:r>
+        <w:rPr>
+          <w:rFonts w:hint="cs"/>
+          <w:rtl/>
+          <w:lang w:bidi="he-IL"/>
+        </w:rPr>
+        <w:t xml:space="preserve"> </w:t>
+      </w:r>
+      <w:r>
+        <w:rPr>
+          <w:rFonts w:hint="cs"/>
+          <w:rtl/>
+          <w:lang w:bidi="he-IL"/>
+        </w:rPr>
+        <w:t>ובדיקות נוספות כמו</w:t>
+      </w:r>
+      <w:r>
+        <w:rPr>
+          <w:rFonts w:hint="cs"/>
+          <w:rtl/>
+          <w:lang w:bidi="he-IL"/>
+        </w:rPr>
+        <w:t xml:space="preserve"> </w:t>
+      </w:r>
+      <w:r>
+        <w:rPr>
+          <w:rFonts w:hint="cs"/>
+          <w:rtl/>
+          <w:lang w:bidi="he-IL"/>
+        </w:rPr>
+        <w:t xml:space="preserve">מדד </w:t>
+      </w:r>
+      <w:r>
+        <w:rPr>
+          <w:lang w:bidi="he-IL"/>
+        </w:rPr>
+        <w:t>SNR</w:t>
+      </w:r>
+      <w:r>
+        <w:rPr>
+          <w:rFonts w:hint="cs"/>
+          <w:rtl/>
+          <w:lang w:bidi="he-IL"/>
+        </w:rPr>
+        <w:t xml:space="preserve"> לאיכות המאגרים</w:t>
+      </w:r>
+      <w:r>
+        <w:rPr>
+          <w:rFonts w:hint="cs"/>
+          <w:rtl/>
+          <w:lang w:bidi="he-IL"/>
+        </w:rPr>
+        <w:t xml:space="preserve"> </w:t>
+      </w:r>
+      <w:r>
+        <w:rPr>
+          <w:rFonts w:hint="cs"/>
+          <w:rtl/>
+          <w:lang w:bidi="he-IL"/>
+        </w:rPr>
+        <w:t>נמצאים</w:t>
+      </w:r>
+      <w:r>
+        <w:rPr>
+          <w:rFonts w:hint="cs"/>
+          <w:rtl/>
+          <w:lang w:bidi="he-IL"/>
+        </w:rPr>
+        <w:t xml:space="preserve"> תחת תיקיית התוצאות</w:t>
+      </w:r>
+      <w:r>
+        <w:rPr>
+          <w:rtl/>
+        </w:rPr>
+        <w:t>:</w:t>
+      </w:r>
+    </w:p>
+    <w:p>
       <w:r>
         <w:rPr>
           <w:rFonts w:ascii="Courier New" w:hAnsi="Courier New"/>
           <w:sz w:val="19"/>
         </w:rPr>
-        <w:t>[להוסיף קישור]</w:t>
+        <w:t>results/</w:t>
       </w:r>
     </w:p>
     <w:p>
       <w:pPr>
-        <w:bidi/>
-        <w:rPr>
-          <w:b/>
-          <w:bCs/>
+        <w:rPr>
           <w:rtl/>
           <w:lang w:bidi="he-IL"/>
         </w:rPr>
@@ -758,85 +3328,24 @@
     </w:p>
     <w:p>
       <w:pPr>
-        <w:bidi/>
-        <w:rPr>
-          <w:b/>
-          <w:bCs/>
-          <w:rtl/>
-          <w:lang w:bidi="he-IL"/>
-        </w:rPr>
-      </w:pPr>
-      <w:r>
-        <w:rPr>
-          <w:rFonts w:hint="cs"/>
-          <w:b/>
-          <w:bCs/>
-          <w:rtl/>
-          <w:lang w:bidi="he-IL"/>
-        </w:rPr>
-        <w:t xml:space="preserve">מומלץ לעבוד דרך </w:t>
-      </w:r>
-      <w:r>
-        <w:rPr>
-          <w:b/>
-          <w:bCs/>
-          <w:lang w:bidi="he-IL"/>
-        </w:rPr>
-        <w:t>kaggle</w:t>
-      </w:r>
-      <w:r>
-        <w:rPr>
-          <w:rFonts w:hint="cs"/>
-          <w:b/>
-          <w:bCs/>
-          <w:rtl/>
-          <w:lang w:bidi="he-IL"/>
-        </w:rPr>
-        <w:t xml:space="preserve"> תוך בחירה במצב </w:t>
-      </w:r>
-      <w:r>
-        <w:rPr>
-          <w:b/>
-          <w:bCs/>
-          <w:lang w:bidi="he-IL"/>
-        </w:rPr>
-        <w:t xml:space="preserve">GPU </w:t>
-      </w:r>
-      <w:r>
-        <w:rPr>
-          <w:rFonts w:hint="cs"/>
-          <w:b/>
-          <w:bCs/>
-          <w:rtl/>
-          <w:lang w:bidi="he-IL"/>
-        </w:rPr>
-        <w:t xml:space="preserve"> לצורך קבלת התוצאות בזמן סטנדרטי ,כאשר הקבצים הנדרשים להרצה נמצאים כבר במחברת תחת </w:t>
-      </w:r>
-      <w:r>
-        <w:rPr>
-          <w:b/>
-          <w:bCs/>
-          <w:lang w:bidi="he-IL"/>
-        </w:rPr>
-        <w:t>input</w:t>
-      </w:r>
-      <w:r>
-        <w:rPr>
-          <w:rFonts w:hint="cs"/>
-          <w:b/>
-          <w:bCs/>
-          <w:rtl/>
-          <w:lang w:bidi="he-IL"/>
-        </w:rPr>
-        <w:t xml:space="preserve"> . </w:t>
-      </w:r>
+        <w:rPr>
+          <w:rtl/>
+          <w:lang w:bidi="he-IL"/>
+        </w:rPr>
+      </w:pPr>
     </w:p>
     <w:p>
       <w:pPr>
+        <w:rPr>
+          <w:lang w:bidi="he-IL"/>
+        </w:rPr>
+      </w:pPr>
+    </w:p>
+    <w:p>
+      <w:pPr>
         <w:pStyle w:val="Heading2"/>
         <w:bidi/>
         <w:rPr>
-          <w:rFonts w:hint="cs"/>
           <w:lang w:bidi="he-IL"/>
         </w:rPr>
       </w:pPr>
@@ -846,7 +3355,7 @@
           <w:rtl/>
           <w:lang w:bidi="he-IL"/>
         </w:rPr>
-        <w:t>6</w:t>
+        <w:t>7</w:t>
       </w:r>
       <w:r>
         <w:rPr>
@@ -992,54 +3501,105 @@
         </w:rPr>
         <w:t xml:space="preserve"> .</w:t>
       </w:r>
+      <w:r>
+        <w:rPr>
+          <w:rFonts w:hint="cs"/>
+          <w:rtl/>
+          <w:lang w:bidi="he-IL"/>
+        </w:rPr>
+        <w:t xml:space="preserve"> (מומלץ לדלג על שלב זה ולהסתמך על תיקיית </w:t>
+      </w:r>
+      <w:r>
+        <w:rPr>
+          <w:lang w:bidi="he-IL"/>
+        </w:rPr>
+        <w:t>sentences_s</w:t>
+      </w:r>
+      <w:r>
+        <w:rPr>
+          <w:lang w:bidi="he-IL"/>
+        </w:rPr>
+        <w:t>am</w:t>
+      </w:r>
+      <w:r>
+        <w:rPr>
+          <w:lang w:bidi="he-IL"/>
+        </w:rPr>
+        <w:t>ples</w:t>
+      </w:r>
+      <w:r>
+        <w:rPr>
+          <w:rFonts w:hint="cs"/>
+          <w:rtl/>
+          <w:lang w:bidi="he-IL"/>
+        </w:rPr>
+        <w:t>)</w:t>
+      </w:r>
     </w:p>
     <w:p>
       <w:pPr>
         <w:pStyle w:val="ListNumber"/>
         <w:bidi/>
-      </w:pPr>
-      <w:r>
-        <w:rPr>
-          <w:rtl/>
-        </w:rPr>
-        <w:t>יוצרים metadata בעזרת metadata_generator.py.</w:t>
+        <w:rPr>
+          <w:lang w:bidi="he-IL"/>
+        </w:rPr>
+      </w:pPr>
+      <w:r>
+        <w:rPr>
+          <w:rtl/>
+        </w:rPr>
+        <w:t xml:space="preserve">מנרמלים את </w:t>
+      </w:r>
+      <w:r>
+        <w:rPr>
+          <w:rFonts w:hint="cs"/>
+          <w:rtl/>
+          <w:lang w:bidi="he-IL"/>
+        </w:rPr>
+        <w:t xml:space="preserve">קבצי </w:t>
+      </w:r>
+      <w:r>
+        <w:rPr>
+          <w:rtl/>
+        </w:rPr>
+        <w:t xml:space="preserve">האודיו בעזרת </w:t>
+      </w:r>
+      <w:r>
+        <w:t>normalize_all_data_for_2_folders.py</w:t>
+      </w:r>
+      <w:r>
+        <w:rPr>
+          <w:rFonts w:hint="cs"/>
+          <w:rtl/>
+          <w:lang w:bidi="he-IL"/>
+        </w:rPr>
+        <w:t xml:space="preserve"> </w:t>
+      </w:r>
+      <w:r>
+        <w:rPr>
+          <w:rtl/>
+        </w:rPr>
+        <w:t>שבתיקיית cut_and_normalize</w:t>
+      </w:r>
+      <w:r>
+        <w:rPr>
+          <w:rFonts w:hint="cs"/>
+          <w:rtl/>
+          <w:lang w:bidi="he-IL"/>
+        </w:rPr>
+        <w:t xml:space="preserve"> .</w:t>
       </w:r>
     </w:p>
     <w:p>
       <w:pPr>
         <w:pStyle w:val="ListNumber"/>
         <w:bidi/>
-        <w:rPr>
-          <w:lang w:bidi="he-IL"/>
-        </w:rPr>
-      </w:pPr>
-      <w:r>
-        <w:rPr>
-          <w:rtl/>
-        </w:rPr>
-        <w:t>מנרמלים את האודיו בעזרת normalize_all_for_2_folders.py</w:t>
-      </w:r>
-      <w:r>
-        <w:rPr>
-          <w:rFonts w:hint="cs"/>
-          <w:rtl/>
-          <w:lang w:bidi="he-IL"/>
-        </w:rPr>
-        <w:t xml:space="preserve"> </w:t>
-      </w:r>
-      <w:r>
-        <w:rPr>
-          <w:rtl/>
-        </w:rPr>
-        <w:t>שבתיקיית cut_and_normalize</w:t>
-      </w:r>
-      <w:r>
-        <w:rPr>
-          <w:rFonts w:hint="cs"/>
-          <w:rtl/>
-          <w:lang w:bidi="he-IL"/>
-        </w:rPr>
-        <w:t xml:space="preserve"> .</w:t>
+      </w:pPr>
+      <w:r>
+        <w:rPr>
+          <w:rtl/>
+        </w:rPr>
+        <w:t>יוצרים metadata בעזרת metadata_generator.py.</w:t>
       </w:r>
     </w:p>
     <w:p>
@@ -1077,7 +3637,10 @@
         <w:rPr>
           <w:rtl/>
         </w:rPr>
-        <w:t>יוצרים את הספקטרוגרמות בעזרת spectogram_creation.py.</w:t>
+        <w:t xml:space="preserve">יוצרים את הספקטרוגרמות בעזרת </w:t>
+      </w:r>
+      <w:r>
+        <w:t>create_spectogram.py</w:t>
       </w:r>
     </w:p>
     <w:p>
@@ -1113,8 +3676,23 @@
           <w:rtl/>
           <w:lang w:bidi="he-IL"/>
         </w:rPr>
-        <w:lastRenderedPageBreak/>
-        <w:t xml:space="preserve">לאחר ביצוע כל 6 השלבים , מתקבלים כל הקבצים הנדרשים להרצת קבצי ה </w:t>
+        <w:t xml:space="preserve">לאחר ביצוע </w:t>
+      </w:r>
+      <w:r>
+        <w:rPr>
+          <w:rFonts w:hint="cs"/>
+          <w:rtl/>
+          <w:lang w:bidi="he-IL"/>
+        </w:rPr>
+        <w:t>ששת</w:t>
+      </w:r>
+      <w:r>
+        <w:rPr>
+          <w:rFonts w:hint="cs"/>
+          <w:rtl/>
+          <w:lang w:bidi="he-IL"/>
+        </w:rPr>
+        <w:t xml:space="preserve"> השלבים , מתקבלים כל הקבצים הנדרשים להרצת קבצי ה </w:t>
       </w:r>
       <w:r>
         <w:rPr>
@@ -1265,14 +3843,14 @@
           <w:rtl/>
           <w:lang w:bidi="he-IL"/>
         </w:rPr>
-        <w:t>7</w:t>
+        <w:t>8</w:t>
       </w:r>
       <w:r>
         <w:rPr>
           <w:rFonts w:ascii="Arial" w:hAnsi="Arial"/>
           <w:rtl/>
         </w:rPr>
-        <w:t>. גרפים ותוצאות</w:t>
+        <w:t>. בדיקות לפני השוואה לדו"ח</w:t>
       </w:r>
     </w:p>
     <w:p>
@@ -1281,103 +3859,335 @@
       </w:pPr>
       <w:r>
         <w:rPr>
-          <w:rtl/>
-        </w:rPr>
-        <w:t>חלק מהגרפים נוצרים כחלק מהרצת הניסוי.</w:t>
+          <w:rFonts w:hint="cs"/>
+          <w:rtl/>
+          <w:lang w:bidi="he-IL"/>
+        </w:rPr>
+        <w:t xml:space="preserve">עבור הניסויים בסעיפים </w:t>
+      </w:r>
+      <w:r>
+        <w:rPr>
+          <w:rFonts w:hint="cs"/>
+          <w:rtl/>
+          <w:lang w:bidi="he-IL"/>
+        </w:rPr>
+        <w:t>2</w:t>
+      </w:r>
+      <w:r>
+        <w:rPr>
+          <w:rFonts w:hint="cs"/>
+          <w:rtl/>
+          <w:lang w:bidi="he-IL"/>
+        </w:rPr>
+        <w:t xml:space="preserve">-5 , </w:t>
+      </w:r>
+      <w:r>
+        <w:rPr>
+          <w:rtl/>
+        </w:rPr>
+        <w:t>לפני ההרצה יש לוודא שמשתמשים באותו מצב נתונים ובאותן הגדרות של הניסוי המקורי, ובפרט:</w:t>
       </w:r>
     </w:p>
     <w:p>
       <w:pPr>
+        <w:pStyle w:val="ListBullet"/>
         <w:bidi/>
-        <w:rPr>
-          <w:rtl/>
-        </w:rPr>
-      </w:pPr>
-      <w:r>
-        <w:rPr>
-          <w:rtl/>
-        </w:rPr>
-        <w:t>ב-Kaggle הגרפים מוצגים בפלט של תאי המחברת</w:t>
-      </w:r>
-      <w:r>
-        <w:rPr>
-          <w:rFonts w:hint="cs"/>
-          <w:rtl/>
-          <w:lang w:bidi="he-IL"/>
-        </w:rPr>
-        <w:t xml:space="preserve"> ותחת תיקיית </w:t>
-      </w:r>
-      <w:r>
-        <w:rPr>
-          <w:lang w:bidi="he-IL"/>
-        </w:rPr>
-        <w:t>output</w:t>
-      </w:r>
-      <w:r>
-        <w:rPr>
-          <w:rtl/>
-        </w:rPr>
-        <w:t>. בהרצה מקומית דרך PyCharm הם נשמרים גם בתיקייה:</w:t>
+      </w:pPr>
+      <w:r>
+        <w:rPr>
+          <w:rtl/>
+        </w:rPr>
+        <w:t>מצב הנתונים.</w:t>
       </w:r>
     </w:p>
     <w:p>
-      <w:r>
-        <w:rPr>
-          <w:rFonts w:ascii="Courier New" w:hAnsi="Courier New"/>
-          <w:sz w:val="19"/>
-        </w:rPr>
-        <w:t>graphs/</w:t>
+      <w:pPr>
+        <w:pStyle w:val="ListBullet"/>
+        <w:bidi/>
+      </w:pPr>
+      <w:r>
+        <w:rPr>
+          <w:rtl/>
+        </w:rPr>
+        <w:t>הפעלת או ביטול Feature Selection</w:t>
+      </w:r>
+      <w:r>
+        <w:rPr>
+          <w:rFonts w:hint="cs"/>
+          <w:rtl/>
+          <w:lang w:bidi="he-IL"/>
+        </w:rPr>
+        <w:t xml:space="preserve"> ( רק עבור </w:t>
+      </w:r>
+      <w:r>
+        <w:rPr>
+          <w:lang w:bidi="he-IL"/>
+        </w:rPr>
+        <w:t>main_machine_learning.py</w:t>
+      </w:r>
+      <w:r>
+        <w:rPr>
+          <w:rFonts w:hint="cs"/>
+          <w:rtl/>
+          <w:lang w:bidi="he-IL"/>
+        </w:rPr>
+        <w:t>)</w:t>
       </w:r>
     </w:p>
     <w:p>
       <w:pPr>
+        <w:pStyle w:val="ListBullet"/>
         <w:bidi/>
       </w:pPr>
       <w:r>
         <w:rPr>
           <w:rtl/>
         </w:rPr>
-        <w:t>לכן בשחזור דרך Kaggle יש לבדוק את פלט התאים, ובהרצה מקומית יש לבדוק גם את תיקיית הגרפים.</w:t>
+        <w:t>מספר הפיצ'רים כאשר הבחירה מופעלת.</w:t>
+      </w:r>
+      <w:r>
+        <w:rPr>
+          <w:rFonts w:hint="cs"/>
+          <w:rtl/>
+          <w:lang w:bidi="he-IL"/>
+        </w:rPr>
+        <w:t xml:space="preserve"> ( רק עבור </w:t>
+      </w:r>
+      <w:r>
+        <w:rPr>
+          <w:lang w:bidi="he-IL"/>
+        </w:rPr>
+        <w:t>main_machine_learning.py</w:t>
+      </w:r>
+      <w:r>
+        <w:rPr>
+          <w:rFonts w:hint="cs"/>
+          <w:rtl/>
+          <w:lang w:bidi="he-IL"/>
+        </w:rPr>
+        <w:t>)</w:t>
       </w:r>
     </w:p>
     <w:p>
       <w:pPr>
+        <w:pStyle w:val="ListBullet"/>
         <w:bidi/>
       </w:pPr>
       <w:r>
         <w:rPr>
           <w:rtl/>
         </w:rPr>
-        <w:t xml:space="preserve">תוצאות נוספות </w:t>
-      </w:r>
-      <w:r>
-        <w:rPr>
-          <w:rFonts w:hint="cs"/>
-          <w:rtl/>
-          <w:lang w:bidi="he-IL"/>
-        </w:rPr>
-        <w:t>ששימשו לצורך בדיקות המאגרים ואיכות הפיצול לקבוצות נמצאות תחת תיקיית התוצאות</w:t>
-      </w:r>
-      <w:r>
-        <w:rPr>
-          <w:rtl/>
-        </w:rPr>
-        <w:t>:</w:t>
+        <w:t>מצב כוונון ההיפר-פרמטרים.</w:t>
+      </w:r>
+      <w:r>
+        <w:rPr>
+          <w:rFonts w:hint="cs"/>
+          <w:rtl/>
+          <w:lang w:bidi="he-IL"/>
+        </w:rPr>
+        <w:t xml:space="preserve"> ( רק עבור </w:t>
+      </w:r>
+      <w:r>
+        <w:rPr>
+          <w:lang w:bidi="he-IL"/>
+        </w:rPr>
+        <w:t>main_machine_learning.py</w:t>
+      </w:r>
+      <w:r>
+        <w:rPr>
+          <w:rFonts w:hint="cs"/>
+          <w:rtl/>
+          <w:lang w:bidi="he-IL"/>
+        </w:rPr>
+        <w:t>)</w:t>
       </w:r>
     </w:p>
     <w:p>
-      <w:r>
-        <w:rPr>
-          <w:rFonts w:ascii="Courier New" w:hAnsi="Courier New"/>
-          <w:sz w:val="19"/>
-        </w:rPr>
-        <w:t>results/</w:t>
+      <w:pPr>
+        <w:pStyle w:val="ListBullet"/>
+        <w:bidi/>
+      </w:pPr>
+      <w:r>
+        <w:rPr>
+          <w:rtl/>
+        </w:rPr>
+        <w:t>קובץ הפיצ'רים או תיקיית הספקטרוגרמות המתאימים.</w:t>
       </w:r>
     </w:p>
     <w:p>
       <w:pPr>
+        <w:pStyle w:val="ListBullet"/>
+        <w:bidi/>
+      </w:pPr>
+      <w:r>
+        <w:rPr>
+          <w:rtl/>
+        </w:rPr>
+        <w:t xml:space="preserve">ה-Dataset המתאים </w:t>
+      </w:r>
+      <w:r>
+        <w:rPr>
+          <w:rFonts w:hint="cs"/>
+          <w:rtl/>
+          <w:lang w:bidi="he-IL"/>
+        </w:rPr>
+        <w:t>בקוד</w:t>
+      </w:r>
+      <w:r>
+        <w:rPr>
+          <w:rtl/>
+        </w:rPr>
+        <w:t>.</w:t>
+      </w:r>
+    </w:p>
+    <w:p>
+      <w:pPr>
+        <w:bidi/>
+        <w:rPr>
+          <w:rtl/>
+          <w:lang w:bidi="he-IL"/>
+        </w:rPr>
+      </w:pPr>
+      <w:r>
+        <w:rPr>
+          <w:rtl/>
+        </w:rPr>
+        <w:t>במודלים שבהם קיימת אקראיות ייתכנו הבדלים קטנים בין הרצות.</w:t>
+      </w:r>
+    </w:p>
+    <w:p>
+      <w:pPr>
+        <w:bidi/>
+      </w:pPr>
+      <w:r>
+        <w:rPr>
+          <w:sz w:val="21"/>
+        </w:rPr>
+        <w:t>לשחזור מלא מקובצי אודיו: יש לבצע תחילה את שלבי הכנת הנתונים בסעיפים 7 ו-10, ורק לאחר מכן את ההרצה</w:t>
+      </w:r>
+      <w:r>
+        <w:rPr>
+          <w:sz w:val="21"/>
+        </w:rPr>
+        <w:t xml:space="preserve"> </w:t>
+      </w:r>
+      <w:r>
+        <w:rPr>
+          <w:sz w:val="21"/>
+        </w:rPr>
+        <w:t>המתאימה בסעיפים 2–5. אין צורך לייצר</w:t>
+      </w:r>
+      <w:r>
+        <w:rPr>
+          <w:sz w:val="21"/>
+        </w:rPr>
+        <w:t xml:space="preserve"> </w:t>
+      </w:r>
+      <w:r>
+        <w:rPr>
+          <w:sz w:val="21"/>
+        </w:rPr>
+        <w:t xml:space="preserve"> </w:t>
+      </w:r>
+      <w:r>
+        <w:rPr>
+          <w:rFonts w:hint="cs"/>
+          <w:sz w:val="21"/>
+          <w:rtl/>
+          <w:lang w:bidi="he-IL"/>
+        </w:rPr>
+        <w:t xml:space="preserve"> את </w:t>
+      </w:r>
+      <w:r>
+        <w:rPr>
+          <w:sz w:val="21"/>
+        </w:rPr>
+        <w:t>קובצי ביניים מחדש אם הם כבר מצורפים.</w:t>
+      </w:r>
+    </w:p>
+    <w:p>
+      <w:pPr>
+        <w:bidi/>
+        <w:rPr>
+          <w:rFonts w:hint="cs"/>
+          <w:rtl/>
+          <w:lang w:bidi="he-IL"/>
+        </w:rPr>
+      </w:pPr>
+    </w:p>
+    <w:p>
+      <w:pPr>
+        <w:bidi/>
+        <w:rPr>
+          <w:rtl/>
+          <w:lang w:bidi="he-IL"/>
+        </w:rPr>
+      </w:pPr>
+    </w:p>
+    <w:p>
+      <w:pPr>
+        <w:bidi/>
+        <w:rPr>
+          <w:rtl/>
+          <w:lang w:bidi="he-IL"/>
+        </w:rPr>
+      </w:pPr>
+    </w:p>
+    <w:p>
+      <w:pPr>
+        <w:bidi/>
+        <w:rPr>
+          <w:rtl/>
+          <w:lang w:bidi="he-IL"/>
+        </w:rPr>
+      </w:pPr>
+    </w:p>
+    <w:p>
+      <w:pPr>
+        <w:bidi/>
+        <w:rPr>
+          <w:rtl/>
+          <w:lang w:bidi="he-IL"/>
+        </w:rPr>
+      </w:pPr>
+    </w:p>
+    <w:p>
+      <w:pPr>
+        <w:bidi/>
+        <w:rPr>
+          <w:rtl/>
+          <w:lang w:bidi="he-IL"/>
+        </w:rPr>
+      </w:pPr>
+    </w:p>
+    <w:p>
+      <w:pPr>
+        <w:bidi/>
+        <w:rPr>
+          <w:rtl/>
+          <w:lang w:bidi="he-IL"/>
+        </w:rPr>
+      </w:pPr>
+    </w:p>
+    <w:p>
+      <w:pPr>
+        <w:bidi/>
+        <w:rPr>
+          <w:rFonts w:hint="cs"/>
+          <w:rtl/>
+          <w:lang w:bidi="he-IL"/>
+        </w:rPr>
+      </w:pPr>
+    </w:p>
+    <w:p>
+      <w:pPr>
         <w:pStyle w:val="Heading2"/>
         <w:bidi/>
+        <w:rPr>
+          <w:rFonts w:ascii="Arial" w:hAnsi="Arial"/>
+          <w:rtl/>
+          <w:lang w:bidi="he-IL"/>
+        </w:rPr>
       </w:pPr>
       <w:r>
         <w:rPr>
@@ -1385,158 +4195,95 @@
           <w:rtl/>
           <w:lang w:bidi="he-IL"/>
         </w:rPr>
-        <w:t>8</w:t>
+        <w:lastRenderedPageBreak/>
+        <w:t>9</w:t>
       </w:r>
       <w:r>
         <w:rPr>
           <w:rFonts w:ascii="Arial" w:hAnsi="Arial"/>
           <w:rtl/>
         </w:rPr>
-        <w:t>. בדיקות לפני השוואה לדו"ח</w:t>
+        <w:t xml:space="preserve">. </w:t>
+      </w:r>
+      <w:r>
+        <w:rPr>
+          <w:rFonts w:ascii="Arial" w:hAnsi="Arial" w:hint="cs"/>
+          <w:rtl/>
+          <w:lang w:bidi="he-IL"/>
+        </w:rPr>
+        <w:t xml:space="preserve">הקלטים למחברות </w:t>
+      </w:r>
+      <w:r>
+        <w:rPr>
+          <w:rFonts w:ascii="Arial" w:hAnsi="Arial"/>
+          <w:lang w:bidi="he-IL"/>
+        </w:rPr>
+        <w:t>kaggle</w:t>
+      </w:r>
+      <w:r>
+        <w:rPr>
+          <w:rFonts w:ascii="Arial" w:hAnsi="Arial" w:hint="cs"/>
+          <w:rtl/>
+          <w:lang w:bidi="he-IL"/>
+        </w:rPr>
+        <w:t xml:space="preserve"> </w:t>
+      </w:r>
+      <w:r>
+        <w:rPr>
+          <w:rFonts w:ascii="Arial" w:hAnsi="Arial"/>
+          <w:rtl/>
+          <w:lang w:bidi="he-IL"/>
+        </w:rPr>
+        <w:tab/>
       </w:r>
     </w:p>
     <w:p>
       <w:pPr>
         <w:bidi/>
-      </w:pPr>
-      <w:r>
-        <w:rPr>
-          <w:rtl/>
-        </w:rPr>
-        <w:t>לפני ההרצה יש לוודא שמשתמשים באותו מצב נתונים ובאותן הגדרות של הניסוי המקורי, ובפרט:</w:t>
-      </w:r>
-    </w:p>
-    <w:p>
-      <w:pPr>
-        <w:pStyle w:val="ListBullet"/>
-        <w:bidi/>
-      </w:pPr>
-      <w:r>
-        <w:rPr>
-          <w:rtl/>
-        </w:rPr>
-        <w:t>מצב הנתונים.</w:t>
-      </w:r>
-    </w:p>
-    <w:p>
-      <w:pPr>
-        <w:pStyle w:val="ListBullet"/>
-        <w:bidi/>
-      </w:pPr>
-      <w:r>
-        <w:rPr>
-          <w:rtl/>
-        </w:rPr>
-        <w:t>הפעלת או ביטול Feature Selection.</w:t>
-      </w:r>
-    </w:p>
-    <w:p>
-      <w:pPr>
-        <w:pStyle w:val="ListBullet"/>
-        <w:bidi/>
-      </w:pPr>
-      <w:r>
-        <w:rPr>
-          <w:rtl/>
-        </w:rPr>
-        <w:t>מספר הפיצ'רים כאשר הבחירה מופעלת.</w:t>
-      </w:r>
-    </w:p>
-    <w:p>
-      <w:pPr>
-        <w:pStyle w:val="ListBullet"/>
-        <w:bidi/>
-      </w:pPr>
-      <w:r>
-        <w:rPr>
-          <w:rtl/>
-        </w:rPr>
-        <w:t>מצב כוונון ההיפר-פרמטרים.</w:t>
-      </w:r>
-    </w:p>
-    <w:p>
-      <w:pPr>
-        <w:pStyle w:val="ListBullet"/>
-        <w:bidi/>
-      </w:pPr>
-      <w:r>
-        <w:rPr>
-          <w:rtl/>
-        </w:rPr>
-        <w:t>קובץ הפיצ'רים או תיקיית הספקטרוגרמות המתאימים.</w:t>
-      </w:r>
-    </w:p>
-    <w:p>
-      <w:pPr>
-        <w:pStyle w:val="ListBullet"/>
-        <w:bidi/>
-      </w:pPr>
-      <w:r>
-        <w:rPr>
-          <w:rtl/>
-        </w:rPr>
-        <w:t>ה-Dataset המתאים במחברת Kaggle.</w:t>
-      </w:r>
-    </w:p>
-    <w:p>
-      <w:pPr>
-        <w:bidi/>
-        <w:rPr>
-          <w:rFonts w:hint="cs"/>
-          <w:rtl/>
-          <w:lang w:bidi="he-IL"/>
-        </w:rPr>
-      </w:pPr>
-      <w:r>
-        <w:rPr>
-          <w:rtl/>
-        </w:rPr>
-        <w:t>במודלים שבהם קיימת אקראיות ייתכנו הבדלים קטנים בין הרצות.</w:t>
-      </w:r>
-    </w:p>
-    <w:p>
-      <w:pPr>
-        <w:pStyle w:val="Heading2"/>
-        <w:bidi/>
-        <w:rPr>
-          <w:rFonts w:ascii="Arial" w:hAnsi="Arial"/>
-          <w:rtl/>
-          <w:lang w:bidi="he-IL"/>
-        </w:rPr>
-      </w:pPr>
-      <w:r>
-        <w:rPr>
-          <w:rFonts w:ascii="Arial" w:hAnsi="Arial" w:hint="cs"/>
-          <w:rtl/>
-          <w:lang w:bidi="he-IL"/>
-        </w:rPr>
-        <w:t>9</w:t>
-      </w:r>
-      <w:r>
-        <w:rPr>
-          <w:rFonts w:ascii="Arial" w:hAnsi="Arial"/>
-          <w:rtl/>
-        </w:rPr>
-        <w:t xml:space="preserve">. </w:t>
-      </w:r>
-      <w:r>
-        <w:rPr>
-          <w:rFonts w:ascii="Arial" w:hAnsi="Arial" w:hint="cs"/>
-          <w:rtl/>
-          <w:lang w:bidi="he-IL"/>
-        </w:rPr>
-        <w:t xml:space="preserve">הקלטים למחברות </w:t>
-      </w:r>
-      <w:r>
-        <w:rPr>
-          <w:rFonts w:ascii="Arial" w:hAnsi="Arial"/>
+        <w:rPr>
+          <w:rtl/>
+          <w:lang w:bidi="he-IL"/>
+        </w:rPr>
+      </w:pPr>
+      <w:r>
+        <w:rPr>
+          <w:rFonts w:hint="cs"/>
+          <w:rtl/>
+          <w:lang w:bidi="he-IL"/>
+        </w:rPr>
+        <w:t xml:space="preserve">סעיף זה נועד במידה ומעוניינים להעלות מחדש את הקבצים הנדרשים לניסויים בסעיפים 1-5 ולהריץ אותם בסביבת </w:t>
+      </w:r>
+      <w:r>
+        <w:rPr>
           <w:lang w:bidi="he-IL"/>
         </w:rPr>
         <w:t>kaggle</w:t>
       </w:r>
       <w:r>
         <w:rPr>
-          <w:rFonts w:ascii="Arial" w:hAnsi="Arial" w:hint="cs"/>
+          <w:rFonts w:hint="cs"/>
+          <w:rtl/>
+          <w:lang w:bidi="he-IL"/>
+        </w:rPr>
+        <w:t xml:space="preserve"> . בסעיפים הבאים מפורטים הקלטים הנדרשים לכל מחברת ניסויים </w:t>
+      </w:r>
+      <w:r>
+        <w:rPr>
+          <w:rFonts w:hint="cs"/>
+          <w:rtl/>
+          <w:lang w:bidi="he-IL"/>
+        </w:rPr>
+        <w:t xml:space="preserve">, במקומות בהם כתובים תיקיות יש להעלות את כל התיקייה . מומלץ להעלות את כל הקלט הנדרש למחברת ספציפית כקובץ </w:t>
+      </w:r>
+      <w:r>
+        <w:rPr>
+          <w:lang w:bidi="he-IL"/>
+        </w:rPr>
+        <w:t>zip</w:t>
+      </w:r>
+      <w:r>
+        <w:rPr>
+          <w:rFonts w:hint="cs"/>
           <w:rtl/>
           <w:lang w:bidi="he-IL"/>
         </w:rPr>
@@ -1544,11 +4291,11 @@
       </w:r>
       <w:r>
         <w:rPr>
-          <w:rFonts w:ascii="Arial" w:hAnsi="Arial"/>
-          <w:rtl/>
-          <w:lang w:bidi="he-IL"/>
-        </w:rPr>
-        <w:tab/>
+          <w:rFonts w:hint="cs"/>
+          <w:rtl/>
+          <w:lang w:bidi="he-IL"/>
+        </w:rPr>
+        <w:t>.</w:t>
       </w:r>
     </w:p>
     <w:p>
@@ -2041,19 +4788,60 @@
       </w:pPr>
       <w:r>
         <w:rPr>
+          <w:rtl/>
+          <w:lang w:bidi="he-IL"/>
+        </w:rPr>
+        <w:tab/>
+      </w:r>
+      <w:r>
+        <w:rPr>
+          <w:rFonts w:hint="cs"/>
+          <w:rtl/>
+          <w:lang w:bidi="he-IL"/>
+        </w:rPr>
+        <w:t xml:space="preserve">הקלט הנדרש לצורך הניסוי נמצא בתייקית </w:t>
+      </w:r>
+      <w:r>
+        <w:t>archive_cnn_dataset</w:t>
+      </w:r>
+      <w:r>
+        <w:rPr>
+          <w:lang w:bidi="he-IL"/>
+        </w:rPr>
+        <w:t>/</w:t>
+      </w:r>
+      <w:r>
+        <w:rPr>
+          <w:rFonts w:hint="cs"/>
+          <w:rtl/>
+          <w:lang w:bidi="he-IL"/>
+        </w:rPr>
+        <w:t xml:space="preserve"> .</w:t>
+      </w:r>
+    </w:p>
+    <w:p>
+      <w:pPr>
+        <w:bidi/>
+        <w:rPr>
+          <w:rtl/>
+          <w:lang w:bidi="he-IL"/>
+        </w:rPr>
+      </w:pPr>
+      <w:r>
+        <w:rPr>
           <w:rFonts w:cs="Arial"/>
           <w:noProof/>
           <w:rtl/>
           <w:lang w:bidi="he-IL"/>
         </w:rPr>
         <w:drawing>
-          <wp:anchor distT="0" distB="0" distL="114300" distR="114300" simplePos="0" relativeHeight="251663360" behindDoc="1" locked="0" layoutInCell="1" allowOverlap="1" wp14:anchorId="3DEBBC44" wp14:editId="1525874A">
+          <wp:anchor distT="0" distB="0" distL="114300" distR="114300" simplePos="0" relativeHeight="251663360" behindDoc="1" locked="0" layoutInCell="1" allowOverlap="1" wp14:anchorId="3DEBBC44" wp14:editId="355C90F7">
             <wp:simplePos x="0" y="0"/>
             <wp:positionH relativeFrom="column">
-              <wp:posOffset>168275</wp:posOffset>
+              <wp:posOffset>160655</wp:posOffset>
             </wp:positionH>
             <wp:positionV relativeFrom="paragraph">
-              <wp:posOffset>210185</wp:posOffset>
+              <wp:posOffset>5080</wp:posOffset>
             </wp:positionV>
             <wp:extent cx="2133936" cy="1059180"/>
             <wp:effectExtent l="0" t="0" r="0" b="7620"/>
@@ -2126,81 +4914,225 @@
     </w:p>
     <w:p>
       <w:pPr>
+        <w:pStyle w:val="Heading2"/>
         <w:bidi/>
         <w:rPr>
-          <w:rtl/>
-          <w:lang w:bidi="he-IL"/>
-        </w:rPr>
-      </w:pPr>
+          <w:rFonts w:ascii="Arial" w:hAnsi="Arial"/>
+          <w:u w:val="single"/>
+          <w:rtl/>
+          <w:lang w:bidi="he-IL"/>
+        </w:rPr>
+      </w:pPr>
+      <w:r>
+        <w:rPr>
+          <w:rFonts w:ascii="Arial" w:hAnsi="Arial" w:hint="cs"/>
+          <w:u w:val="single"/>
+          <w:rtl/>
+          <w:lang w:bidi="he-IL"/>
+        </w:rPr>
+        <w:lastRenderedPageBreak/>
+        <w:t>10</w:t>
+      </w:r>
+      <w:r>
+        <w:rPr>
+          <w:rFonts w:ascii="Arial" w:hAnsi="Arial"/>
+          <w:u w:val="single"/>
+          <w:rtl/>
+        </w:rPr>
+        <w:t xml:space="preserve">. </w:t>
+      </w:r>
+      <w:r>
+        <w:rPr>
+          <w:rFonts w:ascii="Arial" w:hAnsi="Arial" w:hint="cs"/>
+          <w:u w:val="single"/>
+          <w:rtl/>
+          <w:lang w:bidi="he-IL"/>
+        </w:rPr>
+        <w:t xml:space="preserve">יצירת קובצי הקלט מחדש -מפורט  </w:t>
+      </w:r>
+      <w:r>
+        <w:rPr>
+          <w:rFonts w:ascii="Arial" w:hAnsi="Arial"/>
+          <w:rtl/>
+          <w:lang w:bidi="he-IL"/>
+        </w:rPr>
+        <w:tab/>
+      </w:r>
     </w:p>
     <w:p>
       <w:pPr>
+        <w:bidi/>
+        <w:rPr>
+          <w:rtl/>
+          <w:lang w:bidi="he-IL"/>
+        </w:rPr>
+      </w:pPr>
+      <w:r>
+        <w:rPr>
+          <w:rFonts w:hint="cs"/>
+          <w:rtl/>
+          <w:lang w:bidi="he-IL"/>
+        </w:rPr>
+        <w:t xml:space="preserve">קבצי קלט אלו משמשים להרצה הן בסביבת </w:t>
+      </w:r>
+      <w:r>
+        <w:rPr>
+          <w:lang w:bidi="he-IL"/>
+        </w:rPr>
+        <w:t>pycharm</w:t>
+      </w:r>
+      <w:r>
+        <w:rPr>
+          <w:rFonts w:hint="cs"/>
+          <w:rtl/>
+          <w:lang w:bidi="he-IL"/>
+        </w:rPr>
+        <w:t xml:space="preserve"> והן בסביבת </w:t>
+      </w:r>
+      <w:r>
+        <w:rPr>
+          <w:lang w:bidi="he-IL"/>
+        </w:rPr>
+        <w:t>kaggle</w:t>
+      </w:r>
+      <w:r>
+        <w:rPr>
+          <w:rFonts w:hint="cs"/>
+          <w:rtl/>
+          <w:lang w:bidi="he-IL"/>
+        </w:rPr>
+        <w:t xml:space="preserve"> .</w:t>
+      </w:r>
+    </w:p>
+    <w:p>
+      <w:pPr>
         <w:pStyle w:val="Heading2"/>
         <w:bidi/>
+      </w:pPr>
+      <w:r>
+        <w:rPr>
+          <w:rFonts w:ascii="Arial" w:hAnsi="Arial" w:hint="cs"/>
+          <w:rtl/>
+          <w:lang w:bidi="he-IL"/>
+        </w:rPr>
+        <w:t>10.1</w:t>
+      </w:r>
+      <w:r>
         <w:rPr>
           <w:rFonts w:ascii="Arial" w:hAnsi="Arial"/>
-          <w:u w:val="single"/>
-          <w:rtl/>
-          <w:lang w:bidi="he-IL"/>
-        </w:rPr>
-      </w:pPr>
-      <w:r>
-        <w:rPr>
-          <w:rFonts w:ascii="Arial" w:hAnsi="Arial" w:hint="cs"/>
-          <w:u w:val="single"/>
-          <w:rtl/>
-          <w:lang w:bidi="he-IL"/>
-        </w:rPr>
-        <w:t>10</w:t>
-      </w:r>
-      <w:r>
-        <w:rPr>
-          <w:rFonts w:ascii="Arial" w:hAnsi="Arial"/>
-          <w:u w:val="single"/>
-          <w:rtl/>
-        </w:rPr>
-        <w:t xml:space="preserve">. </w:t>
-      </w:r>
-      <w:r>
-        <w:rPr>
-          <w:rFonts w:ascii="Arial" w:hAnsi="Arial" w:hint="cs"/>
-          <w:u w:val="single"/>
-          <w:rtl/>
-          <w:lang w:bidi="he-IL"/>
-        </w:rPr>
-        <w:t xml:space="preserve">יצירת קובצי הקלט מחדש -מפורט </w:t>
-      </w:r>
-      <w:r>
-        <w:rPr>
-          <w:rFonts w:ascii="Arial" w:hAnsi="Arial" w:hint="cs"/>
-          <w:u w:val="single"/>
-          <w:rtl/>
-          <w:lang w:bidi="he-IL"/>
-        </w:rPr>
-        <w:t xml:space="preserve"> </w:t>
-      </w:r>
-      <w:r>
-        <w:rPr>
-          <w:rFonts w:ascii="Arial" w:hAnsi="Arial"/>
-          <w:rtl/>
-          <w:lang w:bidi="he-IL"/>
-        </w:rPr>
-        <w:tab/>
+          <w:rtl/>
+        </w:rPr>
+        <w:t xml:space="preserve"> הכנת מאגרי הדיבור החופשי</w:t>
       </w:r>
     </w:p>
     <w:p>
       <w:pPr>
         <w:bidi/>
-        <w:rPr>
-          <w:rtl/>
-          <w:lang w:bidi="he-IL"/>
-        </w:rPr>
-      </w:pPr>
+      </w:pPr>
+      <w:r>
+        <w:rPr>
+          <w:rFonts w:hint="cs"/>
+          <w:rtl/>
+          <w:lang w:bidi="he-IL"/>
+        </w:rPr>
+        <w:t>מאגרי האודיו</w:t>
+      </w:r>
+      <w:r>
+        <w:rPr>
+          <w:rtl/>
+        </w:rPr>
+        <w:t xml:space="preserve"> המקוריים נמצאים תחת:</w:t>
+      </w:r>
     </w:p>
     <w:p>
+      <w:r>
+        <w:rPr>
+          <w:rFonts w:ascii="Courier New" w:hAnsi="Courier New"/>
+          <w:sz w:val="19"/>
+        </w:rPr>
+        <w:t>all_accents_data/</w:t>
+      </w:r>
+    </w:p>
+    <w:p>
+      <w:pPr>
+        <w:bidi/>
+      </w:pPr>
+      <w:r>
+        <w:rPr>
+          <w:rtl/>
+        </w:rPr>
+        <w:t>כדי לאחד את המקורות לפי מבטא מריצים</w:t>
+      </w:r>
+      <w:r>
+        <w:rPr>
+          <w:rFonts w:hint="cs"/>
+          <w:rtl/>
+          <w:lang w:bidi="he-IL"/>
+        </w:rPr>
+        <w:t xml:space="preserve"> את הקובץ הבא (בתיקייה הראשית)</w:t>
+      </w:r>
+      <w:r>
+        <w:rPr>
+          <w:rtl/>
+        </w:rPr>
+        <w:t>:</w:t>
+      </w:r>
+    </w:p>
+    <w:p>
+      <w:r>
+        <w:rPr>
+          <w:rFonts w:ascii="Courier New" w:hAnsi="Courier New"/>
+          <w:sz w:val="19"/>
+        </w:rPr>
+        <w:t>group_sources_to_one_by_accent.py</w:t>
+      </w:r>
+    </w:p>
+    <w:p>
+      <w:pPr>
+        <w:bidi/>
+        <w:rPr>
+          <w:rtl/>
+          <w:lang w:bidi="he-IL"/>
+        </w:rPr>
+      </w:pPr>
+      <w:r>
+        <w:rPr>
+          <w:rtl/>
+        </w:rPr>
+        <w:t>הפלט נשמר תחת</w:t>
+      </w:r>
+      <w:r>
+        <w:rPr>
+          <w:rFonts w:hint="cs"/>
+          <w:rtl/>
+          <w:lang w:bidi="he-IL"/>
+        </w:rPr>
+        <w:t xml:space="preserve"> תיקיית</w:t>
+      </w:r>
+      <w:r>
+        <w:rPr>
+          <w:rtl/>
+        </w:rPr>
+        <w:t>:</w:t>
+      </w:r>
+    </w:p>
+    <w:p>
+      <w:r>
+        <w:rPr>
+          <w:rFonts w:ascii="Courier New" w:hAnsi="Courier New"/>
+          <w:sz w:val="19"/>
+        </w:rPr>
+        <w:t>audio_by_accent_raw/</w:t>
+      </w:r>
+    </w:p>
+    <w:p>
       <w:pPr>
         <w:pStyle w:val="Heading2"/>
         <w:bidi/>
+        <w:rPr>
+          <w:rFonts w:asciiTheme="majorBidi" w:hAnsiTheme="majorBidi"/>
+          <w:lang w:bidi="he-IL"/>
+        </w:rPr>
       </w:pPr>
       <w:r>
         <w:rPr>
@@ -2208,25 +5140,65 @@
           <w:rtl/>
           <w:lang w:bidi="he-IL"/>
         </w:rPr>
-        <w:t>10.1</w:t>
+        <w:t>10.2</w:t>
       </w:r>
       <w:r>
         <w:rPr>
           <w:rFonts w:ascii="Arial" w:hAnsi="Arial"/>
           <w:rtl/>
         </w:rPr>
-        <w:t xml:space="preserve"> הכנת מאגרי הדיבור החופשי</w:t>
+        <w:t xml:space="preserve"> </w:t>
+      </w:r>
+      <w:r>
+        <w:rPr>
+          <w:rFonts w:asciiTheme="majorBidi" w:hAnsiTheme="majorBidi"/>
+          <w:rtl/>
+        </w:rPr>
+        <w:t>חיתוך מאגר</w:t>
+      </w:r>
+      <w:r>
+        <w:rPr>
+          <w:rFonts w:asciiTheme="majorBidi" w:hAnsiTheme="majorBidi"/>
+          <w:rtl/>
+          <w:lang w:bidi="he-IL"/>
+        </w:rPr>
+        <w:t xml:space="preserve"> </w:t>
+      </w:r>
+      <w:r>
+        <w:rPr>
+          <w:rFonts w:asciiTheme="majorBidi" w:hAnsiTheme="majorBidi"/>
+          <w:lang w:bidi="he-IL"/>
+        </w:rPr>
+        <w:t>speech accent archive</w:t>
       </w:r>
     </w:p>
     <w:p>
       <w:pPr>
         <w:bidi/>
-      </w:pPr>
-      <w:r>
-        <w:rPr>
-          <w:rtl/>
-        </w:rPr>
-        <w:t>הנתונים המקוריים נמצאים תחת:</w:t>
+        <w:rPr>
+          <w:rtl/>
+          <w:lang w:bidi="he-IL"/>
+        </w:rPr>
+      </w:pPr>
+      <w:r>
+        <w:rPr>
+          <w:rtl/>
+        </w:rPr>
+        <w:t xml:space="preserve">החיתוך מתבצע בעזרת </w:t>
+      </w:r>
+      <w:r>
+        <w:rPr>
+          <w:rFonts w:hint="cs"/>
+          <w:rtl/>
+          <w:lang w:bidi="he-IL"/>
+        </w:rPr>
+        <w:t>הקובץ הבא</w:t>
+      </w:r>
+      <w:r>
+        <w:rPr>
+          <w:rtl/>
+        </w:rPr>
+        <w:t xml:space="preserve"> שבתיקיית:</w:t>
       </w:r>
     </w:p>
     <w:p>
@@ -2235,41 +5207,169 @@
           <w:rFonts w:ascii="Courier New" w:hAnsi="Courier New"/>
           <w:sz w:val="19"/>
         </w:rPr>
-        <w:t>all_accents_data/</w:t>
+        <w:t>cut_and_normalize/cut_archive_to_sentences.py</w:t>
       </w:r>
     </w:p>
     <w:p>
       <w:pPr>
         <w:bidi/>
-      </w:pPr>
-      <w:r>
-        <w:rPr>
-          <w:rtl/>
-        </w:rPr>
-        <w:t>כדי לאחד את המקורות לפי מבטא מריצים</w:t>
-      </w:r>
-      <w:r>
-        <w:rPr>
-          <w:rFonts w:hint="cs"/>
-          <w:rtl/>
-          <w:lang w:bidi="he-IL"/>
-        </w:rPr>
-        <w:t xml:space="preserve"> את הקובץ הבא (בתיקייה הראשית)</w:t>
-      </w:r>
-      <w:r>
-        <w:rPr>
-          <w:rtl/>
-        </w:rPr>
-        <w:t>:</w:t>
+        <w:spacing w:after="0"/>
+        <w:rPr>
+          <w:rFonts w:hint="cs"/>
+          <w:rtl/>
+          <w:lang w:bidi="he-IL"/>
+        </w:rPr>
+      </w:pPr>
+      <w:r>
+        <w:rPr>
+          <w:rtl/>
+        </w:rPr>
+        <w:t>התהליך נעזר</w:t>
+      </w:r>
+      <w:r>
+        <w:rPr>
+          <w:rFonts w:hint="cs"/>
+          <w:rtl/>
+          <w:lang w:bidi="he-IL"/>
+        </w:rPr>
+        <w:t xml:space="preserve"> בק</w:t>
+      </w:r>
+      <w:r>
+        <w:rPr>
+          <w:rFonts w:hint="cs"/>
+          <w:rtl/>
+          <w:lang w:bidi="he-IL"/>
+        </w:rPr>
+        <w:t xml:space="preserve">בצים </w:t>
+      </w:r>
+      <w:r>
+        <w:rPr>
+          <w:rFonts w:hint="cs"/>
+          <w:rtl/>
+          <w:lang w:bidi="he-IL"/>
+        </w:rPr>
+        <w:t xml:space="preserve"> </w:t>
+      </w:r>
+      <w:r>
+        <w:rPr>
+          <w:rFonts w:ascii="Courier New" w:hAnsi="Courier New"/>
+          <w:sz w:val="18"/>
+        </w:rPr>
+        <w:t>audio_time_split.py</w:t>
+      </w:r>
+      <w:r>
+        <w:rPr>
+          <w:rFonts w:hint="cs"/>
+          <w:rtl/>
+          <w:lang w:bidi="he-IL"/>
+        </w:rPr>
+        <w:t xml:space="preserve"> ו- </w:t>
+      </w:r>
+      <w:r>
+        <w:rPr>
+          <w:rFonts w:ascii="Courier New" w:hAnsi="Courier New"/>
+          <w:sz w:val="18"/>
+        </w:rPr>
+        <w:t>sentences_extractor.py</w:t>
+      </w:r>
+      <w:r>
+        <w:rPr>
+          <w:rFonts w:hint="cs"/>
+          <w:rtl/>
+          <w:lang w:bidi="he-IL"/>
+        </w:rPr>
+        <w:t xml:space="preserve"> שמשתמשים בספריית </w:t>
+      </w:r>
+      <w:r>
+        <w:rPr>
+          <w:rtl/>
+        </w:rPr>
+        <w:t xml:space="preserve">Whisper כדי לחלק </w:t>
+      </w:r>
+      <w:r>
+        <w:rPr>
+          <w:rFonts w:hint="cs"/>
+          <w:rtl/>
+          <w:lang w:bidi="he-IL"/>
+        </w:rPr>
+        <w:t>כל</w:t>
+      </w:r>
+      <w:r>
+        <w:rPr>
+          <w:rtl/>
+        </w:rPr>
+        <w:t xml:space="preserve"> </w:t>
+      </w:r>
+      <w:r>
+        <w:rPr>
+          <w:rFonts w:hint="cs"/>
+          <w:rtl/>
+          <w:lang w:bidi="he-IL"/>
+        </w:rPr>
+        <w:t>קטע אודיו</w:t>
+      </w:r>
+      <w:r>
+        <w:rPr>
+          <w:rtl/>
+        </w:rPr>
+        <w:t xml:space="preserve"> לששת המשפטים</w:t>
+      </w:r>
+      <w:r>
+        <w:rPr>
+          <w:rFonts w:hint="cs"/>
+          <w:rtl/>
+          <w:lang w:bidi="he-IL"/>
+        </w:rPr>
+        <w:t xml:space="preserve"> המפורטים בדוח הפרויקט</w:t>
+      </w:r>
+      <w:r>
+        <w:rPr>
+          <w:rtl/>
+        </w:rPr>
+        <w:t xml:space="preserve">. </w:t>
       </w:r>
     </w:p>
     <w:p>
+      <w:pPr>
+        <w:bidi/>
+        <w:rPr>
+          <w:rtl/>
+          <w:lang w:bidi="he-IL"/>
+        </w:rPr>
+      </w:pPr>
+    </w:p>
+    <w:p>
+      <w:pPr>
+        <w:bidi/>
+      </w:pPr>
+      <w:r>
+        <w:rPr>
+          <w:rtl/>
+        </w:rPr>
+        <w:t>הפלט נשמר תחת</w:t>
+      </w:r>
+      <w:r>
+        <w:rPr>
+          <w:rFonts w:hint="cs"/>
+          <w:rtl/>
+          <w:lang w:bidi="he-IL"/>
+        </w:rPr>
+        <w:t xml:space="preserve"> תיקיית</w:t>
+      </w:r>
+      <w:r>
+        <w:rPr>
+          <w:rtl/>
+        </w:rPr>
+        <w:t>:</w:t>
+      </w:r>
+    </w:p>
+    <w:p>
       <w:r>
         <w:rPr>
           <w:rFonts w:ascii="Courier New" w:hAnsi="Courier New"/>
           <w:sz w:val="19"/>
         </w:rPr>
-        <w:t>group_sources_to_one_by_accent.py</w:t>
+        <w:t>sentences_samples/</w:t>
       </w:r>
     </w:p>
     <w:p>
@@ -2284,26 +5384,318 @@
         <w:rPr>
           <w:rtl/>
         </w:rPr>
-        <w:t>הפלט נשמר תחת:</w:t>
+        <w:t>ובתוך כל מבטא קיימת תיקייה נפרדת לכל משפט.</w:t>
       </w:r>
     </w:p>
     <w:p>
+      <w:pPr>
+        <w:bidi/>
+        <w:rPr>
+          <w:rFonts w:hint="cs"/>
+          <w:rtl/>
+          <w:lang w:bidi="he-IL"/>
+        </w:rPr>
+      </w:pPr>
+      <w:r>
+        <w:rPr>
+          <w:rFonts w:hint="cs"/>
+          <w:b/>
+          <w:bCs/>
+          <w:u w:val="single"/>
+          <w:rtl/>
+          <w:lang w:bidi="he-IL"/>
+        </w:rPr>
+        <w:t>הערה</w:t>
+      </w:r>
+      <w:r>
+        <w:rPr>
+          <w:rFonts w:hint="cs"/>
+          <w:b/>
+          <w:bCs/>
+          <w:u w:val="single"/>
+          <w:rtl/>
+          <w:lang w:bidi="he-IL"/>
+        </w:rPr>
+        <w:t xml:space="preserve"> חשובה</w:t>
+      </w:r>
+      <w:r>
+        <w:rPr>
+          <w:rFonts w:hint="cs"/>
+          <w:b/>
+          <w:bCs/>
+          <w:rtl/>
+          <w:lang w:bidi="he-IL"/>
+        </w:rPr>
+        <w:t xml:space="preserve">: </w:t>
+      </w:r>
+      <w:r>
+        <w:rPr>
+          <w:rFonts w:ascii="Courier New" w:hAnsi="Courier New"/>
+          <w:sz w:val="18"/>
+        </w:rPr>
+        <w:t>sentences_extractor.py</w:t>
+      </w:r>
+      <w:r>
+        <w:rPr>
+          <w:rFonts w:hint="cs"/>
+          <w:rtl/>
+          <w:lang w:bidi="he-IL"/>
+        </w:rPr>
+        <w:t xml:space="preserve"> עושה שימוש בספריית </w:t>
+      </w:r>
+      <w:r>
+        <w:rPr>
+          <w:lang w:bidi="he-IL"/>
+        </w:rPr>
+        <w:t>F</w:t>
+      </w:r>
+      <w:r>
+        <w:rPr>
+          <w:lang w:bidi="he-IL"/>
+        </w:rPr>
+        <w:t>f</w:t>
+      </w:r>
+      <w:r>
+        <w:rPr>
+          <w:lang w:bidi="he-IL"/>
+        </w:rPr>
+        <w:t>mpeg</w:t>
+      </w:r>
+      <w:r>
+        <w:rPr>
+          <w:rFonts w:hint="cs"/>
+          <w:rtl/>
+          <w:lang w:bidi="he-IL"/>
+        </w:rPr>
+        <w:t xml:space="preserve"> ולעיתים קיים קושי בהתקנה שלו לכן ניתן לדלג על סעיף זה ולהסתמך על תיקיית </w:t>
+      </w:r>
+      <w:r>
+        <w:rPr>
+          <w:lang w:bidi="he-IL"/>
+        </w:rPr>
+        <w:t>sentences_samples</w:t>
+      </w:r>
+      <w:r>
+        <w:rPr>
+          <w:rFonts w:hint="cs"/>
+          <w:rtl/>
+          <w:lang w:bidi="he-IL"/>
+        </w:rPr>
+        <w:t xml:space="preserve"> שכבר מצויה בתיקיית הפרויקט.</w:t>
+      </w:r>
+    </w:p>
+    <w:p>
+      <w:pPr>
+        <w:pStyle w:val="Heading2"/>
+        <w:bidi/>
+      </w:pPr>
+      <w:r>
+        <w:rPr>
+          <w:rFonts w:ascii="Arial" w:hAnsi="Arial" w:hint="cs"/>
+          <w:rtl/>
+          <w:lang w:bidi="he-IL"/>
+        </w:rPr>
+        <w:t>10.3</w:t>
+      </w:r>
+      <w:r>
+        <w:rPr>
+          <w:rFonts w:ascii="Arial" w:hAnsi="Arial"/>
+          <w:rtl/>
+        </w:rPr>
+        <w:t>. יצירת קובצי המטא-דאטה</w:t>
+      </w:r>
+    </w:p>
+    <w:p>
+      <w:pPr>
+        <w:bidi/>
+      </w:pPr>
+      <w:r>
+        <w:rPr>
+          <w:rtl/>
+        </w:rPr>
+        <w:t>מריצים:</w:t>
+      </w:r>
+    </w:p>
+    <w:p>
       <w:r>
         <w:rPr>
           <w:rFonts w:ascii="Courier New" w:hAnsi="Courier New"/>
           <w:sz w:val="19"/>
         </w:rPr>
-        <w:t>audio_by_accent_raw/</w:t>
+        <w:t>metadata_generator.py</w:t>
       </w:r>
     </w:p>
     <w:p>
       <w:pPr>
+        <w:bidi/>
+        <w:rPr>
+          <w:lang w:bidi="he-IL"/>
+        </w:rPr>
+      </w:pPr>
+      <w:r>
+        <w:rPr>
+          <w:rFonts w:hint="cs"/>
+          <w:rtl/>
+          <w:lang w:bidi="he-IL"/>
+        </w:rPr>
+        <w:t xml:space="preserve">בתוך הקוד </w:t>
+      </w:r>
+      <w:r>
+        <w:rPr>
+          <w:rtl/>
+        </w:rPr>
+        <w:t xml:space="preserve">יש לבחור את </w:t>
+      </w:r>
+      <w:r>
+        <w:rPr>
+          <w:rFonts w:hint="cs"/>
+          <w:rtl/>
+          <w:lang w:bidi="he-IL"/>
+        </w:rPr>
+        <w:t>מאגר</w:t>
+      </w:r>
+      <w:r>
+        <w:rPr>
+          <w:rtl/>
+        </w:rPr>
+        <w:t xml:space="preserve"> הנתונים</w:t>
+      </w:r>
+      <w:r>
+        <w:rPr>
+          <w:rFonts w:hint="cs"/>
+          <w:rtl/>
+          <w:lang w:bidi="he-IL"/>
+        </w:rPr>
+        <w:t xml:space="preserve"> עליו רצים  (</w:t>
+      </w:r>
+      <w:r>
+        <w:rPr>
+          <w:rFonts w:ascii="Courier New" w:hAnsi="Courier New"/>
+          <w:sz w:val="19"/>
+        </w:rPr>
+        <w:t>(free_text/mixed/archive_only</w:t>
+      </w:r>
+      <w:r>
+        <w:rPr>
+          <w:rFonts w:hint="cs"/>
+          <w:rtl/>
+          <w:lang w:bidi="he-IL"/>
+        </w:rPr>
+        <w:t xml:space="preserve"> :</w:t>
+      </w:r>
+    </w:p>
+    <w:p>
+      <w:r>
+        <w:rPr>
+          <w:rFonts w:ascii="Courier New" w:hAnsi="Courier New"/>
+          <w:sz w:val="19"/>
+        </w:rPr>
+        <w:t>RUN_MODE = "free_text"</w:t>
+      </w:r>
+    </w:p>
+    <w:p>
+      <w:pPr>
+        <w:bidi/>
+        <w:rPr>
+          <w:rtl/>
+          <w:lang w:bidi="he-IL"/>
+        </w:rPr>
+      </w:pPr>
+      <w:r>
+        <w:rPr>
+          <w:rFonts w:hint="cs"/>
+          <w:rtl/>
+          <w:lang w:bidi="he-IL"/>
+        </w:rPr>
+        <w:t xml:space="preserve">לאחר הרצת הקוד לכל מאגר </w:t>
+      </w:r>
+      <w:r>
+        <w:rPr>
+          <w:rtl/>
+        </w:rPr>
+        <w:t>נוצרים קובצי metadata</w:t>
+      </w:r>
+      <w:r>
+        <w:rPr>
+          <w:rFonts w:hint="cs"/>
+          <w:rtl/>
+          <w:lang w:bidi="he-IL"/>
+        </w:rPr>
+        <w:t xml:space="preserve"> בשם </w:t>
+      </w:r>
+      <w:r>
+        <w:rPr>
+          <w:rFonts w:ascii="Courier New" w:hAnsi="Courier New"/>
+          <w:sz w:val="19"/>
+        </w:rPr>
+        <w:t>massive_metadata_&lt;mode&gt;.csv</w:t>
+      </w:r>
+      <w:r>
+        <w:rPr>
+          <w:rFonts w:hint="cs"/>
+          <w:rtl/>
+          <w:lang w:bidi="he-IL"/>
+        </w:rPr>
+        <w:t xml:space="preserve"> .</w:t>
+      </w:r>
+    </w:p>
+    <w:p>
+      <w:pPr>
+        <w:bidi/>
+        <w:rPr>
+          <w:rtl/>
+          <w:lang w:bidi="he-IL"/>
+        </w:rPr>
+      </w:pPr>
+      <w:r>
+        <w:rPr>
+          <w:rFonts w:hint="cs"/>
+          <w:rtl/>
+          <w:lang w:bidi="he-IL"/>
+        </w:rPr>
+        <w:t xml:space="preserve">קובץ המטא דאטה של כל מאגר נשמר תחת תיקיית </w:t>
+      </w:r>
+      <w:r>
+        <w:rPr>
+          <w:rFonts w:ascii="Courier New" w:hAnsi="Courier New"/>
+          <w:sz w:val="19"/>
+        </w:rPr>
+        <w:t>machine_learning_official</w:t>
+      </w:r>
+      <w:r>
+        <w:rPr>
+          <w:lang w:bidi="he-IL"/>
+        </w:rPr>
+        <w:t xml:space="preserve"> _</w:t>
+      </w:r>
+      <w:r>
+        <w:rPr>
+          <w:rFonts w:ascii="Courier New" w:hAnsi="Courier New"/>
+          <w:sz w:val="19"/>
+        </w:rPr>
+        <w:t>_&lt;mode&gt;/</w:t>
+      </w:r>
+      <w:r>
+        <w:rPr>
+          <w:rFonts w:hint="cs"/>
+          <w:rtl/>
+          <w:lang w:bidi="he-IL"/>
+        </w:rPr>
+        <w:t xml:space="preserve"> בהתאמה</w:t>
+      </w:r>
+      <w:r>
+        <w:rPr>
+          <w:rFonts w:hint="cs"/>
+          <w:rtl/>
+          <w:lang w:bidi="he-IL"/>
+        </w:rPr>
+        <w:t>.</w:t>
+      </w:r>
+    </w:p>
+    <w:p>
+      <w:pPr>
         <w:pStyle w:val="Heading2"/>
         <w:bidi/>
-        <w:rPr>
-          <w:rFonts w:asciiTheme="majorBidi" w:hAnsiTheme="majorBidi"/>
-          <w:lang w:bidi="he-IL"/>
-        </w:rPr>
       </w:pPr>
       <w:r>
         <w:rPr>
@@ -2311,36 +5703,14 @@
           <w:rtl/>
           <w:lang w:bidi="he-IL"/>
         </w:rPr>
-        <w:t>10.2</w:t>
+        <w:t>10.4</w:t>
       </w:r>
       <w:r>
         <w:rPr>
           <w:rFonts w:ascii="Arial" w:hAnsi="Arial"/>
           <w:rtl/>
         </w:rPr>
-        <w:t xml:space="preserve"> </w:t>
-      </w:r>
-      <w:r>
-        <w:rPr>
-          <w:rFonts w:asciiTheme="majorBidi" w:hAnsiTheme="majorBidi"/>
-          <w:rtl/>
-        </w:rPr>
-        <w:t>חיתוך מאגר</w:t>
-      </w:r>
-      <w:r>
-        <w:rPr>
-          <w:rFonts w:asciiTheme="majorBidi" w:hAnsiTheme="majorBidi"/>
-          <w:rtl/>
-          <w:lang w:bidi="he-IL"/>
-        </w:rPr>
-        <w:t xml:space="preserve"> </w:t>
-      </w:r>
-      <w:r>
-        <w:rPr>
-          <w:rFonts w:asciiTheme="majorBidi" w:hAnsiTheme="majorBidi"/>
-          <w:lang w:bidi="he-IL"/>
-        </w:rPr>
-        <w:t>speech accent archive</w:t>
+        <w:t xml:space="preserve"> נרמול ויצירת פיצ'רים</w:t>
       </w:r>
     </w:p>
     <w:p>
@@ -2355,21 +5725,7 @@
         <w:rPr>
           <w:rtl/>
         </w:rPr>
-        <w:t xml:space="preserve">החיתוך מתבצע בעזרת </w:t>
-      </w:r>
-      <w:r>
-        <w:rPr>
-          <w:rFonts w:hint="cs"/>
-          <w:rtl/>
-          <w:lang w:bidi="he-IL"/>
-        </w:rPr>
-        <w:t>הקובץ הבא</w:t>
-      </w:r>
-      <w:r>
-        <w:rPr>
-          <w:rtl/>
-        </w:rPr>
-        <w:t xml:space="preserve"> שבתיקיית:</w:t>
+        <w:t>למסלול הפיצ'רים מריצים תחילה:</w:t>
       </w:r>
     </w:p>
     <w:p>
@@ -2378,104 +5734,145 @@
           <w:rFonts w:ascii="Courier New" w:hAnsi="Courier New"/>
           <w:sz w:val="19"/>
         </w:rPr>
-        <w:t>cut_and_normalize/cut_archive_to_sentences.py</w:t>
+        <w:t>cut_and_normalize/normalize_all_</w:t>
+      </w:r>
+      <w:r>
+        <w:rPr>
+          <w:rFonts w:ascii="Courier New" w:hAnsi="Courier New"/>
+          <w:sz w:val="19"/>
+        </w:rPr>
+        <w:t>data_</w:t>
+      </w:r>
+      <w:r>
+        <w:rPr>
+          <w:rFonts w:ascii="Courier New" w:hAnsi="Courier New"/>
+          <w:sz w:val="19"/>
+        </w:rPr>
+        <w:t>for_2_folders.py</w:t>
       </w:r>
     </w:p>
     <w:p>
       <w:pPr>
         <w:bidi/>
-        <w:spacing w:after="0"/>
-        <w:rPr>
-          <w:rtl/>
-        </w:rPr>
-      </w:pPr>
-      <w:r>
-        <w:rPr>
-          <w:rtl/>
-        </w:rPr>
-        <w:t>התהליך נעזר</w:t>
-      </w:r>
-      <w:r>
-        <w:rPr>
-          <w:rFonts w:hint="cs"/>
-          <w:rtl/>
-          <w:lang w:bidi="he-IL"/>
-        </w:rPr>
-        <w:t xml:space="preserve"> בק</w:t>
-      </w:r>
-      <w:r>
-        <w:rPr>
-          <w:rFonts w:hint="cs"/>
-          <w:rtl/>
-          <w:lang w:bidi="he-IL"/>
-        </w:rPr>
-        <w:t xml:space="preserve">ובץ </w:t>
-      </w:r>
-      <w:r>
-        <w:rPr>
-          <w:rFonts w:ascii="Courier New" w:hAnsi="Courier New"/>
-          <w:sz w:val="18"/>
-        </w:rPr>
-        <w:t>audio_time_split.py</w:t>
-      </w:r>
-      <w:r>
-        <w:rPr>
-          <w:rFonts w:hint="cs"/>
-          <w:rtl/>
-          <w:lang w:bidi="he-IL"/>
-        </w:rPr>
-        <w:t xml:space="preserve"> ו- </w:t>
-      </w:r>
-      <w:r>
-        <w:rPr>
-          <w:rFonts w:ascii="Courier New" w:hAnsi="Courier New"/>
-          <w:sz w:val="18"/>
-        </w:rPr>
-        <w:t>sentences_extractor.py</w:t>
-      </w:r>
-      <w:r>
-        <w:rPr>
-          <w:rFonts w:hint="cs"/>
-          <w:rtl/>
-          <w:lang w:bidi="he-IL"/>
-        </w:rPr>
-        <w:t xml:space="preserve"> שמשתמשים בספריית </w:t>
-      </w:r>
-      <w:r>
-        <w:rPr>
-          <w:rtl/>
-        </w:rPr>
-        <w:t xml:space="preserve">Whisper כדי לחלק את ההקלטה לששת המשפטים. </w:t>
+      </w:pPr>
+      <w:r>
+        <w:rPr>
+          <w:rFonts w:hint="cs"/>
+          <w:rtl/>
+          <w:lang w:bidi="he-IL"/>
+        </w:rPr>
+        <w:t>נוצרות שתי תיקיות חדשות שה</w:t>
+      </w:r>
+      <w:r>
+        <w:rPr>
+          <w:rFonts w:hint="cs"/>
+          <w:rtl/>
+          <w:lang w:bidi="he-IL"/>
+        </w:rPr>
+        <w:t>ן</w:t>
+      </w:r>
+      <w:r>
+        <w:rPr>
+          <w:rFonts w:hint="cs"/>
+          <w:rtl/>
+          <w:lang w:bidi="he-IL"/>
+        </w:rPr>
+        <w:t xml:space="preserve"> ה</w:t>
+      </w:r>
+      <w:r>
+        <w:rPr>
+          <w:rFonts w:hint="cs"/>
+          <w:rtl/>
+          <w:lang w:bidi="he-IL"/>
+        </w:rPr>
+        <w:t>ג</w:t>
+      </w:r>
+      <w:r>
+        <w:rPr>
+          <w:rFonts w:hint="cs"/>
+          <w:rtl/>
+          <w:lang w:bidi="he-IL"/>
+        </w:rPr>
+        <w:t>רסאות המנורמלות של התיקיות המקוריות</w:t>
+      </w:r>
+      <w:r>
+        <w:rPr>
+          <w:rtl/>
+        </w:rPr>
+        <w:t>:</w:t>
       </w:r>
     </w:p>
     <w:p>
-      <w:pPr>
-        <w:bidi/>
-        <w:rPr>
-          <w:rtl/>
-          <w:lang w:bidi="he-IL"/>
-        </w:rPr>
-      </w:pPr>
+      <w:r>
+        <w:rPr>
+          <w:rFonts w:ascii="Courier New" w:hAnsi="Courier New"/>
+          <w:sz w:val="19"/>
+        </w:rPr>
+        <w:lastRenderedPageBreak/>
+        <w:t>audio_by_accent_raw_normalized/</w:t>
+      </w:r>
+      <w:r>
+        <w:t xml:space="preserve"> </w:t>
+      </w:r>
     </w:p>
     <w:p>
-      <w:pPr>
-        <w:bidi/>
-      </w:pPr>
-      <w:r>
-        <w:rPr>
-          <w:rtl/>
-        </w:rPr>
-        <w:t>הפלט נשמר תחת:</w:t>
+      <w:r>
+        <w:t xml:space="preserve"> </w:t>
+      </w:r>
+      <w:r>
+        <w:rPr>
+          <w:rFonts w:ascii="Courier New" w:hAnsi="Courier New"/>
+          <w:sz w:val="19"/>
+        </w:rPr>
+        <w:t>sentences_samples_normalized/</w:t>
       </w:r>
     </w:p>
     <w:p>
+      <w:pPr>
+        <w:bidi/>
+      </w:pPr>
+      <w:r>
+        <w:rPr>
+          <w:rtl/>
+        </w:rPr>
+        <w:t xml:space="preserve">לאחר </w:t>
+      </w:r>
+      <w:r>
+        <w:rPr>
+          <w:rFonts w:hint="cs"/>
+          <w:rtl/>
+          <w:lang w:bidi="he-IL"/>
+        </w:rPr>
+        <w:t xml:space="preserve">יצירת תיקיות האודיו המנורמלות </w:t>
+      </w:r>
+      <w:r>
+        <w:rPr>
+          <w:rtl/>
+        </w:rPr>
+        <w:t xml:space="preserve">מריצים את </w:t>
+      </w:r>
+      <w:r>
+        <w:rPr>
+          <w:rFonts w:hint="cs"/>
+          <w:rtl/>
+          <w:lang w:bidi="he-IL"/>
+        </w:rPr>
+        <w:t>הקוד הבא ליצירת פיצ'רים לכל קובץ מטא דאטה</w:t>
+      </w:r>
+      <w:r>
+        <w:rPr>
+          <w:rtl/>
+        </w:rPr>
+        <w:t>:</w:t>
+      </w:r>
+    </w:p>
+    <w:p>
       <w:r>
         <w:rPr>
           <w:rFonts w:ascii="Courier New" w:hAnsi="Courier New"/>
           <w:sz w:val="19"/>
         </w:rPr>
-        <w:lastRenderedPageBreak/>
-        <w:t>sentences_samples/</w:t>
+        <w:t>extract_features.py</w:t>
       </w:r>
     </w:p>
     <w:p>
@@ -2487,15 +5884,352 @@
       </w:pPr>
       <w:r>
         <w:rPr>
-          <w:rtl/>
-        </w:rPr>
-        <w:t>ובתוך כל מבטא קיימת תיקייה נפרדת לכל משפט.</w:t>
+          <w:rFonts w:hint="cs"/>
+          <w:rtl/>
+          <w:lang w:bidi="he-IL"/>
+        </w:rPr>
+        <w:t xml:space="preserve">בתוך הקוד </w:t>
+      </w:r>
+      <w:r>
+        <w:rPr>
+          <w:rtl/>
+        </w:rPr>
+        <w:t xml:space="preserve">יש לבחור את </w:t>
+      </w:r>
+      <w:r>
+        <w:rPr>
+          <w:rFonts w:hint="cs"/>
+          <w:rtl/>
+          <w:lang w:bidi="he-IL"/>
+        </w:rPr>
+        <w:t>מאגר</w:t>
+      </w:r>
+      <w:r>
+        <w:rPr>
+          <w:rtl/>
+        </w:rPr>
+        <w:t xml:space="preserve"> הנתונים</w:t>
+      </w:r>
+      <w:r>
+        <w:rPr>
+          <w:rFonts w:hint="cs"/>
+          <w:rtl/>
+          <w:lang w:bidi="he-IL"/>
+        </w:rPr>
+        <w:t xml:space="preserve"> עליו רצים  (</w:t>
+      </w:r>
+      <w:r>
+        <w:rPr>
+          <w:rFonts w:ascii="Courier New" w:hAnsi="Courier New"/>
+          <w:sz w:val="19"/>
+        </w:rPr>
+        <w:t>(free_text/mixed/archive_only</w:t>
+      </w:r>
+      <w:r>
+        <w:rPr>
+          <w:rFonts w:hint="cs"/>
+          <w:rtl/>
+          <w:lang w:bidi="he-IL"/>
+        </w:rPr>
+        <w:t xml:space="preserve"> :</w:t>
       </w:r>
     </w:p>
     <w:p>
       <w:pPr>
+        <w:rPr>
+          <w:rtl/>
+        </w:rPr>
+      </w:pPr>
+      <w:r>
+        <w:rPr>
+          <w:rFonts w:ascii="Courier New" w:hAnsi="Courier New"/>
+          <w:sz w:val="19"/>
+        </w:rPr>
+        <w:t>RUN_MODE = "free_text"</w:t>
+      </w:r>
+    </w:p>
+    <w:p>
+      <w:pPr>
+        <w:bidi/>
+      </w:pPr>
+      <w:r>
+        <w:rPr>
+          <w:rFonts w:hint="cs"/>
+          <w:rtl/>
+          <w:lang w:bidi="he-IL"/>
+        </w:rPr>
+        <w:t xml:space="preserve">לאחר הרצת הקוד לכל מאגר </w:t>
+      </w:r>
+      <w:r>
+        <w:rPr>
+          <w:rtl/>
+        </w:rPr>
+        <w:t>נוצרים</w:t>
+      </w:r>
+      <w:r>
+        <w:rPr>
+          <w:rFonts w:hint="cs"/>
+          <w:rtl/>
+          <w:lang w:bidi="he-IL"/>
+        </w:rPr>
+        <w:t xml:space="preserve"> </w:t>
+      </w:r>
+      <w:r>
+        <w:rPr>
+          <w:rtl/>
+        </w:rPr>
+        <w:t>:</w:t>
+      </w:r>
+    </w:p>
+    <w:p>
+      <w:r>
+        <w:rPr>
+          <w:rFonts w:ascii="Courier New" w:hAnsi="Courier New"/>
+          <w:sz w:val="19"/>
+        </w:rPr>
+        <w:t>master_extracted_features_archive_only.csv</w:t>
+      </w:r>
+    </w:p>
+    <w:p>
+      <w:r>
+        <w:rPr>
+          <w:rFonts w:ascii="Courier New" w:hAnsi="Courier New"/>
+          <w:sz w:val="19"/>
+        </w:rPr>
+        <w:t>master_extracted_features_free_text.csv</w:t>
+      </w:r>
+    </w:p>
+    <w:p>
+      <w:r>
+        <w:rPr>
+          <w:rFonts w:ascii="Courier New" w:hAnsi="Courier New"/>
+          <w:sz w:val="19"/>
+        </w:rPr>
+        <w:t>master_extracted_features_mixed.csv</w:t>
+      </w:r>
+    </w:p>
+    <w:p>
+      <w:pPr>
+        <w:bidi/>
+        <w:rPr>
+          <w:rFonts w:hint="cs"/>
+          <w:lang w:bidi="he-IL"/>
+        </w:rPr>
+      </w:pPr>
+      <w:r>
+        <w:rPr>
+          <w:rFonts w:hint="cs"/>
+          <w:b/>
+          <w:bCs/>
+          <w:u w:val="single"/>
+          <w:rtl/>
+          <w:lang w:bidi="he-IL"/>
+        </w:rPr>
+        <w:t>הערה</w:t>
+      </w:r>
+      <w:r>
+        <w:rPr>
+          <w:rFonts w:hint="cs"/>
+          <w:rtl/>
+          <w:lang w:bidi="he-IL"/>
+        </w:rPr>
+        <w:t xml:space="preserve">: </w:t>
+      </w:r>
+      <w:r>
+        <w:rPr>
+          <w:rtl/>
+          <w:lang w:bidi="he-IL"/>
+        </w:rPr>
+        <w:t>סדר הפעולות בין יצירת המטא-דאטה</w:t>
+      </w:r>
+      <w:r>
+        <w:rPr>
+          <w:rFonts w:hint="cs"/>
+          <w:rtl/>
+          <w:lang w:bidi="he-IL"/>
+        </w:rPr>
+        <w:t xml:space="preserve"> (סעיף 10.</w:t>
+      </w:r>
+      <w:r>
+        <w:rPr>
+          <w:rFonts w:hint="cs"/>
+          <w:rtl/>
+          <w:lang w:bidi="he-IL"/>
+        </w:rPr>
+        <w:t>3</w:t>
+      </w:r>
+      <w:r>
+        <w:rPr>
+          <w:rFonts w:hint="cs"/>
+          <w:rtl/>
+          <w:lang w:bidi="he-IL"/>
+        </w:rPr>
+        <w:t>)</w:t>
+      </w:r>
+      <w:r>
+        <w:rPr>
+          <w:rtl/>
+          <w:lang w:bidi="he-IL"/>
+        </w:rPr>
+        <w:t xml:space="preserve"> לביצוע הנירמול</w:t>
+      </w:r>
+      <w:r>
+        <w:rPr>
+          <w:rFonts w:hint="cs"/>
+          <w:rtl/>
+          <w:lang w:bidi="he-IL"/>
+        </w:rPr>
+        <w:t xml:space="preserve"> לתיקיות האודיו</w:t>
+      </w:r>
+      <w:r>
+        <w:rPr>
+          <w:rFonts w:hint="cs"/>
+          <w:rtl/>
+          <w:lang w:bidi="he-IL"/>
+        </w:rPr>
+        <w:t xml:space="preserve"> (</w:t>
+      </w:r>
+      <w:r>
+        <w:rPr>
+          <w:rFonts w:hint="cs"/>
+          <w:rtl/>
+          <w:lang w:bidi="he-IL"/>
+        </w:rPr>
+        <w:t xml:space="preserve"> סעיף </w:t>
+      </w:r>
+      <w:r>
+        <w:rPr>
+          <w:rFonts w:hint="cs"/>
+          <w:rtl/>
+          <w:lang w:bidi="he-IL"/>
+        </w:rPr>
+        <w:t>10.</w:t>
+      </w:r>
+      <w:r>
+        <w:rPr>
+          <w:rFonts w:hint="cs"/>
+          <w:rtl/>
+          <w:lang w:bidi="he-IL"/>
+        </w:rPr>
+        <w:t>4</w:t>
+      </w:r>
+      <w:r>
+        <w:rPr>
+          <w:rFonts w:hint="cs"/>
+          <w:rtl/>
+          <w:lang w:bidi="he-IL"/>
+        </w:rPr>
+        <w:t xml:space="preserve"> </w:t>
+      </w:r>
+      <w:r>
+        <w:rPr>
+          <w:rFonts w:hint="cs"/>
+          <w:rtl/>
+          <w:lang w:bidi="he-IL"/>
+        </w:rPr>
+        <w:t>)</w:t>
+      </w:r>
+      <w:r>
+        <w:rPr>
+          <w:rtl/>
+          <w:lang w:bidi="he-IL"/>
+        </w:rPr>
+        <w:t xml:space="preserve"> אינו משפיע על תהליך העיבוד</w:t>
+      </w:r>
+      <w:r>
+        <w:rPr>
+          <w:lang w:bidi="he-IL"/>
+        </w:rPr>
+        <w:t>.</w:t>
+      </w:r>
+      <w:r>
+        <w:rPr>
+          <w:lang w:bidi="he-IL"/>
+        </w:rPr>
+        <w:t xml:space="preserve"> </w:t>
+      </w:r>
+      <w:r>
+        <w:rPr>
+          <w:rtl/>
+          <w:lang w:bidi="he-IL"/>
+        </w:rPr>
+        <w:t>בעת הרצת פונקציית חילוץ הפיצ'רים, המערכת מעדכנת את נתיבי הקבצים ומבטיחה שחילוץ הנתונים האקוסטיים יתבצע אך ורק מתוך קבצי האודיו המנורמלים</w:t>
+      </w:r>
+      <w:r>
+        <w:rPr>
+          <w:lang w:bidi="he-IL"/>
+        </w:rPr>
+        <w:t>.</w:t>
+      </w:r>
+      <w:r>
+        <w:rPr>
+          <w:rFonts w:hint="cs"/>
+          <w:rtl/>
+          <w:lang w:bidi="he-IL"/>
+        </w:rPr>
+        <w:t xml:space="preserve"> </w:t>
+      </w:r>
+      <w:r>
+        <w:rPr>
+          <w:rFonts w:hint="cs"/>
+          <w:rtl/>
+          <w:lang w:bidi="he-IL"/>
+        </w:rPr>
+        <w:t xml:space="preserve">כן </w:t>
+      </w:r>
+      <w:r>
+        <w:rPr>
+          <w:rFonts w:hint="cs"/>
+          <w:rtl/>
+          <w:lang w:bidi="he-IL"/>
+        </w:rPr>
+        <w:t xml:space="preserve">חשוב להפעיל את הקוד </w:t>
+      </w:r>
+      <w:r>
+        <w:rPr>
+          <w:rFonts w:ascii="Courier New" w:hAnsi="Courier New"/>
+          <w:sz w:val="19"/>
+        </w:rPr>
+        <w:t>extract_features.py</w:t>
+      </w:r>
+      <w:r>
+        <w:rPr>
+          <w:rFonts w:hint="cs"/>
+          <w:rtl/>
+          <w:lang w:bidi="he-IL"/>
+        </w:rPr>
+        <w:t xml:space="preserve"> רק לאחר </w:t>
+      </w:r>
+      <w:r>
+        <w:rPr>
+          <w:rtl/>
+        </w:rPr>
+        <w:t xml:space="preserve">לאחר </w:t>
+      </w:r>
+      <w:r>
+        <w:rPr>
+          <w:rFonts w:hint="cs"/>
+          <w:rtl/>
+          <w:lang w:bidi="he-IL"/>
+        </w:rPr>
+        <w:t>יצירת תיקיות האודיו המנורמלות</w:t>
+      </w:r>
+      <w:r>
+        <w:rPr>
+          <w:rFonts w:hint="cs"/>
+          <w:rtl/>
+          <w:lang w:bidi="he-IL"/>
+        </w:rPr>
+        <w:t xml:space="preserve">. </w:t>
+      </w:r>
+    </w:p>
+    <w:p>
+      <w:pPr>
         <w:pStyle w:val="Heading2"/>
         <w:bidi/>
+        <w:rPr>
+          <w:lang w:bidi="he-IL"/>
+        </w:rPr>
       </w:pPr>
       <w:r>
         <w:rPr>
@@ -2503,14 +6237,22 @@
           <w:rtl/>
           <w:lang w:bidi="he-IL"/>
         </w:rPr>
-        <w:t>10.3</w:t>
+        <w:t>10.5</w:t>
       </w:r>
       <w:r>
         <w:rPr>
           <w:rFonts w:ascii="Arial" w:hAnsi="Arial"/>
           <w:rtl/>
         </w:rPr>
-        <w:t>. יצירת קובצי המטא-דאטה</w:t>
+        <w:t xml:space="preserve">. יצירת קובצי </w:t>
+      </w:r>
+      <w:r>
+        <w:rPr>
+          <w:rFonts w:ascii="Arial" w:hAnsi="Arial" w:hint="cs"/>
+          <w:rtl/>
+          <w:lang w:bidi="he-IL"/>
+        </w:rPr>
+        <w:t>הספקטוגרמה</w:t>
       </w:r>
     </w:p>
     <w:p>
@@ -2530,61 +6272,73 @@
           <w:rFonts w:ascii="Courier New" w:hAnsi="Courier New"/>
           <w:sz w:val="19"/>
         </w:rPr>
-        <w:t>metadata_generator.py</w:t>
+        <w:t>create_spectogram</w:t>
+      </w:r>
+      <w:r>
+        <w:rPr>
+          <w:rFonts w:ascii="Courier New" w:hAnsi="Courier New"/>
+          <w:sz w:val="19"/>
+        </w:rPr>
+        <w:t>.py</w:t>
       </w:r>
     </w:p>
     <w:p>
       <w:pPr>
         <w:bidi/>
-      </w:pPr>
-      <w:r>
-        <w:rPr>
-          <w:rtl/>
-        </w:rPr>
-        <w:t>נוצרים קובצי metadata</w:t>
-      </w:r>
-      <w:r>
-        <w:rPr>
-          <w:rFonts w:hint="cs"/>
-          <w:rtl/>
-          <w:lang w:bidi="he-IL"/>
-        </w:rPr>
-        <w:t xml:space="preserve"> בשם </w:t>
+        <w:rPr>
+          <w:lang w:bidi="he-IL"/>
+        </w:rPr>
+      </w:pPr>
+      <w:r>
+        <w:rPr>
+          <w:rFonts w:hint="cs"/>
+          <w:rtl/>
+          <w:lang w:bidi="he-IL"/>
+        </w:rPr>
+        <w:t xml:space="preserve">בתוך הקוד </w:t>
+      </w:r>
+      <w:r>
+        <w:rPr>
+          <w:rtl/>
+        </w:rPr>
+        <w:t xml:space="preserve">יש לבחור את </w:t>
+      </w:r>
+      <w:r>
+        <w:rPr>
+          <w:rFonts w:hint="cs"/>
+          <w:rtl/>
+          <w:lang w:bidi="he-IL"/>
+        </w:rPr>
+        <w:t>מאגר</w:t>
+      </w:r>
+      <w:r>
+        <w:rPr>
+          <w:rtl/>
+        </w:rPr>
+        <w:t xml:space="preserve"> הנתונים</w:t>
+      </w:r>
+      <w:r>
+        <w:rPr>
+          <w:rFonts w:hint="cs"/>
+          <w:rtl/>
+          <w:lang w:bidi="he-IL"/>
+        </w:rPr>
+        <w:t xml:space="preserve"> עליו רצים  (</w:t>
       </w:r>
       <w:r>
         <w:rPr>
           <w:rFonts w:ascii="Courier New" w:hAnsi="Courier New"/>
           <w:sz w:val="19"/>
         </w:rPr>
-        <w:t>massive_metadata_&lt;mode&gt;.csv</w:t>
-      </w:r>
-      <w:r>
-        <w:rPr>
-          <w:rFonts w:hint="cs"/>
-          <w:rtl/>
-          <w:lang w:bidi="he-IL"/>
-        </w:rPr>
-        <w:t xml:space="preserve"> </w:t>
-      </w:r>
-      <w:r>
-        <w:rPr>
-          <w:rtl/>
-        </w:rPr>
-        <w:t>עבור</w:t>
-      </w:r>
-      <w:r>
-        <w:rPr>
-          <w:rFonts w:hint="cs"/>
-          <w:rtl/>
-          <w:lang w:bidi="he-IL"/>
-        </w:rPr>
-        <w:t xml:space="preserve"> המאגרים</w:t>
-      </w:r>
-      <w:r>
-        <w:rPr>
-          <w:rtl/>
-        </w:rPr>
-        <w:t>:</w:t>
+        <w:t>(free_text/mixed/archive_only</w:t>
+      </w:r>
+      <w:r>
+        <w:rPr>
+          <w:rFonts w:hint="cs"/>
+          <w:rtl/>
+          <w:lang w:bidi="he-IL"/>
+        </w:rPr>
+        <w:t xml:space="preserve"> :</w:t>
       </w:r>
     </w:p>
     <w:p>
@@ -2593,283 +6347,463 @@
           <w:rFonts w:ascii="Courier New" w:hAnsi="Courier New"/>
           <w:sz w:val="19"/>
         </w:rPr>
-        <w:t>archive_only</w:t>
+        <w:t>RUN_MODE = "free_text"</w:t>
       </w:r>
     </w:p>
     <w:p>
+      <w:pPr>
+        <w:bidi/>
+        <w:rPr>
+          <w:rtl/>
+          <w:lang w:bidi="he-IL"/>
+        </w:rPr>
+      </w:pPr>
+      <w:r>
+        <w:rPr>
+          <w:rFonts w:hint="cs"/>
+          <w:rtl/>
+          <w:lang w:bidi="he-IL"/>
+        </w:rPr>
+        <w:t>נוצרת</w:t>
+      </w:r>
+      <w:r>
+        <w:rPr>
+          <w:rtl/>
+        </w:rPr>
+        <w:t xml:space="preserve"> </w:t>
+      </w:r>
+      <w:r>
+        <w:rPr>
+          <w:rFonts w:hint="cs"/>
+          <w:rtl/>
+          <w:lang w:bidi="he-IL"/>
+        </w:rPr>
+        <w:t xml:space="preserve">תיקיות ספקטוגרמה בשם </w:t>
+      </w:r>
       <w:r>
         <w:rPr>
           <w:rFonts w:ascii="Courier New" w:hAnsi="Courier New"/>
           <w:sz w:val="19"/>
         </w:rPr>
-        <w:t>free_text</w:t>
+        <w:t>spectograms_logmel_&lt;mode&gt;/</w:t>
+      </w:r>
+      <w:r>
+        <w:rPr>
+          <w:rFonts w:hint="cs"/>
+          <w:rtl/>
+          <w:lang w:bidi="he-IL"/>
+        </w:rPr>
+        <w:t xml:space="preserve"> בהתאם למאגר בו בחרנו.</w:t>
       </w:r>
     </w:p>
     <w:p>
-      <w:r>
-        <w:rPr>
-          <w:rFonts w:ascii="Courier New" w:hAnsi="Courier New"/>
-          <w:sz w:val="19"/>
-        </w:rPr>
-        <w:t>mixed</w:t>
+      <w:pPr>
+        <w:bidi/>
+        <w:rPr>
+          <w:rtl/>
+          <w:lang w:bidi="he-IL"/>
+        </w:rPr>
+      </w:pPr>
+      <w:r>
+        <w:rPr>
+          <w:rFonts w:hint="cs"/>
+          <w:rtl/>
+          <w:lang w:bidi="he-IL"/>
+        </w:rPr>
+        <w:t xml:space="preserve">כעת </w:t>
+      </w:r>
+      <w:r>
+        <w:rPr>
+          <w:rFonts w:hint="cs"/>
+          <w:rtl/>
+          <w:lang w:bidi="he-IL"/>
+        </w:rPr>
+        <w:t xml:space="preserve">לאחר ביצוע כל השלבים בסעיף </w:t>
+      </w:r>
+      <w:r>
+        <w:rPr>
+          <w:rFonts w:hint="cs"/>
+          <w:rtl/>
+          <w:lang w:bidi="he-IL"/>
+        </w:rPr>
+        <w:t>10</w:t>
+      </w:r>
+      <w:r>
+        <w:rPr>
+          <w:rFonts w:hint="cs"/>
+          <w:rtl/>
+          <w:lang w:bidi="he-IL"/>
+        </w:rPr>
+        <w:t xml:space="preserve"> </w:t>
+      </w:r>
+      <w:r>
+        <w:rPr>
+          <w:rFonts w:hint="cs"/>
+          <w:rtl/>
+          <w:lang w:bidi="he-IL"/>
+        </w:rPr>
+        <w:t>מצויים כל הקבצים הנדרשים לניסויים המרכזיים ו</w:t>
+      </w:r>
+      <w:r>
+        <w:rPr>
+          <w:rFonts w:hint="cs"/>
+          <w:rtl/>
+          <w:lang w:bidi="he-IL"/>
+        </w:rPr>
+        <w:t xml:space="preserve">ניתן </w:t>
+      </w:r>
+      <w:r>
+        <w:rPr>
+          <w:rFonts w:hint="cs"/>
+          <w:rtl/>
+          <w:lang w:bidi="he-IL"/>
+        </w:rPr>
+        <w:t xml:space="preserve">לחזור </w:t>
+      </w:r>
+      <w:r>
+        <w:rPr>
+          <w:rFonts w:hint="cs"/>
+          <w:rtl/>
+          <w:lang w:bidi="he-IL"/>
+        </w:rPr>
+        <w:t>לסעיפים</w:t>
+      </w:r>
+      <w:r>
+        <w:rPr>
+          <w:rFonts w:hint="cs"/>
+          <w:rtl/>
+          <w:lang w:bidi="he-IL"/>
+        </w:rPr>
+        <w:t xml:space="preserve"> 1-5 כדי להריץ את קבצי ה </w:t>
+      </w:r>
+      <w:r>
+        <w:rPr>
+          <w:lang w:bidi="he-IL"/>
+        </w:rPr>
+        <w:t>main</w:t>
+      </w:r>
+      <w:r>
+        <w:rPr>
+          <w:rFonts w:hint="cs"/>
+          <w:rtl/>
+          <w:lang w:bidi="he-IL"/>
+        </w:rPr>
+        <w:t xml:space="preserve">  </w:t>
+      </w:r>
+      <w:r>
+        <w:rPr>
+          <w:rFonts w:hint="cs"/>
+          <w:rtl/>
+          <w:lang w:bidi="he-IL"/>
+        </w:rPr>
+        <w:t>.</w:t>
       </w:r>
     </w:p>
     <w:p>
       <w:pPr>
+        <w:pStyle w:val="Heading2"/>
         <w:bidi/>
         <w:rPr>
-          <w:lang w:bidi="he-IL"/>
-        </w:rPr>
-      </w:pPr>
-      <w:r>
-        <w:rPr>
-          <w:rFonts w:hint="cs"/>
-          <w:rtl/>
-          <w:lang w:bidi="he-IL"/>
-        </w:rPr>
-        <w:t xml:space="preserve">קובץ המטא דאטה של כל מאגר נשמר תחת תיקיית </w:t>
-      </w:r>
-      <w:r>
-        <w:rPr>
-          <w:rFonts w:ascii="Courier New" w:hAnsi="Courier New"/>
-          <w:sz w:val="19"/>
-        </w:rPr>
-        <w:t>machine_learning_official</w:t>
-      </w:r>
-      <w:r>
-        <w:rPr>
-          <w:lang w:bidi="he-IL"/>
-        </w:rPr>
-        <w:t xml:space="preserve"> _</w:t>
-      </w:r>
-      <w:r>
-        <w:rPr>
-          <w:rFonts w:ascii="Courier New" w:hAnsi="Courier New"/>
-          <w:sz w:val="19"/>
-        </w:rPr>
-        <w:t>_&lt;mode&gt;/</w:t>
-      </w:r>
-      <w:r>
-        <w:rPr>
-          <w:rFonts w:hint="cs"/>
-          <w:rtl/>
-          <w:lang w:bidi="he-IL"/>
-        </w:rPr>
-        <w:t xml:space="preserve"> בהתאמה.</w:t>
+          <w:rFonts w:asciiTheme="majorBidi" w:hAnsiTheme="majorBidi"/>
+          <w:lang w:bidi="he-IL"/>
+        </w:rPr>
+      </w:pPr>
+      <w:r>
+        <w:rPr>
+          <w:rFonts w:asciiTheme="majorBidi" w:hAnsiTheme="majorBidi"/>
+          <w:rtl/>
+          <w:lang w:bidi="he-IL"/>
+        </w:rPr>
+        <w:t>11</w:t>
+      </w:r>
+      <w:r>
+        <w:rPr>
+          <w:rFonts w:asciiTheme="majorBidi" w:hAnsiTheme="majorBidi"/>
+          <w:rtl/>
+        </w:rPr>
+        <w:t xml:space="preserve">. </w:t>
+      </w:r>
+      <w:r>
+        <w:rPr>
+          <w:rFonts w:asciiTheme="majorBidi" w:hAnsiTheme="majorBidi"/>
+          <w:rtl/>
+          <w:lang w:bidi="he-IL"/>
+        </w:rPr>
+        <w:t xml:space="preserve">שוני בתוצאות בין סביבת </w:t>
+      </w:r>
+      <w:r>
+        <w:rPr>
+          <w:rFonts w:asciiTheme="majorBidi" w:hAnsiTheme="majorBidi"/>
+          <w:lang w:bidi="he-IL"/>
+        </w:rPr>
+        <w:t>kaggle</w:t>
+      </w:r>
+      <w:r>
+        <w:rPr>
+          <w:rFonts w:asciiTheme="majorBidi" w:hAnsiTheme="majorBidi"/>
+          <w:rtl/>
+          <w:lang w:bidi="he-IL"/>
+        </w:rPr>
+        <w:t xml:space="preserve"> לסביבת </w:t>
+      </w:r>
+      <w:r>
+        <w:rPr>
+          <w:rFonts w:asciiTheme="majorBidi" w:hAnsiTheme="majorBidi"/>
+          <w:lang w:bidi="he-IL"/>
+        </w:rPr>
+        <w:t>pycharm</w:t>
       </w:r>
     </w:p>
     <w:p>
       <w:pPr>
-        <w:pStyle w:val="Heading2"/>
         <w:bidi/>
-      </w:pPr>
-      <w:r>
-        <w:rPr>
-          <w:rFonts w:ascii="Arial" w:hAnsi="Arial" w:hint="cs"/>
-          <w:rtl/>
-          <w:lang w:bidi="he-IL"/>
-        </w:rPr>
-        <w:t>10.4</w:t>
-      </w:r>
-      <w:r>
-        <w:rPr>
-          <w:rFonts w:ascii="Arial" w:hAnsi="Arial"/>
-          <w:rtl/>
-        </w:rPr>
-        <w:t xml:space="preserve"> נרמול ויצירת פיצ'רים</w:t>
-      </w:r>
-    </w:p>
-    <w:p>
-      <w:pPr>
-        <w:bidi/>
-      </w:pPr>
-      <w:r>
-        <w:rPr>
-          <w:rtl/>
-        </w:rPr>
-        <w:t>למסלול הפיצ'רים מריצים תחילה:</w:t>
-      </w:r>
-    </w:p>
-    <w:p>
-      <w:r>
-        <w:rPr>
-          <w:rFonts w:ascii="Courier New" w:hAnsi="Courier New"/>
-          <w:sz w:val="19"/>
-        </w:rPr>
-        <w:t>cut_and_normalize/normalize_all_for_2_folders.py</w:t>
-      </w:r>
-    </w:p>
-    <w:p>
-      <w:pPr>
-        <w:bidi/>
-      </w:pPr>
-      <w:r>
-        <w:rPr>
-          <w:rtl/>
-        </w:rPr>
-        <w:t>הפלט נשמר ב:</w:t>
-      </w:r>
-    </w:p>
-    <w:p>
-      <w:r>
-        <w:rPr>
-          <w:rFonts w:ascii="Courier New" w:hAnsi="Courier New"/>
-          <w:sz w:val="19"/>
-        </w:rPr>
-        <w:t>audio_by_accent_raw_normalized/</w:t>
-      </w:r>
-    </w:p>
-    <w:p>
-      <w:r>
-        <w:rPr>
-          <w:rFonts w:ascii="Courier New" w:hAnsi="Courier New"/>
-          <w:sz w:val="19"/>
-        </w:rPr>
-        <w:t>sentences_samples_normalized/</w:t>
-      </w:r>
-    </w:p>
-    <w:p>
-      <w:pPr>
-        <w:bidi/>
-      </w:pPr>
-      <w:r>
-        <w:rPr>
-          <w:rtl/>
-        </w:rPr>
-        <w:t xml:space="preserve">לאחר מכן מריצים את </w:t>
-      </w:r>
-      <w:r>
-        <w:rPr>
-          <w:rFonts w:hint="cs"/>
-          <w:rtl/>
-          <w:lang w:bidi="he-IL"/>
-        </w:rPr>
-        <w:t>הקוד הבא ליצירת פיצ'רים לכל קובץ מטא דאטה</w:t>
-      </w:r>
-      <w:r>
-        <w:rPr>
-          <w:rtl/>
-        </w:rPr>
-        <w:t>:</w:t>
-      </w:r>
-    </w:p>
-    <w:p>
-      <w:r>
-        <w:rPr>
-          <w:rFonts w:ascii="Courier New" w:hAnsi="Courier New"/>
-          <w:sz w:val="19"/>
-        </w:rPr>
-        <w:t>create_features.py</w:t>
-      </w:r>
-    </w:p>
-    <w:p>
-      <w:pPr>
-        <w:bidi/>
-      </w:pPr>
-      <w:r>
-        <w:rPr>
-          <w:rtl/>
-        </w:rPr>
-        <w:t>נוצרים:</w:t>
-      </w:r>
-    </w:p>
-    <w:p>
-      <w:r>
-        <w:rPr>
-          <w:rFonts w:ascii="Courier New" w:hAnsi="Courier New"/>
-          <w:sz w:val="19"/>
-        </w:rPr>
-        <w:t>master_extracted_features_archive_only.csv</w:t>
-      </w:r>
-    </w:p>
-    <w:p>
-      <w:r>
-        <w:rPr>
-          <w:rFonts w:ascii="Courier New" w:hAnsi="Courier New"/>
-          <w:sz w:val="19"/>
-        </w:rPr>
-        <w:t>master_extracted_features_free_text.csv</w:t>
-      </w:r>
-    </w:p>
-    <w:p>
-      <w:r>
-        <w:rPr>
-          <w:rFonts w:ascii="Courier New" w:hAnsi="Courier New"/>
-          <w:sz w:val="19"/>
-        </w:rPr>
-        <w:t>master_extracted_features_mixed.csv</w:t>
-      </w:r>
-    </w:p>
-    <w:p>
-      <w:pPr>
-        <w:bidi/>
-        <w:rPr>
-          <w:rFonts w:hint="cs"/>
-          <w:rtl/>
-          <w:lang w:bidi="he-IL"/>
-        </w:rPr>
-      </w:pPr>
-      <w:r>
-        <w:rPr>
-          <w:rFonts w:hint="cs"/>
-          <w:rtl/>
-          <w:lang w:bidi="he-IL"/>
-        </w:rPr>
-        <w:t xml:space="preserve">לאחר ביצוע כל השלבים בסעיף </w:t>
-      </w:r>
-      <w:r>
-        <w:rPr>
-          <w:rFonts w:hint="cs"/>
-          <w:rtl/>
-          <w:lang w:bidi="he-IL"/>
-        </w:rPr>
-        <w:t>10</w:t>
-      </w:r>
-      <w:r>
-        <w:rPr>
-          <w:rFonts w:hint="cs"/>
-          <w:rtl/>
-          <w:lang w:bidi="he-IL"/>
-        </w:rPr>
-        <w:t xml:space="preserve"> ניתן </w:t>
-      </w:r>
-      <w:r>
-        <w:rPr>
-          <w:rFonts w:hint="cs"/>
-          <w:rtl/>
-          <w:lang w:bidi="he-IL"/>
-        </w:rPr>
-        <w:t xml:space="preserve">לחזור לשלבים 1-5 כדי </w:t>
-      </w:r>
-      <w:r>
-        <w:rPr>
-          <w:rFonts w:hint="cs"/>
-          <w:rtl/>
-          <w:lang w:bidi="he-IL"/>
-        </w:rPr>
-        <w:t xml:space="preserve">להריץ את קבצי ה </w:t>
-      </w:r>
-      <w:r>
-        <w:rPr>
-          <w:lang w:bidi="he-IL"/>
-        </w:rPr>
-        <w:t>main</w:t>
-      </w:r>
-      <w:r>
-        <w:rPr>
-          <w:rFonts w:hint="cs"/>
-          <w:rtl/>
-          <w:lang w:bidi="he-IL"/>
-        </w:rPr>
-        <w:t xml:space="preserve">  </w:t>
-      </w:r>
-      <w:r>
-        <w:rPr>
-          <w:rFonts w:hint="cs"/>
-          <w:rtl/>
-          <w:lang w:bidi="he-IL"/>
-        </w:rPr>
-        <w:t>.</w:t>
+        <w:jc w:val="both"/>
+        <w:rPr>
+          <w:rtl/>
+          <w:lang w:bidi="he-IL"/>
+        </w:rPr>
+      </w:pPr>
+      <w:r>
+        <w:rPr>
+          <w:rtl/>
+          <w:lang w:bidi="he-IL"/>
+        </w:rPr>
+        <w:t>במהלך הפרויקט נצפו הבדלים קלים בתוצאות בין הרצות שבוצעו בסביבת</w:t>
+      </w:r>
+      <w:r>
+        <w:rPr>
+          <w:lang w:bidi="he-IL"/>
+        </w:rPr>
+        <w:t xml:space="preserve"> Kaggle </w:t>
+      </w:r>
+      <w:r>
+        <w:rPr>
+          <w:rtl/>
+          <w:lang w:bidi="he-IL"/>
+        </w:rPr>
+        <w:t>לבין הרצות מקומיות ב־</w:t>
+      </w:r>
+      <w:r>
+        <w:rPr>
+          <w:lang w:bidi="he-IL"/>
+        </w:rPr>
+        <w:t>PyChar</w:t>
+      </w:r>
+      <w:r>
+        <w:rPr>
+          <w:lang w:bidi="he-IL"/>
+        </w:rPr>
+        <w:t>m</w:t>
+      </w:r>
+      <w:r>
+        <w:rPr>
+          <w:rFonts w:hint="cs"/>
+          <w:rtl/>
+          <w:lang w:bidi="he-IL"/>
+        </w:rPr>
+        <w:t xml:space="preserve"> </w:t>
+      </w:r>
+      <w:r>
+        <w:rPr>
+          <w:rtl/>
+          <w:lang w:bidi="he-IL"/>
+        </w:rPr>
+        <w:t>למשל במדדי ה־</w:t>
+      </w:r>
+      <w:r>
+        <w:rPr>
+          <w:lang w:bidi="he-IL"/>
+        </w:rPr>
+        <w:t xml:space="preserve">Accuracy </w:t>
+      </w:r>
+      <w:r>
+        <w:rPr>
+          <w:rFonts w:hint="cs"/>
+          <w:rtl/>
+          <w:lang w:bidi="he-IL"/>
+        </w:rPr>
+        <w:t xml:space="preserve"> </w:t>
+      </w:r>
+      <w:r>
+        <w:rPr>
+          <w:rtl/>
+          <w:lang w:bidi="he-IL"/>
+        </w:rPr>
+        <w:t>וה־</w:t>
+      </w:r>
+      <w:r>
+        <w:rPr>
+          <w:lang w:bidi="he-IL"/>
+        </w:rPr>
+        <w:t>Loss</w:t>
+      </w:r>
+      <w:r>
+        <w:rPr>
+          <w:rFonts w:hint="cs"/>
+          <w:rtl/>
+          <w:lang w:bidi="he-IL"/>
+        </w:rPr>
+        <w:t xml:space="preserve"> .</w:t>
+      </w:r>
+      <w:r>
+        <w:rPr>
+          <w:rtl/>
+          <w:lang w:bidi="he-IL"/>
+        </w:rPr>
+        <w:t>הבדלים אלו עשויים לנבוע משימוש בחומרה ובסביבות תוכנה שונות: ב־</w:t>
+      </w:r>
+      <w:r>
+        <w:rPr>
+          <w:lang w:bidi="he-IL"/>
+        </w:rPr>
+        <w:t xml:space="preserve">Kaggle </w:t>
+      </w:r>
+      <w:r>
+        <w:rPr>
+          <w:rFonts w:hint="cs"/>
+          <w:rtl/>
+          <w:lang w:bidi="he-IL"/>
+        </w:rPr>
+        <w:t xml:space="preserve"> </w:t>
+      </w:r>
+      <w:r>
+        <w:rPr>
+          <w:rtl/>
+          <w:lang w:bidi="he-IL"/>
+        </w:rPr>
+        <w:t>ההרצות בוצעו באמצעות</w:t>
+      </w:r>
+      <w:r>
+        <w:rPr>
+          <w:lang w:bidi="he-IL"/>
+        </w:rPr>
+        <w:t xml:space="preserve"> GPU </w:t>
+      </w:r>
+      <w:r>
+        <w:rPr>
+          <w:rtl/>
+          <w:lang w:bidi="he-IL"/>
+        </w:rPr>
+        <w:t>בסביבת</w:t>
+      </w:r>
+      <w:r>
+        <w:rPr>
+          <w:lang w:bidi="he-IL"/>
+        </w:rPr>
+        <w:t xml:space="preserve"> Linux </w:t>
+      </w:r>
+      <w:r>
+        <w:rPr>
+          <w:rtl/>
+          <w:lang w:bidi="he-IL"/>
+        </w:rPr>
+        <w:t>ואילו ב־</w:t>
+      </w:r>
+      <w:r>
+        <w:rPr>
+          <w:lang w:bidi="he-IL"/>
+        </w:rPr>
+        <w:t xml:space="preserve">PyCharm </w:t>
+      </w:r>
+      <w:r>
+        <w:rPr>
+          <w:rFonts w:hint="cs"/>
+          <w:rtl/>
+          <w:lang w:bidi="he-IL"/>
+        </w:rPr>
+        <w:t xml:space="preserve"> </w:t>
+      </w:r>
+      <w:r>
+        <w:rPr>
+          <w:rtl/>
+          <w:lang w:bidi="he-IL"/>
+        </w:rPr>
+        <w:t>באמצעות</w:t>
+      </w:r>
+      <w:r>
+        <w:rPr>
+          <w:lang w:bidi="he-IL"/>
+        </w:rPr>
+        <w:t xml:space="preserve"> CPU </w:t>
+      </w:r>
+      <w:r>
+        <w:rPr>
+          <w:rtl/>
+          <w:lang w:bidi="he-IL"/>
+        </w:rPr>
+        <w:t>בסביבת</w:t>
+      </w:r>
+      <w:r>
+        <w:rPr>
+          <w:lang w:bidi="he-IL"/>
+        </w:rPr>
+        <w:t xml:space="preserve"> </w:t>
+      </w:r>
+      <w:r>
+        <w:rPr>
+          <w:lang w:bidi="he-IL"/>
+        </w:rPr>
+        <w:t xml:space="preserve"> </w:t>
+      </w:r>
+      <w:r>
+        <w:rPr>
+          <w:lang w:bidi="he-IL"/>
+        </w:rPr>
+        <w:t>Windows</w:t>
+      </w:r>
+      <w:r>
+        <w:rPr>
+          <w:rFonts w:hint="cs"/>
+          <w:rtl/>
+          <w:lang w:bidi="he-IL"/>
+        </w:rPr>
+        <w:t xml:space="preserve">. </w:t>
+      </w:r>
+      <w:r>
+        <w:rPr>
+          <w:rtl/>
+          <w:lang w:bidi="he-IL"/>
+        </w:rPr>
+        <w:t>בנוסף, הבדלים בגרסאות הספריות ובפענוח קובצי האודיו עשויים להשפיע מעט על התוצאות. למרות השינויים הקלים, המגמות המרכזיות בניסויים נותרו דומות בשתי הסביבות</w:t>
+      </w:r>
+      <w:r>
+        <w:rPr>
+          <w:rFonts w:hint="cs"/>
+          <w:rtl/>
+          <w:lang w:bidi="he-IL"/>
+        </w:rPr>
+        <w:t xml:space="preserve"> .</w:t>
+      </w:r>
+      <w:r>
+        <w:rPr>
+          <w:b/>
+          <w:bCs/>
+          <w:rtl/>
+          <w:lang w:bidi="he-IL"/>
+        </w:rPr>
+        <w:t>התוצאות המוצגות בדוח הפרויקט מבוססות על ההרצות שבוצעו בסביבת</w:t>
+      </w:r>
+      <w:r>
+        <w:rPr>
+          <w:b/>
+          <w:bCs/>
+          <w:lang w:bidi="he-IL"/>
+        </w:rPr>
+        <w:t xml:space="preserve"> Kaggle</w:t>
+      </w:r>
+      <w:r>
+        <w:rPr>
+          <w:lang w:bidi="he-IL"/>
+        </w:rPr>
+        <w:t xml:space="preserve"> </w:t>
+      </w:r>
+      <w:r>
+        <w:rPr>
+          <w:rFonts w:hint="cs"/>
+          <w:rtl/>
+          <w:lang w:bidi="he-IL"/>
+        </w:rPr>
+        <w:t xml:space="preserve"> .</w:t>
       </w:r>
     </w:p>
     <w:sectPr>
@@ -3069,7 +7003,7 @@
   <w:abstractNum w:abstractNumId="7" w15:restartNumberingAfterBreak="0">
     <w:nsid w:val="FFFFFF88"/>
     <w:multiLevelType w:val="singleLevel"/>
-    <w:tmpl w:val="E6CA934C"/>
+    <w:tmpl w:val="37729352"/>
     <w:lvl w:ilvl="0">
       <w:start w:val="1"/>
       <w:numFmt w:val="decimal"/>
@@ -3087,7 +7021,7 @@
   <w:abstractNum w:abstractNumId="8" w15:restartNumberingAfterBreak="0">
     <w:nsid w:val="FFFFFF89"/>
     <w:multiLevelType w:val="singleLevel"/>
-    <w:tmpl w:val="29761A62"/>
+    <w:tmpl w:val="7938E0AE"/>
     <w:lvl w:ilvl="0">
       <w:start w:val="1"/>
       <w:numFmt w:val="bullet"/>
@@ -3102,6 +7036,321 @@
       </w:pPr>
       <w:rPr>
         <w:rFonts w:ascii="Symbol" w:hAnsi="Symbol" w:hint="default"/>
+      </w:rPr>
+    </w:lvl>
+  </w:abstractNum>
+  <w:abstractNum w:abstractNumId="9" w15:restartNumberingAfterBreak="0">
+    <w:nsid w:val="014C687F"/>
+    <w:multiLevelType w:val="hybridMultilevel"/>
+    <w:tmpl w:val="B254D494"/>
+    <w:lvl w:ilvl="0" w:tplc="04090001">
+      <w:start w:val="1"/>
+      <w:numFmt w:val="bullet"/>
+      <w:lvlText w:val=""/>
+      <w:lvlJc w:val="left"/>
+      <w:pPr>
+        <w:ind w:left="786" w:hanging="360"/>
+      </w:pPr>
+      <w:rPr>
+        <w:rFonts w:ascii="Symbol" w:hAnsi="Symbol" w:hint="default"/>
+      </w:rPr>
+    </w:lvl>
+    <w:lvl w:ilvl="1" w:tplc="04090003" w:tentative="1">
+      <w:start w:val="1"/>
+      <w:numFmt w:val="bullet"/>
+      <w:lvlText w:val="o"/>
+      <w:lvlJc w:val="left"/>
+      <w:pPr>
+        <w:ind w:left="1724" w:hanging="360"/>
+      </w:pPr>
+      <w:rPr>
+        <w:rFonts w:ascii="Courier New" w:hAnsi="Courier New" w:cs="Courier New" w:hint="default"/>
+      </w:rPr>
+    </w:lvl>
+    <w:lvl w:ilvl="2" w:tplc="04090005" w:tentative="1">
+      <w:start w:val="1"/>
+      <w:numFmt w:val="bullet"/>
+      <w:lvlText w:val=""/>
+      <w:lvlJc w:val="left"/>
+      <w:pPr>
+        <w:ind w:left="2444" w:hanging="360"/>
+      </w:pPr>
+      <w:rPr>
+        <w:rFonts w:ascii="Wingdings" w:hAnsi="Wingdings" w:hint="default"/>
+      </w:rPr>
+    </w:lvl>
+    <w:lvl w:ilvl="3" w:tplc="04090001" w:tentative="1">
+      <w:start w:val="1"/>
+      <w:numFmt w:val="bullet"/>
+      <w:lvlText w:val=""/>
+      <w:lvlJc w:val="left"/>
+      <w:pPr>
+        <w:ind w:left="3164" w:hanging="360"/>
+      </w:pPr>
+      <w:rPr>
+        <w:rFonts w:ascii="Symbol" w:hAnsi="Symbol" w:hint="default"/>
+      </w:rPr>
+    </w:lvl>
+    <w:lvl w:ilvl="4" w:tplc="04090003" w:tentative="1">
+      <w:start w:val="1"/>
+      <w:numFmt w:val="bullet"/>
+      <w:lvlText w:val="o"/>
+      <w:lvlJc w:val="left"/>
+      <w:pPr>
+        <w:ind w:left="3884" w:hanging="360"/>
+      </w:pPr>
+      <w:rPr>
+        <w:rFonts w:ascii="Courier New" w:hAnsi="Courier New" w:cs="Courier New" w:hint="default"/>
+      </w:rPr>
+    </w:lvl>
+    <w:lvl w:ilvl="5" w:tplc="04090005" w:tentative="1">
+      <w:start w:val="1"/>
+      <w:numFmt w:val="bullet"/>
+      <w:lvlText w:val=""/>
+      <w:lvlJc w:val="left"/>
+      <w:pPr>
+        <w:ind w:left="4604" w:hanging="360"/>
+      </w:pPr>
+      <w:rPr>
+        <w:rFonts w:ascii="Wingdings" w:hAnsi="Wingdings" w:hint="default"/>
+      </w:rPr>
+    </w:lvl>
+    <w:lvl w:ilvl="6" w:tplc="04090001" w:tentative="1">
+      <w:start w:val="1"/>
+      <w:numFmt w:val="bullet"/>
+      <w:lvlText w:val=""/>
+      <w:lvlJc w:val="left"/>
+      <w:pPr>
+        <w:ind w:left="5324" w:hanging="360"/>
+      </w:pPr>
+      <w:rPr>
+        <w:rFonts w:ascii="Symbol" w:hAnsi="Symbol" w:hint="default"/>
+      </w:rPr>
+    </w:lvl>
+    <w:lvl w:ilvl="7" w:tplc="04090003" w:tentative="1">
+      <w:start w:val="1"/>
+      <w:numFmt w:val="bullet"/>
+      <w:lvlText w:val="o"/>
+      <w:lvlJc w:val="left"/>
+      <w:pPr>
+        <w:ind w:left="6044" w:hanging="360"/>
+      </w:pPr>
+      <w:rPr>
+        <w:rFonts w:ascii="Courier New" w:hAnsi="Courier New" w:cs="Courier New" w:hint="default"/>
+      </w:rPr>
+    </w:lvl>
+    <w:lvl w:ilvl="8" w:tplc="04090005" w:tentative="1">
+      <w:start w:val="1"/>
+      <w:numFmt w:val="bullet"/>
+      <w:lvlText w:val=""/>
+      <w:lvlJc w:val="left"/>
+      <w:pPr>
+        <w:ind w:left="6764" w:hanging="360"/>
+      </w:pPr>
+      <w:rPr>
+        <w:rFonts w:ascii="Wingdings" w:hAnsi="Wingdings" w:hint="default"/>
+      </w:rPr>
+    </w:lvl>
+  </w:abstractNum>
+  <w:abstractNum w:abstractNumId="10" w15:restartNumberingAfterBreak="0">
+    <w:nsid w:val="0EBE4A52"/>
+    <w:multiLevelType w:val="hybridMultilevel"/>
+    <w:tmpl w:val="C06C9498"/>
+    <w:lvl w:ilvl="0" w:tplc="0409000F">
+      <w:start w:val="1"/>
+      <w:numFmt w:val="decimal"/>
+      <w:lvlText w:val="%1."/>
+      <w:lvlJc w:val="left"/>
+      <w:pPr>
+        <w:ind w:left="720" w:hanging="360"/>
+      </w:pPr>
+      <w:rPr>
+        <w:rFonts w:hint="default"/>
+      </w:rPr>
+    </w:lvl>
+    <w:lvl w:ilvl="1" w:tplc="04090019" w:tentative="1">
+      <w:start w:val="1"/>
+      <w:numFmt w:val="lowerLetter"/>
+      <w:lvlText w:val="%2."/>
+      <w:lvlJc w:val="left"/>
+      <w:pPr>
+        <w:ind w:left="1440" w:hanging="360"/>
+      </w:pPr>
+    </w:lvl>
+    <w:lvl w:ilvl="2" w:tplc="0409001B" w:tentative="1">
+      <w:start w:val="1"/>
+      <w:numFmt w:val="lowerRoman"/>
+      <w:lvlText w:val="%3."/>
+      <w:lvlJc w:val="right"/>
+      <w:pPr>
+        <w:ind w:left="2160" w:hanging="180"/>
+      </w:pPr>
+    </w:lvl>
+    <w:lvl w:ilvl="3" w:tplc="0409000F" w:tentative="1">
+      <w:start w:val="1"/>
+      <w:numFmt w:val="decimal"/>
+      <w:lvlText w:val="%4."/>
+      <w:lvlJc w:val="left"/>
+      <w:pPr>
+        <w:ind w:left="2880" w:hanging="360"/>
+      </w:pPr>
+    </w:lvl>
+    <w:lvl w:ilvl="4" w:tplc="04090019" w:tentative="1">
+      <w:start w:val="1"/>
+      <w:numFmt w:val="lowerLetter"/>
+      <w:lvlText w:val="%5."/>
+      <w:lvlJc w:val="left"/>
+      <w:pPr>
+        <w:ind w:left="3600" w:hanging="360"/>
+      </w:pPr>
+    </w:lvl>
+    <w:lvl w:ilvl="5" w:tplc="0409001B" w:tentative="1">
+      <w:start w:val="1"/>
+      <w:numFmt w:val="lowerRoman"/>
+      <w:lvlText w:val="%6."/>
+      <w:lvlJc w:val="right"/>
+      <w:pPr>
+        <w:ind w:left="4320" w:hanging="180"/>
+      </w:pPr>
+    </w:lvl>
+    <w:lvl w:ilvl="6" w:tplc="0409000F" w:tentative="1">
+      <w:start w:val="1"/>
+      <w:numFmt w:val="decimal"/>
+      <w:lvlText w:val="%7."/>
+      <w:lvlJc w:val="left"/>
+      <w:pPr>
+        <w:ind w:left="5040" w:hanging="360"/>
+      </w:pPr>
+    </w:lvl>
+    <w:lvl w:ilvl="7" w:tplc="04090019" w:tentative="1">
+      <w:start w:val="1"/>
+      <w:numFmt w:val="lowerLetter"/>
+      <w:lvlText w:val="%8."/>
+      <w:lvlJc w:val="left"/>
+      <w:pPr>
+        <w:ind w:left="5760" w:hanging="360"/>
+      </w:pPr>
+    </w:lvl>
+    <w:lvl w:ilvl="8" w:tplc="0409001B" w:tentative="1">
+      <w:start w:val="1"/>
+      <w:numFmt w:val="lowerRoman"/>
+      <w:lvlText w:val="%9."/>
+      <w:lvlJc w:val="right"/>
+      <w:pPr>
+        <w:ind w:left="6480" w:hanging="180"/>
+      </w:pPr>
+    </w:lvl>
+  </w:abstractNum>
+  <w:abstractNum w:abstractNumId="11" w15:restartNumberingAfterBreak="0">
+    <w:nsid w:val="385725D3"/>
+    <w:multiLevelType w:val="hybridMultilevel"/>
+    <w:tmpl w:val="746CF4C4"/>
+    <w:lvl w:ilvl="0" w:tplc="04090001">
+      <w:start w:val="1"/>
+      <w:numFmt w:val="bullet"/>
+      <w:lvlText w:val=""/>
+      <w:lvlJc w:val="left"/>
+      <w:pPr>
+        <w:ind w:left="720" w:hanging="360"/>
+      </w:pPr>
+      <w:rPr>
+        <w:rFonts w:ascii="Symbol" w:hAnsi="Symbol" w:hint="default"/>
+      </w:rPr>
+    </w:lvl>
+    <w:lvl w:ilvl="1" w:tplc="04090003" w:tentative="1">
+      <w:start w:val="1"/>
+      <w:numFmt w:val="bullet"/>
+      <w:lvlText w:val="o"/>
+      <w:lvlJc w:val="left"/>
+      <w:pPr>
+        <w:ind w:left="1440" w:hanging="360"/>
+      </w:pPr>
+      <w:rPr>
+        <w:rFonts w:ascii="Courier New" w:hAnsi="Courier New" w:cs="Courier New" w:hint="default"/>
+      </w:rPr>
+    </w:lvl>
+    <w:lvl w:ilvl="2" w:tplc="04090005" w:tentative="1">
+      <w:start w:val="1"/>
+      <w:numFmt w:val="bullet"/>
+      <w:lvlText w:val=""/>
+      <w:lvlJc w:val="left"/>
+      <w:pPr>
+        <w:ind w:left="2160" w:hanging="360"/>
+      </w:pPr>
+      <w:rPr>
+        <w:rFonts w:ascii="Wingdings" w:hAnsi="Wingdings" w:hint="default"/>
+      </w:rPr>
+    </w:lvl>
+    <w:lvl w:ilvl="3" w:tplc="04090001" w:tentative="1">
+      <w:start w:val="1"/>
+      <w:numFmt w:val="bullet"/>
+      <w:lvlText w:val=""/>
+      <w:lvlJc w:val="left"/>
+      <w:pPr>
+        <w:ind w:left="2880" w:hanging="360"/>
+      </w:pPr>
+      <w:rPr>
+        <w:rFonts w:ascii="Symbol" w:hAnsi="Symbol" w:hint="default"/>
+      </w:rPr>
+    </w:lvl>
+    <w:lvl w:ilvl="4" w:tplc="04090003" w:tentative="1">
+      <w:start w:val="1"/>
+      <w:numFmt w:val="bullet"/>
+      <w:lvlText w:val="o"/>
+      <w:lvlJc w:val="left"/>
+      <w:pPr>
+        <w:ind w:left="3600" w:hanging="360"/>
+      </w:pPr>
+      <w:rPr>
+        <w:rFonts w:ascii="Courier New" w:hAnsi="Courier New" w:cs="Courier New" w:hint="default"/>
+      </w:rPr>
+    </w:lvl>
+    <w:lvl w:ilvl="5" w:tplc="04090005" w:tentative="1">
+      <w:start w:val="1"/>
+      <w:numFmt w:val="bullet"/>
+      <w:lvlText w:val=""/>
+      <w:lvlJc w:val="left"/>
+      <w:pPr>
+        <w:ind w:left="4320" w:hanging="360"/>
+      </w:pPr>
+      <w:rPr>
+        <w:rFonts w:ascii="Wingdings" w:hAnsi="Wingdings" w:hint="default"/>
+      </w:rPr>
+    </w:lvl>
+    <w:lvl w:ilvl="6" w:tplc="04090001" w:tentative="1">
+      <w:start w:val="1"/>
+      <w:numFmt w:val="bullet"/>
+      <w:lvlText w:val=""/>
+      <w:lvlJc w:val="left"/>
+      <w:pPr>
+        <w:ind w:left="5040" w:hanging="360"/>
+      </w:pPr>
+      <w:rPr>
+        <w:rFonts w:ascii="Symbol" w:hAnsi="Symbol" w:hint="default"/>
+      </w:rPr>
+    </w:lvl>
+    <w:lvl w:ilvl="7" w:tplc="04090003" w:tentative="1">
+      <w:start w:val="1"/>
+      <w:numFmt w:val="bullet"/>
+      <w:lvlText w:val="o"/>
+      <w:lvlJc w:val="left"/>
+      <w:pPr>
+        <w:ind w:left="5760" w:hanging="360"/>
+      </w:pPr>
+      <w:rPr>
+        <w:rFonts w:ascii="Courier New" w:hAnsi="Courier New" w:cs="Courier New" w:hint="default"/>
+      </w:rPr>
+    </w:lvl>
+    <w:lvl w:ilvl="8" w:tplc="04090005" w:tentative="1">
+      <w:start w:val="1"/>
+      <w:numFmt w:val="bullet"/>
+      <w:lvlText w:val=""/>
+      <w:lvlJc w:val="left"/>
+      <w:pPr>
+        <w:ind w:left="6480" w:hanging="360"/>
+      </w:pPr>
+      <w:rPr>
+        <w:rFonts w:ascii="Wingdings" w:hAnsi="Wingdings" w:hint="default"/>
       </w:rPr>
     </w:lvl>
   </w:abstractNum>
@@ -3134,6 +7383,21 @@
   </w:num>
   <w:num w:numId="10" w16cid:durableId="112407067">
     <w:abstractNumId w:val="7"/>
+  </w:num>
+  <w:num w:numId="11" w16cid:durableId="1111314316">
+    <w:abstractNumId w:val="9"/>
+  </w:num>
+  <w:num w:numId="12" w16cid:durableId="1433667960">
+    <w:abstractNumId w:val="7"/>
+  </w:num>
+  <w:num w:numId="13" w16cid:durableId="225066863">
+    <w:abstractNumId w:val="11"/>
+  </w:num>
+  <w:num w:numId="14" w16cid:durableId="1190071623">
+    <w:abstractNumId w:val="7"/>
+  </w:num>
+  <w:num w:numId="15" w16cid:durableId="1166285457">
+    <w:abstractNumId w:val="10"/>
   </w:num>
 </w:numbering>
 </file>
@@ -3310,7 +7574,7 @@
     <w:lsdException w:name="Table Web 2" w:semiHidden="1" w:unhideWhenUsed="1"/>
     <w:lsdException w:name="Table Web 3" w:semiHidden="1" w:unhideWhenUsed="1"/>
     <w:lsdException w:name="Balloon Text" w:semiHidden="1" w:unhideWhenUsed="1"/>
-    <w:lsdException w:name="Table Grid" w:uiPriority="59"/>
+    <w:lsdException w:name="Table Grid" w:uiPriority="0"/>
     <w:lsdException w:name="Table Theme" w:semiHidden="1" w:unhideWhenUsed="1"/>
     <w:lsdException w:name="Placeholder Text" w:semiHidden="1"/>
     <w:lsdException w:name="No Spacing" w:uiPriority="1" w:qFormat="1"/>
@@ -3527,7 +7791,7 @@
   <w:style w:type="paragraph" w:default="1" w:styleId="Normal">
     <w:name w:val="Normal"/>
     <w:qFormat/>
-    <w:rsid w:val="00FA241D"/>
+    <w:rsid w:val="00896338"/>
     <w:rPr>
       <w:rFonts w:ascii="Arial" w:hAnsi="Arial"/>
     </w:rPr>
@@ -3744,7 +8008,6 @@
   <w:style w:type="character" w:default="1" w:styleId="DefaultParagraphFont">
     <w:name w:val="Default Paragraph Font"/>
     <w:uiPriority w:val="1"/>
-    <w:semiHidden/>
     <w:unhideWhenUsed/>
   </w:style>
   <w:style w:type="table" w:default="1" w:styleId="TableNormal">
@@ -4470,7 +8733,6 @@
   <w:style w:type="table" w:styleId="TableGrid">
     <w:name w:val="Table Grid"/>
     <w:basedOn w:val="TableNormal"/>
-    <w:uiPriority w:val="59"/>
     <w:rsid w:val="00FC693F"/>
     <w:pPr>
       <w:spacing w:after="0" w:line="240" w:lineRule="auto"/>
@@ -14549,6 +18811,33 @@
       <w:rFonts w:ascii="Consolas" w:hAnsi="Consolas"/>
       <w:sz w:val="20"/>
       <w:szCs w:val="20"/>
+    </w:rPr>
+  </w:style>
+  <w:style w:type="paragraph" w:customStyle="1" w:styleId="Code">
+    <w:name w:val="Code"/>
+    <w:basedOn w:val="Normal"/>
+    <w:link w:val="CodeChar"/>
+    <w:rsid w:val="00896338"/>
+    <w:pPr>
+      <w:shd w:val="clear" w:color="auto" w:fill="F5F5F5"/>
+      <w:spacing w:after="0" w:line="240" w:lineRule="auto"/>
+      <w:contextualSpacing/>
+    </w:pPr>
+    <w:rPr>
+      <w:rFonts w:ascii="Consolas" w:eastAsia="Consolas" w:hAnsi="Consolas" w:cs="Consolas"/>
+      <w:sz w:val="20"/>
+      <w:lang w:bidi="he-IL"/>
+    </w:rPr>
+  </w:style>
+  <w:style w:type="character" w:customStyle="1" w:styleId="CodeChar">
+    <w:name w:val="Code Char"/>
+    <w:link w:val="Code"/>
+    <w:rsid w:val="00896338"/>
+    <w:rPr>
+      <w:rFonts w:ascii="Consolas" w:eastAsia="Consolas" w:hAnsi="Consolas" w:cs="Consolas"/>
+      <w:sz w:val="20"/>
+      <w:shd w:val="clear" w:color="auto" w:fill="F5F5F5"/>
+      <w:lang w:bidi="he-IL"/>
     </w:rPr>
   </w:style>
 </w:styles>

--- a/documentation/EXPERIMENT_REPRODUCTION_GUIDE.docx
+++ b/documentation/EXPERIMENT_REPRODUCTION_GUIDE.docx
@@ -6,10 +6,16 @@
       <w:pPr>
         <w:pStyle w:val="Heading1"/>
         <w:bidi/>
+        <w:rPr>
+          <w:sz w:val="32"/>
+          <w:szCs w:val="32"/>
+        </w:rPr>
       </w:pPr>
       <w:r>
         <w:rPr>
           <w:rFonts w:ascii="Arial" w:hAnsi="Arial"/>
+          <w:sz w:val="32"/>
+          <w:szCs w:val="32"/>
           <w:rtl/>
         </w:rPr>
         <w:t>מדריך לבודק - שחזור הניסויים</w:t>
@@ -483,12 +489,25 @@
       </w:r>
     </w:p>
     <w:p>
-      <w:r>
-        <w:rPr>
-          <w:rFonts w:ascii="Courier New" w:hAnsi="Courier New"/>
-          <w:sz w:val="19"/>
-        </w:rPr>
-        <w:t>[להוסיף קישור]</w:t>
+      <w:pPr>
+        <w:rPr>
+          <w:lang w:bidi="he-IL"/>
+        </w:rPr>
+      </w:pPr>
+      <w:hyperlink r:id="rId8" w:history="1">
+        <w:r>
+          <w:rPr>
+            <w:rStyle w:val="Hyperlink"/>
+            <w:lang w:bidi="he-IL"/>
+          </w:rPr>
+          <w:t>https://www.kaggle.com/code/alonlev001/main-for-machine-learning</w:t>
+        </w:r>
+      </w:hyperlink>
+      <w:r>
+        <w:rPr>
+          <w:lang w:bidi="he-IL"/>
+        </w:rPr>
+        <w:br/>
       </w:r>
     </w:p>
     <w:p>
@@ -1211,113 +1230,133 @@
       </w:r>
     </w:p>
     <w:p>
+      <w:pPr>
+        <w:rPr>
+          <w:lang w:bidi="he-IL"/>
+        </w:rPr>
+      </w:pPr>
+      <w:hyperlink r:id="rId9" w:history="1">
+        <w:r>
+          <w:rPr>
+            <w:rStyle w:val="Hyperlink"/>
+            <w:lang w:bidi="he-IL"/>
+          </w:rPr>
+          <w:t>https://www.kaggle.com/code/alonlev001/ai-accent-classifier-cnn</w:t>
+        </w:r>
+      </w:hyperlink>
+      <w:r>
+        <w:rPr>
+          <w:lang w:bidi="he-IL"/>
+        </w:rPr>
+        <w:br/>
+      </w:r>
+    </w:p>
+    <w:p>
+      <w:pPr>
+        <w:pStyle w:val="Heading2"/>
+        <w:bidi/>
+      </w:pPr>
+      <w:r>
+        <w:rPr>
+          <w:rFonts w:ascii="Arial" w:hAnsi="Arial"/>
+          <w:rtl/>
+        </w:rPr>
+        <w:t xml:space="preserve">4. שחזור </w:t>
+      </w:r>
+      <w:r>
+        <w:rPr>
+          <w:rFonts w:asciiTheme="majorBidi" w:hAnsiTheme="majorBidi"/>
+          <w:lang w:bidi="he-IL"/>
+        </w:rPr>
+        <w:t>cnn</w:t>
+      </w:r>
+      <w:r>
+        <w:rPr>
+          <w:rFonts w:ascii="Arial" w:hAnsi="Arial" w:hint="cs"/>
+          <w:rtl/>
+          <w:lang w:bidi="he-IL"/>
+        </w:rPr>
+        <w:t xml:space="preserve"> גרסת </w:t>
+      </w:r>
+      <w:r>
+        <w:rPr>
+          <w:rFonts w:ascii="Arial" w:hAnsi="Arial"/>
+          <w:rtl/>
+        </w:rPr>
+        <w:t>המודל המולטי-מודאלי</w:t>
+      </w:r>
+    </w:p>
+    <w:p>
+      <w:pPr>
+        <w:bidi/>
+      </w:pPr>
+      <w:r>
+        <w:rPr>
+          <w:rtl/>
+        </w:rPr>
+        <w:t>יש לוודא שקיימים גם הספקטרוגרמות וגם קובץ הפיצ'רים של אותו מצב.</w:t>
+      </w:r>
+    </w:p>
+    <w:p>
+      <w:pPr>
+        <w:bidi/>
+        <w:rPr>
+          <w:rtl/>
+          <w:lang w:bidi="he-IL"/>
+        </w:rPr>
+      </w:pPr>
+      <w:r>
+        <w:rPr>
+          <w:rtl/>
+        </w:rPr>
+        <w:t>מריצים:</w:t>
+      </w:r>
+    </w:p>
+    <w:p>
       <w:r>
         <w:rPr>
           <w:rFonts w:ascii="Courier New" w:hAnsi="Courier New"/>
           <w:sz w:val="19"/>
         </w:rPr>
-        <w:t>[להוסיף קישור]</w:t>
+        <w:t>main_multimodal_cnn.py</w:t>
       </w:r>
     </w:p>
     <w:p>
       <w:pPr>
-        <w:pStyle w:val="Heading2"/>
         <w:bidi/>
       </w:pPr>
       <w:r>
         <w:rPr>
-          <w:rFonts w:ascii="Arial" w:hAnsi="Arial"/>
-          <w:rtl/>
-        </w:rPr>
-        <w:t xml:space="preserve">4. שחזור </w:t>
-      </w:r>
-      <w:r>
-        <w:rPr>
-          <w:rFonts w:asciiTheme="majorBidi" w:hAnsiTheme="majorBidi"/>
-          <w:lang w:bidi="he-IL"/>
-        </w:rPr>
-        <w:t>cnn</w:t>
-      </w:r>
-      <w:r>
-        <w:rPr>
-          <w:rFonts w:ascii="Arial" w:hAnsi="Arial" w:hint="cs"/>
-          <w:rtl/>
-          <w:lang w:bidi="he-IL"/>
-        </w:rPr>
-        <w:t xml:space="preserve"> גרסת </w:t>
-      </w:r>
-      <w:r>
-        <w:rPr>
-          <w:rFonts w:ascii="Arial" w:hAnsi="Arial"/>
-          <w:rtl/>
-        </w:rPr>
-        <w:t>המודל המולטי-מודאלי</w:t>
+          <w:rFonts w:hint="cs"/>
+          <w:rtl/>
+          <w:lang w:bidi="he-IL"/>
+        </w:rPr>
+        <w:t xml:space="preserve">או דרך </w:t>
+      </w:r>
+      <w:r>
+        <w:rPr>
+          <w:rtl/>
+        </w:rPr>
+        <w:t>מחברת Kaggle:</w:t>
       </w:r>
     </w:p>
     <w:p>
       <w:pPr>
-        <w:bidi/>
-      </w:pPr>
-      <w:r>
-        <w:rPr>
-          <w:rtl/>
-        </w:rPr>
-        <w:t>יש לוודא שקיימים גם הספקטרוגרמות וגם קובץ הפיצ'רים של אותו מצב.</w:t>
-      </w:r>
+        <w:rPr>
+          <w:lang w:bidi="he-IL"/>
+        </w:rPr>
+      </w:pPr>
+      <w:hyperlink r:id="rId10" w:history="1">
+        <w:r>
+          <w:rPr>
+            <w:rStyle w:val="Hyperlink"/>
+            <w:rFonts w:asciiTheme="minorBidi" w:hAnsiTheme="minorBidi"/>
+            <w:lang w:bidi="he-IL"/>
+          </w:rPr>
+          <w:t>https://www.kaggle.com/code/alonlev001/ai-accent-classifier-multimodal-cnn</w:t>
+        </w:r>
+      </w:hyperlink>
     </w:p>
-    <w:p>
-      <w:pPr>
-        <w:bidi/>
-        <w:rPr>
-          <w:rtl/>
-          <w:lang w:bidi="he-IL"/>
-        </w:rPr>
-      </w:pPr>
-      <w:r>
-        <w:rPr>
-          <w:rtl/>
-        </w:rPr>
-        <w:t>מריצים:</w:t>
-      </w:r>
-    </w:p>
-    <w:p>
-      <w:r>
-        <w:rPr>
-          <w:rFonts w:ascii="Courier New" w:hAnsi="Courier New"/>
-          <w:sz w:val="19"/>
-        </w:rPr>
-        <w:t>main_multimodal_cnn.py</w:t>
-      </w:r>
-    </w:p>
-    <w:p>
-      <w:pPr>
-        <w:bidi/>
-      </w:pPr>
-      <w:r>
-        <w:rPr>
-          <w:rFonts w:hint="cs"/>
-          <w:rtl/>
-          <w:lang w:bidi="he-IL"/>
-        </w:rPr>
-        <w:t xml:space="preserve">או דרך </w:t>
-      </w:r>
-      <w:r>
-        <w:rPr>
-          <w:rtl/>
-        </w:rPr>
-        <w:t>מחברת Kaggle:</w:t>
-      </w:r>
-    </w:p>
-    <w:p>
-      <w:r>
-        <w:rPr>
-          <w:rFonts w:ascii="Courier New" w:hAnsi="Courier New"/>
-          <w:sz w:val="19"/>
-        </w:rPr>
-        <w:t>[להוסיף קישור]</w:t>
-      </w:r>
-    </w:p>
-    <w:p/>
     <w:p>
       <w:pPr>
         <w:bidi/>
@@ -1894,13 +1933,31 @@
       </w:r>
     </w:p>
     <w:p>
-      <w:r>
-        <w:rPr>
-          <w:rFonts w:ascii="Courier New" w:hAnsi="Courier New"/>
-          <w:sz w:val="19"/>
-        </w:rPr>
-        <w:t>[להוסיף קישור]</w:t>
-      </w:r>
+      <w:pPr>
+        <w:rPr>
+          <w:lang w:bidi="he-IL"/>
+        </w:rPr>
+      </w:pPr>
+      <w:hyperlink r:id="rId11" w:history="1">
+        <w:r>
+          <w:rPr>
+            <w:rStyle w:val="Hyperlink"/>
+          </w:rPr>
+          <w:t>https://www.kaggle.com/code/alonlev001/</w:t>
+        </w:r>
+        <w:r>
+          <w:rPr>
+            <w:rStyle w:val="Hyperlink"/>
+          </w:rPr>
+          <w:t>a</w:t>
+        </w:r>
+        <w:r>
+          <w:rPr>
+            <w:rStyle w:val="Hyperlink"/>
+          </w:rPr>
+          <w:t>rchive-cnn</w:t>
+        </w:r>
+      </w:hyperlink>
     </w:p>
     <w:p>
       <w:pPr>
@@ -4338,7 +4395,7 @@
                     <pic:cNvPicPr/>
                   </pic:nvPicPr>
                   <pic:blipFill>
-                    <a:blip r:embed="rId8"/>
+                    <a:blip r:embed="rId12"/>
                     <a:stretch>
                       <a:fillRect/>
                     </a:stretch>
@@ -4622,7 +4679,7 @@
                     <pic:cNvPicPr/>
                   </pic:nvPicPr>
                   <pic:blipFill>
-                    <a:blip r:embed="rId9"/>
+                    <a:blip r:embed="rId13"/>
                     <a:stretch>
                       <a:fillRect/>
                     </a:stretch>
@@ -4858,7 +4915,7 @@
                     <pic:cNvPicPr/>
                   </pic:nvPicPr>
                   <pic:blipFill>
-                    <a:blip r:embed="rId10"/>
+                    <a:blip r:embed="rId14"/>
                     <a:stretch>
                       <a:fillRect/>
                     </a:stretch>
@@ -18840,6 +18897,41 @@
       <w:lang w:bidi="he-IL"/>
     </w:rPr>
   </w:style>
+  <w:style w:type="character" w:styleId="Hyperlink">
+    <w:name w:val="Hyperlink"/>
+    <w:basedOn w:val="DefaultParagraphFont"/>
+    <w:uiPriority w:val="99"/>
+    <w:unhideWhenUsed/>
+    <w:rsid w:val="00910E03"/>
+    <w:rPr>
+      <w:color w:val="0000FF" w:themeColor="hyperlink"/>
+      <w:u w:val="single"/>
+    </w:rPr>
+  </w:style>
+  <w:style w:type="character" w:styleId="UnresolvedMention">
+    <w:name w:val="Unresolved Mention"/>
+    <w:basedOn w:val="DefaultParagraphFont"/>
+    <w:uiPriority w:val="99"/>
+    <w:semiHidden/>
+    <w:unhideWhenUsed/>
+    <w:rsid w:val="00910E03"/>
+    <w:rPr>
+      <w:color w:val="605E5C"/>
+      <w:shd w:val="clear" w:color="auto" w:fill="E1DFDD"/>
+    </w:rPr>
+  </w:style>
+  <w:style w:type="character" w:styleId="FollowedHyperlink">
+    <w:name w:val="FollowedHyperlink"/>
+    <w:basedOn w:val="DefaultParagraphFont"/>
+    <w:uiPriority w:val="99"/>
+    <w:semiHidden/>
+    <w:unhideWhenUsed/>
+    <w:rsid w:val="001E3180"/>
+    <w:rPr>
+      <w:color w:val="800080" w:themeColor="followedHyperlink"/>
+      <w:u w:val="single"/>
+    </w:rPr>
+  </w:style>
 </w:styles>
 </file>
 
